--- a/Дипломная работа.docx
+++ b/Дипломная работа.docx
@@ -187,6 +187,9 @@
         <w:pStyle w:val="a3"/>
       </w:pPr>
       <w:r>
+        <w:rPr>
+          <w:noProof/>
+        </w:rPr>
         <w:drawing>
           <wp:inline distT="0" distB="0" distL="0" distR="0" wp14:anchorId="6EEA26B2" wp14:editId="227DC147">
             <wp:extent cx="5940425" cy="4485640"/>
@@ -227,6 +230,9 @@
     <w:p>
       <w:pPr>
         <w:pStyle w:val="a3"/>
+        <w:rPr>
+          <w:lang w:val="kk-KZ"/>
+        </w:rPr>
       </w:pPr>
       <w:r>
         <w:lastRenderedPageBreak/>
@@ -687,7 +693,6 @@
         <w:t xml:space="preserve"> Применение </w:t>
       </w:r>
       <w:proofErr w:type="spellStart"/>
-      <w:proofErr w:type="gramStart"/>
       <w:r>
         <w:rPr>
           <w:rFonts w:ascii="Courier New" w:eastAsia="Times New Roman" w:hAnsi="Courier New" w:cs="Courier New"/>
@@ -695,17 +700,7 @@
           <w:szCs w:val="20"/>
           <w:lang w:eastAsia="ru-RU"/>
         </w:rPr>
-        <w:t>hmac.compare</w:t>
-      </w:r>
-      <w:proofErr w:type="gramEnd"/>
-      <w:r>
-        <w:rPr>
-          <w:rFonts w:ascii="Courier New" w:eastAsia="Times New Roman" w:hAnsi="Courier New" w:cs="Courier New"/>
-          <w:sz w:val="20"/>
-          <w:szCs w:val="20"/>
-          <w:lang w:eastAsia="ru-RU"/>
-        </w:rPr>
-        <w:t>_digest</w:t>
+        <w:t>hmac.compare_digest</w:t>
       </w:r>
       <w:proofErr w:type="spellEnd"/>
       <w:r>
@@ -1135,38 +1130,16 @@
           <w:szCs w:val="24"/>
           <w:lang w:eastAsia="ru-RU"/>
         </w:rPr>
-        <w:t>-систем или проприетарных API</w:t>
-      </w:r>
-      <w:proofErr w:type="gramStart"/>
-      <w:r>
-        <w:rPr>
-          <w:rFonts w:ascii="Times New Roman" w:eastAsia="Times New Roman" w:hAnsi="Times New Roman" w:cs="Times New Roman"/>
-          <w:b/>
-          <w:bCs/>
-          <w:sz w:val="24"/>
-          <w:szCs w:val="24"/>
-          <w:lang w:eastAsia="ru-RU"/>
-        </w:rPr>
-        <w:t>:</w:t>
-      </w:r>
-      <w:r>
-        <w:rPr>
-          <w:rFonts w:ascii="Times New Roman" w:eastAsia="Times New Roman" w:hAnsi="Times New Roman" w:cs="Times New Roman"/>
-          <w:sz w:val="24"/>
-          <w:szCs w:val="24"/>
-          <w:lang w:eastAsia="ru-RU"/>
-        </w:rPr>
-        <w:t xml:space="preserve"> Часто</w:t>
-      </w:r>
-      <w:proofErr w:type="gramEnd"/>
-      <w:r>
-        <w:rPr>
-          <w:rFonts w:ascii="Times New Roman" w:eastAsia="Times New Roman" w:hAnsi="Times New Roman" w:cs="Times New Roman"/>
-          <w:sz w:val="24"/>
-          <w:szCs w:val="24"/>
-          <w:lang w:eastAsia="ru-RU"/>
-        </w:rPr>
-        <w:t xml:space="preserve"> сторонние API (например, </w:t>
+        <w:t>-систем или проприетарных API:</w:t>
+      </w:r>
+      <w:r>
+        <w:rPr>
+          <w:rFonts w:ascii="Times New Roman" w:eastAsia="Times New Roman" w:hAnsi="Times New Roman" w:cs="Times New Roman"/>
+          <w:sz w:val="24"/>
+          <w:szCs w:val="24"/>
+          <w:lang w:eastAsia="ru-RU"/>
+        </w:rPr>
+        <w:t xml:space="preserve"> Часто сторонние API (например, </w:t>
       </w:r>
       <w:proofErr w:type="spellStart"/>
       <w:r>
@@ -1506,27 +1479,7 @@
           <w:szCs w:val="24"/>
           <w:lang w:eastAsia="ru-RU"/>
         </w:rPr>
-        <w:t xml:space="preserve">. Это отличный пример того, как должен выглядеть современный защищенный шлюз, сочетающий в себе производительность Python с жесткими требованиями кибербезопасности. Для дипломной работы или </w:t>
-      </w:r>
-      <w:proofErr w:type="gramStart"/>
-      <w:r>
-        <w:rPr>
-          <w:rFonts w:ascii="Times New Roman" w:eastAsia="Times New Roman" w:hAnsi="Times New Roman" w:cs="Times New Roman"/>
-          <w:sz w:val="24"/>
-          <w:szCs w:val="24"/>
-          <w:lang w:eastAsia="ru-RU"/>
-        </w:rPr>
-        <w:t>портфолио специалиста по информационной безопасности это</w:t>
-      </w:r>
-      <w:proofErr w:type="gramEnd"/>
-      <w:r>
-        <w:rPr>
-          <w:rFonts w:ascii="Times New Roman" w:eastAsia="Times New Roman" w:hAnsi="Times New Roman" w:cs="Times New Roman"/>
-          <w:sz w:val="24"/>
-          <w:szCs w:val="24"/>
-          <w:lang w:eastAsia="ru-RU"/>
-        </w:rPr>
-        <w:t xml:space="preserve"> проект очень высокого уровня.</w:t>
+        <w:t>. Это отличный пример того, как должен выглядеть современный защищенный шлюз, сочетающий в себе производительность Python с жесткими требованиями кибербезопасности. Для дипломной работы или портфолио специалиста по информационной безопасности это проект очень высокого уровня.</w:t>
       </w:r>
     </w:p>
     <w:p>
@@ -1760,25 +1713,14 @@
         </w:rPr>
         <w:t xml:space="preserve"> API</w:t>
       </w:r>
-      <w:proofErr w:type="gramStart"/>
-      <w:r>
-        <w:rPr>
-          <w:rFonts w:ascii="Times New Roman" w:eastAsia="Times New Roman" w:hAnsi="Times New Roman" w:cs="Times New Roman"/>
-          <w:sz w:val="24"/>
-          <w:szCs w:val="24"/>
-          <w:lang w:eastAsia="ru-RU"/>
-        </w:rPr>
-        <w:t>: Рассматривается</w:t>
-      </w:r>
-      <w:proofErr w:type="gramEnd"/>
-      <w:r>
-        <w:rPr>
-          <w:rFonts w:ascii="Times New Roman" w:eastAsia="Times New Roman" w:hAnsi="Times New Roman" w:cs="Times New Roman"/>
-          <w:sz w:val="24"/>
-          <w:szCs w:val="24"/>
-          <w:lang w:eastAsia="ru-RU"/>
-        </w:rPr>
-        <w:t xml:space="preserve"> локальный уровень (</w:t>
+      <w:r>
+        <w:rPr>
+          <w:rFonts w:ascii="Times New Roman" w:eastAsia="Times New Roman" w:hAnsi="Times New Roman" w:cs="Times New Roman"/>
+          <w:sz w:val="24"/>
+          <w:szCs w:val="24"/>
+          <w:lang w:eastAsia="ru-RU"/>
+        </w:rPr>
+        <w:t>: Рассматривается локальный уровень (</w:t>
       </w:r>
       <w:proofErr w:type="spellStart"/>
       <w:r>
@@ -1949,25 +1891,14 @@
         </w:rPr>
         <w:t>Моделирование угроз</w:t>
       </w:r>
-      <w:proofErr w:type="gramStart"/>
-      <w:r>
-        <w:rPr>
-          <w:rFonts w:ascii="Times New Roman" w:eastAsia="Times New Roman" w:hAnsi="Times New Roman" w:cs="Times New Roman"/>
-          <w:sz w:val="24"/>
-          <w:szCs w:val="24"/>
-          <w:lang w:eastAsia="ru-RU"/>
-        </w:rPr>
-        <w:t>: Разбираются</w:t>
-      </w:r>
-      <w:proofErr w:type="gramEnd"/>
-      <w:r>
-        <w:rPr>
-          <w:rFonts w:ascii="Times New Roman" w:eastAsia="Times New Roman" w:hAnsi="Times New Roman" w:cs="Times New Roman"/>
-          <w:sz w:val="24"/>
-          <w:szCs w:val="24"/>
-          <w:lang w:eastAsia="ru-RU"/>
-        </w:rPr>
-        <w:t xml:space="preserve"> основные векторы атак, такие как </w:t>
+      <w:r>
+        <w:rPr>
+          <w:rFonts w:ascii="Times New Roman" w:eastAsia="Times New Roman" w:hAnsi="Times New Roman" w:cs="Times New Roman"/>
+          <w:sz w:val="24"/>
+          <w:szCs w:val="24"/>
+          <w:lang w:eastAsia="ru-RU"/>
+        </w:rPr>
+        <w:t xml:space="preserve">: Разбираются основные векторы атак, такие как </w:t>
       </w:r>
       <w:proofErr w:type="spellStart"/>
       <w:r>
@@ -2305,38 +2236,16 @@
           <w:szCs w:val="24"/>
           <w:lang w:eastAsia="ru-RU"/>
         </w:rPr>
-        <w:t xml:space="preserve">4. Проектирование системы безопасного </w:t>
-      </w:r>
-      <w:proofErr w:type="gramStart"/>
-      <w:r>
-        <w:rPr>
-          <w:rFonts w:ascii="Times New Roman" w:eastAsia="Times New Roman" w:hAnsi="Times New Roman" w:cs="Times New Roman"/>
-          <w:b/>
-          <w:bCs/>
-          <w:sz w:val="24"/>
-          <w:szCs w:val="24"/>
-          <w:lang w:eastAsia="ru-RU"/>
-        </w:rPr>
-        <w:t>API-доступа</w:t>
-      </w:r>
-      <w:r>
-        <w:rPr>
-          <w:rFonts w:ascii="Times New Roman" w:eastAsia="Times New Roman" w:hAnsi="Times New Roman" w:cs="Times New Roman"/>
-          <w:sz w:val="24"/>
-          <w:szCs w:val="24"/>
-          <w:lang w:eastAsia="ru-RU"/>
-        </w:rPr>
-        <w:t xml:space="preserve"> Описывается</w:t>
-      </w:r>
-      <w:proofErr w:type="gramEnd"/>
-      <w:r>
-        <w:rPr>
-          <w:rFonts w:ascii="Times New Roman" w:eastAsia="Times New Roman" w:hAnsi="Times New Roman" w:cs="Times New Roman"/>
-          <w:sz w:val="24"/>
-          <w:szCs w:val="24"/>
-          <w:lang w:eastAsia="ru-RU"/>
-        </w:rPr>
-        <w:t xml:space="preserve"> архитектура разрабатываемой системы, выступающей в роли доверенного шлюза (API Gateway), реализующего концепцию эшелонированной защиты.</w:t>
+        <w:t>4. Проектирование системы безопасного API-доступа</w:t>
+      </w:r>
+      <w:r>
+        <w:rPr>
+          <w:rFonts w:ascii="Times New Roman" w:eastAsia="Times New Roman" w:hAnsi="Times New Roman" w:cs="Times New Roman"/>
+          <w:sz w:val="24"/>
+          <w:szCs w:val="24"/>
+          <w:lang w:eastAsia="ru-RU"/>
+        </w:rPr>
+        <w:t xml:space="preserve"> Описывается архитектура разрабатываемой системы, выступающей в роли доверенного шлюза (API Gateway), реализующего концепцию эшелонированной защиты.</w:t>
       </w:r>
     </w:p>
     <w:p>
@@ -4013,14 +3922,7 @@
         <w:rPr>
           <w:lang w:val="ru-RU"/>
         </w:rPr>
-        <w:t xml:space="preserve"> Хранение секретов вне исходного кода приложения (например, в </w:t>
-      </w:r>
-      <w:proofErr w:type="gramStart"/>
-      <w:r>
-        <w:rPr>
-          <w:lang w:val="ru-RU"/>
-        </w:rPr>
-        <w:t xml:space="preserve">файлах </w:t>
+        <w:t xml:space="preserve"> Хранение секретов вне исходного кода приложения (например, в файлах </w:t>
       </w:r>
       <w:r>
         <w:rPr>
@@ -4041,7 +3943,6 @@
         </w:rPr>
         <w:t>env</w:t>
       </w:r>
-      <w:proofErr w:type="gramEnd"/>
       <w:r>
         <w:rPr>
           <w:lang w:val="ru-RU"/>
@@ -5485,7 +5386,6 @@
           <w:lang w:val="ru-RU"/>
         </w:rPr>
       </w:pPr>
-      <w:proofErr w:type="gramStart"/>
       <w:r>
         <w:rPr>
           <w:b/>
@@ -5494,7 +5394,6 @@
         </w:rPr>
         <w:t>Проблематика</w:t>
       </w:r>
-      <w:proofErr w:type="gramEnd"/>
       <w:r>
         <w:rPr>
           <w:lang w:val="ru-RU"/>
@@ -5710,18 +5609,8 @@
           <w:bCs/>
           <w:lang w:val="ru-RU"/>
         </w:rPr>
-        <w:t xml:space="preserve">Задачи </w:t>
-      </w:r>
-      <w:proofErr w:type="gramStart"/>
-      <w:r>
-        <w:rPr>
-          <w:b/>
-          <w:bCs/>
-          <w:lang w:val="ru-RU"/>
-        </w:rPr>
-        <w:t>исследования</w:t>
-      </w:r>
-      <w:proofErr w:type="gramEnd"/>
+        <w:t>Задачи исследования</w:t>
+      </w:r>
       <w:r>
         <w:rPr>
           <w:lang w:val="ru-RU"/>
@@ -6208,18 +6097,7 @@
           <w:szCs w:val="21"/>
           <w:lang w:eastAsia="ru-RU"/>
         </w:rPr>
-        <w:t xml:space="preserve"> Самый простой метод разделения кода и данных, позволяющий хранить чувствительную информацию в локальных файлах (например</w:t>
-      </w:r>
-      <w:proofErr w:type="gramStart"/>
-      <w:r>
-        <w:rPr>
-          <w:rFonts w:ascii="Google Sans Text" w:eastAsia="Times New Roman" w:hAnsi="Google Sans Text" w:cs="Times New Roman"/>
-          <w:color w:val="C7C7C7"/>
-          <w:sz w:val="21"/>
-          <w:szCs w:val="21"/>
-          <w:lang w:eastAsia="ru-RU"/>
-        </w:rPr>
-        <w:t xml:space="preserve">, </w:t>
+        <w:t xml:space="preserve"> Самый простой метод разделения кода и данных, позволяющий хранить чувствительную информацию в локальных файлах (например, </w:t>
       </w:r>
       <w:r>
         <w:rPr>
@@ -6243,7 +6121,6 @@
         <w:t>env</w:t>
       </w:r>
       <w:proofErr w:type="spellEnd"/>
-      <w:proofErr w:type="gramEnd"/>
       <w:r>
         <w:rPr>
           <w:rFonts w:ascii="Google Sans Text" w:eastAsia="Times New Roman" w:hAnsi="Google Sans Text" w:cs="Times New Roman"/>
@@ -6355,41 +6232,17 @@
           <w:szCs w:val="21"/>
           <w:lang w:eastAsia="ru-RU"/>
         </w:rPr>
-        <w:t>)</w:t>
-      </w:r>
-      <w:proofErr w:type="gramStart"/>
-      <w:r>
-        <w:rPr>
-          <w:rFonts w:ascii="Google Sans Text" w:eastAsia="Times New Roman" w:hAnsi="Google Sans Text" w:cs="Times New Roman"/>
-          <w:b/>
-          <w:bCs/>
-          <w:color w:val="C7C7C7"/>
-          <w:sz w:val="21"/>
-          <w:szCs w:val="21"/>
-          <w:lang w:eastAsia="ru-RU"/>
-        </w:rPr>
-        <w:t>:</w:t>
-      </w:r>
-      <w:r>
-        <w:rPr>
-          <w:rFonts w:ascii="Google Sans Text" w:eastAsia="Times New Roman" w:hAnsi="Google Sans Text" w:cs="Times New Roman"/>
-          <w:color w:val="C7C7C7"/>
-          <w:sz w:val="21"/>
-          <w:szCs w:val="21"/>
-          <w:lang w:eastAsia="ru-RU"/>
-        </w:rPr>
-        <w:t xml:space="preserve"> Для</w:t>
-      </w:r>
-      <w:proofErr w:type="gramEnd"/>
-      <w:r>
-        <w:rPr>
-          <w:rFonts w:ascii="Google Sans Text" w:eastAsia="Times New Roman" w:hAnsi="Google Sans Text" w:cs="Times New Roman"/>
-          <w:color w:val="C7C7C7"/>
-          <w:sz w:val="21"/>
-          <w:szCs w:val="21"/>
-          <w:lang w:eastAsia="ru-RU"/>
-        </w:rPr>
-        <w:t xml:space="preserve"> надежной изоляции мастер-ключей в корпоративных архитектурах применяются специализированные решения, такие как </w:t>
+        <w:t>):</w:t>
+      </w:r>
+      <w:r>
+        <w:rPr>
+          <w:rFonts w:ascii="Google Sans Text" w:eastAsia="Times New Roman" w:hAnsi="Google Sans Text" w:cs="Times New Roman"/>
+          <w:color w:val="C7C7C7"/>
+          <w:sz w:val="21"/>
+          <w:szCs w:val="21"/>
+          <w:lang w:eastAsia="ru-RU"/>
+        </w:rPr>
+        <w:t xml:space="preserve"> Для надежной изоляции мастер-ключей в корпоративных архитектурах применяются специализированные решения, такие как </w:t>
       </w:r>
       <w:proofErr w:type="spellStart"/>
       <w:r>
@@ -6769,7 +6622,6 @@
         <w:t>рефереры</w:t>
       </w:r>
       <w:proofErr w:type="spellEnd"/>
-      <w:proofErr w:type="gramStart"/>
       <w:r>
         <w:rPr>
           <w:rFonts w:ascii="Google Sans Text" w:eastAsia="Times New Roman" w:hAnsi="Google Sans Text" w:cs="Times New Roman"/>
@@ -6790,18 +6642,7 @@
           <w:szCs w:val="21"/>
           <w:lang w:eastAsia="ru-RU"/>
         </w:rPr>
-        <w:t xml:space="preserve"> Для</w:t>
-      </w:r>
-      <w:proofErr w:type="gramEnd"/>
-      <w:r>
-        <w:rPr>
-          <w:rFonts w:ascii="Google Sans Text" w:eastAsia="Times New Roman" w:hAnsi="Google Sans Text" w:cs="Times New Roman"/>
-          <w:color w:val="C7C7C7"/>
-          <w:sz w:val="21"/>
-          <w:szCs w:val="21"/>
-          <w:lang w:eastAsia="ru-RU"/>
-        </w:rPr>
-        <w:t xml:space="preserve"> ключей, используемых в веб-интерфейсах, настраиваются белые списки доменов (например, </w:t>
+        <w:t xml:space="preserve"> Для ключей, используемых в веб-интерфейсах, настраиваются белые списки доменов (например, </w:t>
       </w:r>
       <w:r>
         <w:rPr>
@@ -6850,41 +6691,17 @@
           <w:szCs w:val="21"/>
           <w:lang w:eastAsia="ru-RU"/>
         </w:rPr>
-        <w:t>Ограничения среды выполнения</w:t>
-      </w:r>
-      <w:proofErr w:type="gramStart"/>
-      <w:r>
-        <w:rPr>
-          <w:rFonts w:ascii="Google Sans Text" w:eastAsia="Times New Roman" w:hAnsi="Google Sans Text" w:cs="Times New Roman"/>
-          <w:b/>
-          <w:bCs/>
-          <w:color w:val="C7C7C7"/>
-          <w:sz w:val="21"/>
-          <w:szCs w:val="21"/>
-          <w:lang w:eastAsia="ru-RU"/>
-        </w:rPr>
-        <w:t>:</w:t>
-      </w:r>
-      <w:r>
-        <w:rPr>
-          <w:rFonts w:ascii="Google Sans Text" w:eastAsia="Times New Roman" w:hAnsi="Google Sans Text" w:cs="Times New Roman"/>
-          <w:color w:val="C7C7C7"/>
-          <w:sz w:val="21"/>
-          <w:szCs w:val="21"/>
-          <w:lang w:eastAsia="ru-RU"/>
-        </w:rPr>
-        <w:t xml:space="preserve"> Для</w:t>
-      </w:r>
-      <w:proofErr w:type="gramEnd"/>
-      <w:r>
-        <w:rPr>
-          <w:rFonts w:ascii="Google Sans Text" w:eastAsia="Times New Roman" w:hAnsi="Google Sans Text" w:cs="Times New Roman"/>
-          <w:color w:val="C7C7C7"/>
-          <w:sz w:val="21"/>
-          <w:szCs w:val="21"/>
-          <w:lang w:eastAsia="ru-RU"/>
-        </w:rPr>
-        <w:t xml:space="preserve"> ключей, используемых в мобильных продуктах, устанавливается привязка к цифровому отпечатку приложения (SHA-1 </w:t>
+        <w:t>Ограничения среды выполнения:</w:t>
+      </w:r>
+      <w:r>
+        <w:rPr>
+          <w:rFonts w:ascii="Google Sans Text" w:eastAsia="Times New Roman" w:hAnsi="Google Sans Text" w:cs="Times New Roman"/>
+          <w:color w:val="C7C7C7"/>
+          <w:sz w:val="21"/>
+          <w:szCs w:val="21"/>
+          <w:lang w:eastAsia="ru-RU"/>
+        </w:rPr>
+        <w:t xml:space="preserve"> Для ключей, используемых в мобильных продуктах, устанавливается привязка к цифровому отпечатку приложения (SHA-1 </w:t>
       </w:r>
       <w:proofErr w:type="spellStart"/>
       <w:r>
@@ -7283,38 +7100,16 @@
           <w:szCs w:val="24"/>
           <w:lang w:eastAsia="ru-RU"/>
         </w:rPr>
-        <w:t xml:space="preserve">3.4. Мониторинг, аудит и автоматизированная </w:t>
-      </w:r>
-      <w:proofErr w:type="gramStart"/>
-      <w:r>
-        <w:rPr>
-          <w:rFonts w:ascii="Times New Roman" w:eastAsia="Times New Roman" w:hAnsi="Times New Roman" w:cs="Times New Roman"/>
-          <w:b/>
-          <w:bCs/>
-          <w:sz w:val="24"/>
-          <w:szCs w:val="24"/>
-          <w:lang w:eastAsia="ru-RU"/>
-        </w:rPr>
-        <w:t>ротация</w:t>
-      </w:r>
-      <w:r>
-        <w:rPr>
-          <w:rFonts w:ascii="Times New Roman" w:eastAsia="Times New Roman" w:hAnsi="Times New Roman" w:cs="Times New Roman"/>
-          <w:sz w:val="24"/>
-          <w:szCs w:val="24"/>
-          <w:lang w:eastAsia="ru-RU"/>
-        </w:rPr>
-        <w:t xml:space="preserve"> Так</w:t>
-      </w:r>
-      <w:proofErr w:type="gramEnd"/>
-      <w:r>
-        <w:rPr>
-          <w:rFonts w:ascii="Times New Roman" w:eastAsia="Times New Roman" w:hAnsi="Times New Roman" w:cs="Times New Roman"/>
-          <w:sz w:val="24"/>
-          <w:szCs w:val="24"/>
-          <w:lang w:eastAsia="ru-RU"/>
-        </w:rPr>
-        <w:t xml:space="preserve"> как ни одна система не гарантирует абсолютной защиты, решающую роль играет контроль за эксплуатацией API.</w:t>
+        <w:t>3.4. Мониторинг, аудит и автоматизированная ротация</w:t>
+      </w:r>
+      <w:r>
+        <w:rPr>
+          <w:rFonts w:ascii="Times New Roman" w:eastAsia="Times New Roman" w:hAnsi="Times New Roman" w:cs="Times New Roman"/>
+          <w:sz w:val="24"/>
+          <w:szCs w:val="24"/>
+          <w:lang w:eastAsia="ru-RU"/>
+        </w:rPr>
+        <w:t xml:space="preserve"> Так как ни одна система не гарантирует абсолютной защиты, решающую роль играет контроль за эксплуатацией API.</w:t>
       </w:r>
     </w:p>
     <w:p>
@@ -7561,21 +7356,8 @@
           <w:szCs w:val="24"/>
           <w:lang w:eastAsia="ru-RU"/>
         </w:rPr>
-        <w:t xml:space="preserve"> Secure API Gateway (ISAG</w:t>
-      </w:r>
-      <w:proofErr w:type="gramStart"/>
-      <w:r>
-        <w:rPr>
-          <w:rFonts w:ascii="Times New Roman" w:eastAsia="Times New Roman" w:hAnsi="Times New Roman" w:cs="Times New Roman"/>
-          <w:b/>
-          <w:bCs/>
-          <w:sz w:val="24"/>
-          <w:szCs w:val="24"/>
-          <w:lang w:eastAsia="ru-RU"/>
-        </w:rPr>
-        <w:t>)</w:t>
-      </w:r>
-      <w:proofErr w:type="gramEnd"/>
+        <w:t xml:space="preserve"> Secure API Gateway (ISAG)</w:t>
+      </w:r>
       <w:r>
         <w:rPr>
           <w:rFonts w:ascii="Times New Roman" w:eastAsia="Times New Roman" w:hAnsi="Times New Roman" w:cs="Times New Roman"/>
@@ -7947,21 +7729,8 @@
           <w:szCs w:val="24"/>
           <w:lang w:eastAsia="ru-RU"/>
         </w:rPr>
-        <w:t xml:space="preserve">4.3. Механизмы аутентификации и защиты </w:t>
-      </w:r>
-      <w:proofErr w:type="gramStart"/>
-      <w:r>
-        <w:rPr>
-          <w:rFonts w:ascii="Times New Roman" w:eastAsia="Times New Roman" w:hAnsi="Times New Roman" w:cs="Times New Roman"/>
-          <w:b/>
-          <w:bCs/>
-          <w:sz w:val="24"/>
-          <w:szCs w:val="24"/>
-          <w:lang w:eastAsia="ru-RU"/>
-        </w:rPr>
-        <w:t>секретов</w:t>
-      </w:r>
-      <w:proofErr w:type="gramEnd"/>
+        <w:t>4.3. Механизмы аутентификации и защиты секретов</w:t>
+      </w:r>
       <w:r>
         <w:rPr>
           <w:rFonts w:ascii="Times New Roman" w:eastAsia="Times New Roman" w:hAnsi="Times New Roman" w:cs="Times New Roman"/>
@@ -8496,21 +8265,8 @@
           <w:szCs w:val="24"/>
           <w:lang w:eastAsia="ru-RU"/>
         </w:rPr>
-        <w:t>4.5. Слой сетевой защиты и аудита (Edge Layer</w:t>
-      </w:r>
-      <w:proofErr w:type="gramStart"/>
-      <w:r>
-        <w:rPr>
-          <w:rFonts w:ascii="Times New Roman" w:eastAsia="Times New Roman" w:hAnsi="Times New Roman" w:cs="Times New Roman"/>
-          <w:b/>
-          <w:bCs/>
-          <w:sz w:val="24"/>
-          <w:szCs w:val="24"/>
-          <w:lang w:eastAsia="ru-RU"/>
-        </w:rPr>
-        <w:t>)</w:t>
-      </w:r>
-      <w:proofErr w:type="gramEnd"/>
+        <w:t>4.5. Слой сетевой защиты и аудита (Edge Layer)</w:t>
+      </w:r>
       <w:r>
         <w:rPr>
           <w:rFonts w:ascii="Times New Roman" w:eastAsia="Times New Roman" w:hAnsi="Times New Roman" w:cs="Times New Roman"/>
@@ -9816,17 +9572,7 @@
           <w:szCs w:val="24"/>
           <w:lang w:eastAsia="ru-RU"/>
         </w:rPr>
-        <w:t xml:space="preserve">) в конфигурации приложения (например, </w:t>
-      </w:r>
-      <w:proofErr w:type="gramStart"/>
-      <w:r>
-        <w:rPr>
-          <w:rFonts w:ascii="Times New Roman" w:eastAsia="Times New Roman" w:hAnsi="Times New Roman" w:cs="Times New Roman"/>
-          <w:sz w:val="24"/>
-          <w:szCs w:val="24"/>
-          <w:lang w:eastAsia="ru-RU"/>
-        </w:rPr>
-        <w:t xml:space="preserve">в </w:t>
+        <w:t xml:space="preserve">) в конфигурации приложения (например, в </w:t>
       </w:r>
       <w:r>
         <w:rPr>
@@ -9850,7 +9596,6 @@
         <w:t>env</w:t>
       </w:r>
       <w:proofErr w:type="spellEnd"/>
-      <w:proofErr w:type="gramEnd"/>
       <w:r>
         <w:rPr>
           <w:rFonts w:ascii="Times New Roman" w:eastAsia="Times New Roman" w:hAnsi="Times New Roman" w:cs="Times New Roman"/>
@@ -10192,41 +9937,17 @@
           <w:szCs w:val="21"/>
           <w:lang w:eastAsia="ru-RU"/>
         </w:rPr>
-        <w:t>Атаки типа «человек посередине» (MITM)</w:t>
-      </w:r>
-      <w:proofErr w:type="gramStart"/>
-      <w:r>
-        <w:rPr>
-          <w:rFonts w:ascii="Google Sans Text" w:eastAsia="Times New Roman" w:hAnsi="Google Sans Text" w:cs="Times New Roman"/>
-          <w:b/>
-          <w:bCs/>
-          <w:color w:val="C7C7C7"/>
-          <w:sz w:val="21"/>
-          <w:szCs w:val="21"/>
-          <w:lang w:eastAsia="ru-RU"/>
-        </w:rPr>
-        <w:t>:</w:t>
-      </w:r>
-      <w:r>
-        <w:rPr>
-          <w:rFonts w:ascii="Google Sans Text" w:eastAsia="Times New Roman" w:hAnsi="Google Sans Text" w:cs="Times New Roman"/>
-          <w:color w:val="C7C7C7"/>
-          <w:sz w:val="21"/>
-          <w:szCs w:val="21"/>
-          <w:lang w:eastAsia="ru-RU"/>
-        </w:rPr>
-        <w:t xml:space="preserve"> Поскольку</w:t>
-      </w:r>
-      <w:proofErr w:type="gramEnd"/>
-      <w:r>
-        <w:rPr>
-          <w:rFonts w:ascii="Google Sans Text" w:eastAsia="Times New Roman" w:hAnsi="Google Sans Text" w:cs="Times New Roman"/>
-          <w:color w:val="C7C7C7"/>
-          <w:sz w:val="21"/>
-          <w:szCs w:val="21"/>
-          <w:lang w:eastAsia="ru-RU"/>
-        </w:rPr>
-        <w:t xml:space="preserve"> ключи и токены передаются в HTTP-заголовках, отсутствие строгой проверки SSL-сертификатов на стороне клиента позволяет злоумышленникам перехватывать трафик в публичных или скомпрометированных сетях.</w:t>
+        <w:t>Атаки типа «человек посередине» (MITM):</w:t>
+      </w:r>
+      <w:r>
+        <w:rPr>
+          <w:rFonts w:ascii="Google Sans Text" w:eastAsia="Times New Roman" w:hAnsi="Google Sans Text" w:cs="Times New Roman"/>
+          <w:color w:val="C7C7C7"/>
+          <w:sz w:val="21"/>
+          <w:szCs w:val="21"/>
+          <w:lang w:eastAsia="ru-RU"/>
+        </w:rPr>
+        <w:t xml:space="preserve"> Поскольку ключи и токены передаются в HTTP-заголовках, отсутствие строгой проверки SSL-сертификатов на стороне клиента позволяет злоумышленникам перехватывать трафик в публичных или скомпрометированных сетях.</w:t>
       </w:r>
     </w:p>
     <w:p>
@@ -10789,38 +10510,16 @@
           <w:szCs w:val="24"/>
           <w:lang w:eastAsia="ru-RU"/>
         </w:rPr>
-        <w:t xml:space="preserve"> (Точка входа)</w:t>
-      </w:r>
-      <w:proofErr w:type="gramStart"/>
-      <w:r>
-        <w:rPr>
-          <w:rFonts w:ascii="Times New Roman" w:eastAsia="Times New Roman" w:hAnsi="Times New Roman" w:cs="Times New Roman"/>
-          <w:b/>
-          <w:bCs/>
-          <w:sz w:val="24"/>
-          <w:szCs w:val="24"/>
-          <w:lang w:eastAsia="ru-RU"/>
-        </w:rPr>
-        <w:t>:</w:t>
-      </w:r>
-      <w:r>
-        <w:rPr>
-          <w:rFonts w:ascii="Times New Roman" w:eastAsia="Times New Roman" w:hAnsi="Times New Roman" w:cs="Times New Roman"/>
-          <w:sz w:val="24"/>
-          <w:szCs w:val="24"/>
-          <w:lang w:eastAsia="ru-RU"/>
-        </w:rPr>
-        <w:t xml:space="preserve"> Отвечает</w:t>
-      </w:r>
-      <w:proofErr w:type="gramEnd"/>
-      <w:r>
-        <w:rPr>
-          <w:rFonts w:ascii="Times New Roman" w:eastAsia="Times New Roman" w:hAnsi="Times New Roman" w:cs="Times New Roman"/>
-          <w:sz w:val="24"/>
-          <w:szCs w:val="24"/>
-          <w:lang w:eastAsia="ru-RU"/>
-        </w:rPr>
-        <w:t xml:space="preserve"> за инициализацию </w:t>
+        <w:t xml:space="preserve"> (Точка входа):</w:t>
+      </w:r>
+      <w:r>
+        <w:rPr>
+          <w:rFonts w:ascii="Times New Roman" w:eastAsia="Times New Roman" w:hAnsi="Times New Roman" w:cs="Times New Roman"/>
+          <w:sz w:val="24"/>
+          <w:szCs w:val="24"/>
+          <w:lang w:eastAsia="ru-RU"/>
+        </w:rPr>
+        <w:t xml:space="preserve"> Отвечает за инициализацию </w:t>
       </w:r>
       <w:proofErr w:type="spellStart"/>
       <w:r>
@@ -10957,38 +10656,16 @@
           <w:szCs w:val="24"/>
           <w:lang w:eastAsia="ru-RU"/>
         </w:rPr>
-        <w:t xml:space="preserve"> (Ядро конфигурации)</w:t>
-      </w:r>
-      <w:proofErr w:type="gramStart"/>
-      <w:r>
-        <w:rPr>
-          <w:rFonts w:ascii="Times New Roman" w:eastAsia="Times New Roman" w:hAnsi="Times New Roman" w:cs="Times New Roman"/>
-          <w:b/>
-          <w:bCs/>
-          <w:sz w:val="24"/>
-          <w:szCs w:val="24"/>
-          <w:lang w:eastAsia="ru-RU"/>
-        </w:rPr>
-        <w:t>:</w:t>
-      </w:r>
-      <w:r>
-        <w:rPr>
-          <w:rFonts w:ascii="Times New Roman" w:eastAsia="Times New Roman" w:hAnsi="Times New Roman" w:cs="Times New Roman"/>
-          <w:sz w:val="24"/>
-          <w:szCs w:val="24"/>
-          <w:lang w:eastAsia="ru-RU"/>
-        </w:rPr>
-        <w:t xml:space="preserve"> Реализует</w:t>
-      </w:r>
-      <w:proofErr w:type="gramEnd"/>
-      <w:r>
-        <w:rPr>
-          <w:rFonts w:ascii="Times New Roman" w:eastAsia="Times New Roman" w:hAnsi="Times New Roman" w:cs="Times New Roman"/>
-          <w:sz w:val="24"/>
-          <w:szCs w:val="24"/>
-          <w:lang w:eastAsia="ru-RU"/>
-        </w:rPr>
-        <w:t xml:space="preserve"> политику максимальной строгости (</w:t>
+        <w:t xml:space="preserve"> (Ядро конфигурации):</w:t>
+      </w:r>
+      <w:r>
+        <w:rPr>
+          <w:rFonts w:ascii="Times New Roman" w:eastAsia="Times New Roman" w:hAnsi="Times New Roman" w:cs="Times New Roman"/>
+          <w:sz w:val="24"/>
+          <w:szCs w:val="24"/>
+          <w:lang w:eastAsia="ru-RU"/>
+        </w:rPr>
+        <w:t xml:space="preserve"> Реализует политику максимальной строгости (</w:t>
       </w:r>
       <w:proofErr w:type="spellStart"/>
       <w:r>
@@ -11335,38 +11012,16 @@
           <w:szCs w:val="24"/>
           <w:lang w:eastAsia="ru-RU"/>
         </w:rPr>
-        <w:t xml:space="preserve"> (Слой маршрутизации)</w:t>
-      </w:r>
-      <w:proofErr w:type="gramStart"/>
-      <w:r>
-        <w:rPr>
-          <w:rFonts w:ascii="Times New Roman" w:eastAsia="Times New Roman" w:hAnsi="Times New Roman" w:cs="Times New Roman"/>
-          <w:b/>
-          <w:bCs/>
-          <w:sz w:val="24"/>
-          <w:szCs w:val="24"/>
-          <w:lang w:eastAsia="ru-RU"/>
-        </w:rPr>
-        <w:t>:</w:t>
-      </w:r>
-      <w:r>
-        <w:rPr>
-          <w:rFonts w:ascii="Times New Roman" w:eastAsia="Times New Roman" w:hAnsi="Times New Roman" w:cs="Times New Roman"/>
-          <w:sz w:val="24"/>
-          <w:szCs w:val="24"/>
-          <w:lang w:eastAsia="ru-RU"/>
-        </w:rPr>
-        <w:t xml:space="preserve"> Содержит</w:t>
-      </w:r>
-      <w:proofErr w:type="gramEnd"/>
-      <w:r>
-        <w:rPr>
-          <w:rFonts w:ascii="Times New Roman" w:eastAsia="Times New Roman" w:hAnsi="Times New Roman" w:cs="Times New Roman"/>
-          <w:sz w:val="24"/>
-          <w:szCs w:val="24"/>
-          <w:lang w:eastAsia="ru-RU"/>
-        </w:rPr>
-        <w:t xml:space="preserve"> контроллеры приложения. Модуль </w:t>
+        <w:t xml:space="preserve"> (Слой маршрутизации):</w:t>
+      </w:r>
+      <w:r>
+        <w:rPr>
+          <w:rFonts w:ascii="Times New Roman" w:eastAsia="Times New Roman" w:hAnsi="Times New Roman" w:cs="Times New Roman"/>
+          <w:sz w:val="24"/>
+          <w:szCs w:val="24"/>
+          <w:lang w:eastAsia="ru-RU"/>
+        </w:rPr>
+        <w:t xml:space="preserve"> Содержит контроллеры приложения. Модуль </w:t>
       </w:r>
       <w:r>
         <w:rPr>
@@ -11387,7 +11042,6 @@
         <w:t xml:space="preserve"> инкапсулирует логику выдачи токенов аутентификации, при этом проверка учетных данных осуществляется с использованием функций константного времени (например, </w:t>
       </w:r>
       <w:proofErr w:type="spellStart"/>
-      <w:proofErr w:type="gramStart"/>
       <w:r>
         <w:rPr>
           <w:rFonts w:ascii="Courier New" w:eastAsia="Times New Roman" w:hAnsi="Courier New" w:cs="Courier New"/>
@@ -11395,17 +11049,7 @@
           <w:szCs w:val="20"/>
           <w:lang w:eastAsia="ru-RU"/>
         </w:rPr>
-        <w:t>hmac.compare</w:t>
-      </w:r>
-      <w:proofErr w:type="gramEnd"/>
-      <w:r>
-        <w:rPr>
-          <w:rFonts w:ascii="Courier New" w:eastAsia="Times New Roman" w:hAnsi="Courier New" w:cs="Courier New"/>
-          <w:sz w:val="20"/>
-          <w:szCs w:val="20"/>
-          <w:lang w:eastAsia="ru-RU"/>
-        </w:rPr>
-        <w:t>_digest</w:t>
+        <w:t>hmac.compare_digest</w:t>
       </w:r>
       <w:proofErr w:type="spellEnd"/>
       <w:r>
@@ -11546,7 +11190,6 @@
         <w:t xml:space="preserve"> Ключевой интеграционный слой, представляющий собой высокопроизводительную обертку над клиентом </w:t>
       </w:r>
       <w:proofErr w:type="spellStart"/>
-      <w:proofErr w:type="gramStart"/>
       <w:r>
         <w:rPr>
           <w:rFonts w:ascii="Courier New" w:eastAsia="Times New Roman" w:hAnsi="Courier New" w:cs="Courier New"/>
@@ -11557,7 +11200,6 @@
         <w:t>httpx.AsyncClient</w:t>
       </w:r>
       <w:proofErr w:type="spellEnd"/>
-      <w:proofErr w:type="gramEnd"/>
       <w:r>
         <w:rPr>
           <w:rFonts w:ascii="Times New Roman" w:eastAsia="Times New Roman" w:hAnsi="Times New Roman" w:cs="Times New Roman"/>
@@ -11763,7 +11405,6 @@
         <w:t xml:space="preserve"> использует встроенную функцию </w:t>
       </w:r>
       <w:proofErr w:type="spellStart"/>
-      <w:proofErr w:type="gramStart"/>
       <w:r>
         <w:rPr>
           <w:rFonts w:ascii="Courier New" w:eastAsia="Times New Roman" w:hAnsi="Courier New" w:cs="Courier New"/>
@@ -11774,7 +11415,6 @@
         <w:t>httpx.stream</w:t>
       </w:r>
       <w:proofErr w:type="spellEnd"/>
-      <w:proofErr w:type="gramEnd"/>
       <w:r>
         <w:rPr>
           <w:rFonts w:ascii="Courier New" w:eastAsia="Times New Roman" w:hAnsi="Courier New" w:cs="Courier New"/>
@@ -11821,9 +11461,9 @@
           <w:szCs w:val="20"/>
           <w:lang w:eastAsia="ru-RU"/>
         </w:rPr>
-        <w:t>upstream_</w:t>
-      </w:r>
-      <w:proofErr w:type="gramStart"/>
+        <w:t>upstream_response.aiter_bytes</w:t>
+      </w:r>
+      <w:proofErr w:type="spellEnd"/>
       <w:r>
         <w:rPr>
           <w:rFonts w:ascii="Courier New" w:eastAsia="Times New Roman" w:hAnsi="Courier New" w:cs="Courier New"/>
@@ -11831,47 +11471,7 @@
           <w:szCs w:val="20"/>
           <w:lang w:eastAsia="ru-RU"/>
         </w:rPr>
-        <w:t>response.aiter</w:t>
-      </w:r>
-      <w:proofErr w:type="gramEnd"/>
-      <w:r>
-        <w:rPr>
-          <w:rFonts w:ascii="Courier New" w:eastAsia="Times New Roman" w:hAnsi="Courier New" w:cs="Courier New"/>
-          <w:sz w:val="20"/>
-          <w:szCs w:val="20"/>
-          <w:lang w:eastAsia="ru-RU"/>
-        </w:rPr>
-        <w:t>_</w:t>
-      </w:r>
-      <w:proofErr w:type="gramStart"/>
-      <w:r>
-        <w:rPr>
-          <w:rFonts w:ascii="Courier New" w:eastAsia="Times New Roman" w:hAnsi="Courier New" w:cs="Courier New"/>
-          <w:sz w:val="20"/>
-          <w:szCs w:val="20"/>
-          <w:lang w:eastAsia="ru-RU"/>
-        </w:rPr>
-        <w:t>bytes</w:t>
-      </w:r>
-      <w:proofErr w:type="spellEnd"/>
-      <w:r>
-        <w:rPr>
-          <w:rFonts w:ascii="Courier New" w:eastAsia="Times New Roman" w:hAnsi="Courier New" w:cs="Courier New"/>
-          <w:sz w:val="20"/>
-          <w:szCs w:val="20"/>
-          <w:lang w:eastAsia="ru-RU"/>
-        </w:rPr>
-        <w:t>(</w:t>
-      </w:r>
-      <w:proofErr w:type="gramEnd"/>
-      <w:r>
-        <w:rPr>
-          <w:rFonts w:ascii="Courier New" w:eastAsia="Times New Roman" w:hAnsi="Courier New" w:cs="Courier New"/>
-          <w:sz w:val="20"/>
-          <w:szCs w:val="20"/>
-          <w:lang w:eastAsia="ru-RU"/>
-        </w:rPr>
-        <w:t>)</w:t>
+        <w:t>()</w:t>
       </w:r>
       <w:r>
         <w:rPr>
@@ -14065,41 +13665,17 @@
           <w:szCs w:val="21"/>
           <w:lang w:eastAsia="ru-RU"/>
         </w:rPr>
-        <w:t>)</w:t>
-      </w:r>
-      <w:proofErr w:type="gramStart"/>
-      <w:r>
-        <w:rPr>
-          <w:rFonts w:ascii="Google Sans Text" w:eastAsia="Times New Roman" w:hAnsi="Google Sans Text" w:cs="Times New Roman"/>
-          <w:b/>
-          <w:bCs/>
-          <w:color w:val="C7C7C7"/>
-          <w:sz w:val="21"/>
-          <w:szCs w:val="21"/>
-          <w:lang w:eastAsia="ru-RU"/>
-        </w:rPr>
-        <w:t>:</w:t>
-      </w:r>
-      <w:r>
-        <w:rPr>
-          <w:rFonts w:ascii="Google Sans Text" w:eastAsia="Times New Roman" w:hAnsi="Google Sans Text" w:cs="Times New Roman"/>
-          <w:color w:val="C7C7C7"/>
-          <w:sz w:val="21"/>
-          <w:szCs w:val="21"/>
-          <w:lang w:eastAsia="ru-RU"/>
-        </w:rPr>
-        <w:t xml:space="preserve"> После</w:t>
-      </w:r>
-      <w:proofErr w:type="gramEnd"/>
-      <w:r>
-        <w:rPr>
-          <w:rFonts w:ascii="Google Sans Text" w:eastAsia="Times New Roman" w:hAnsi="Google Sans Text" w:cs="Times New Roman"/>
-          <w:color w:val="C7C7C7"/>
-          <w:sz w:val="21"/>
-          <w:szCs w:val="21"/>
-          <w:lang w:eastAsia="ru-RU"/>
-        </w:rPr>
-        <w:t xml:space="preserve"> аутентификации внешнего клиента по </w:t>
+        <w:t>):</w:t>
+      </w:r>
+      <w:r>
+        <w:rPr>
+          <w:rFonts w:ascii="Google Sans Text" w:eastAsia="Times New Roman" w:hAnsi="Google Sans Text" w:cs="Times New Roman"/>
+          <w:color w:val="C7C7C7"/>
+          <w:sz w:val="21"/>
+          <w:szCs w:val="21"/>
+          <w:lang w:eastAsia="ru-RU"/>
+        </w:rPr>
+        <w:t xml:space="preserve"> После аутентификации внешнего клиента по </w:t>
       </w:r>
       <w:proofErr w:type="spellStart"/>
       <w:r>
@@ -14292,41 +13868,17 @@
           <w:szCs w:val="21"/>
           <w:lang w:eastAsia="ru-RU"/>
         </w:rPr>
-        <w:t xml:space="preserve"> (Привязка к источнику)</w:t>
-      </w:r>
-      <w:proofErr w:type="gramStart"/>
-      <w:r>
-        <w:rPr>
-          <w:rFonts w:ascii="Google Sans Text" w:eastAsia="Times New Roman" w:hAnsi="Google Sans Text" w:cs="Times New Roman"/>
-          <w:b/>
-          <w:bCs/>
-          <w:color w:val="C7C7C7"/>
-          <w:sz w:val="21"/>
-          <w:szCs w:val="21"/>
-          <w:lang w:eastAsia="ru-RU"/>
-        </w:rPr>
-        <w:t>:</w:t>
-      </w:r>
-      <w:r>
-        <w:rPr>
-          <w:rFonts w:ascii="Google Sans Text" w:eastAsia="Times New Roman" w:hAnsi="Google Sans Text" w:cs="Times New Roman"/>
-          <w:color w:val="C7C7C7"/>
-          <w:sz w:val="21"/>
-          <w:szCs w:val="21"/>
-          <w:lang w:eastAsia="ru-RU"/>
-        </w:rPr>
-        <w:t xml:space="preserve"> При</w:t>
-      </w:r>
-      <w:proofErr w:type="gramEnd"/>
-      <w:r>
-        <w:rPr>
-          <w:rFonts w:ascii="Google Sans Text" w:eastAsia="Times New Roman" w:hAnsi="Google Sans Text" w:cs="Times New Roman"/>
-          <w:color w:val="C7C7C7"/>
-          <w:sz w:val="21"/>
-          <w:szCs w:val="21"/>
-          <w:lang w:eastAsia="ru-RU"/>
-        </w:rPr>
-        <w:t xml:space="preserve"> проектировании интеграции каждый внешний потребитель (например, «Агрегатор А» или «Мобильное приложение Б») работает через индивидуально сгенерированный в </w:t>
+        <w:t xml:space="preserve"> (Привязка к источнику):</w:t>
+      </w:r>
+      <w:r>
+        <w:rPr>
+          <w:rFonts w:ascii="Google Sans Text" w:eastAsia="Times New Roman" w:hAnsi="Google Sans Text" w:cs="Times New Roman"/>
+          <w:color w:val="C7C7C7"/>
+          <w:sz w:val="21"/>
+          <w:szCs w:val="21"/>
+          <w:lang w:eastAsia="ru-RU"/>
+        </w:rPr>
+        <w:t xml:space="preserve"> При проектировании интеграции каждый внешний потребитель (например, «Агрегатор А» или «Мобильное приложение Б») работает через индивидуально сгенерированный в </w:t>
       </w:r>
       <w:proofErr w:type="spellStart"/>
       <w:r>
@@ -14731,41 +14283,17 @@
           <w:szCs w:val="21"/>
           <w:lang w:eastAsia="ru-RU"/>
         </w:rPr>
-        <w:t>)</w:t>
-      </w:r>
-      <w:proofErr w:type="gramStart"/>
-      <w:r>
-        <w:rPr>
-          <w:rFonts w:ascii="Google Sans Text" w:eastAsia="Times New Roman" w:hAnsi="Google Sans Text" w:cs="Times New Roman"/>
-          <w:b/>
-          <w:bCs/>
-          <w:color w:val="C7C7C7"/>
-          <w:sz w:val="21"/>
-          <w:szCs w:val="21"/>
-          <w:lang w:eastAsia="ru-RU"/>
-        </w:rPr>
-        <w:t>:</w:t>
-      </w:r>
-      <w:r>
-        <w:rPr>
-          <w:rFonts w:ascii="Google Sans Text" w:eastAsia="Times New Roman" w:hAnsi="Google Sans Text" w:cs="Times New Roman"/>
-          <w:color w:val="C7C7C7"/>
-          <w:sz w:val="21"/>
-          <w:szCs w:val="21"/>
-          <w:lang w:eastAsia="ru-RU"/>
-        </w:rPr>
-        <w:t xml:space="preserve"> Для</w:t>
-      </w:r>
-      <w:proofErr w:type="gramEnd"/>
-      <w:r>
-        <w:rPr>
-          <w:rFonts w:ascii="Google Sans Text" w:eastAsia="Times New Roman" w:hAnsi="Google Sans Text" w:cs="Times New Roman"/>
-          <w:color w:val="C7C7C7"/>
-          <w:sz w:val="21"/>
-          <w:szCs w:val="21"/>
-          <w:lang w:eastAsia="ru-RU"/>
-        </w:rPr>
-        <w:t xml:space="preserve"> предотвращения атак типа </w:t>
+        <w:t>):</w:t>
+      </w:r>
+      <w:r>
+        <w:rPr>
+          <w:rFonts w:ascii="Google Sans Text" w:eastAsia="Times New Roman" w:hAnsi="Google Sans Text" w:cs="Times New Roman"/>
+          <w:color w:val="C7C7C7"/>
+          <w:sz w:val="21"/>
+          <w:szCs w:val="21"/>
+          <w:lang w:eastAsia="ru-RU"/>
+        </w:rPr>
+        <w:t xml:space="preserve"> Для предотвращения атак типа </w:t>
       </w:r>
       <w:proofErr w:type="spellStart"/>
       <w:r>
@@ -15173,41 +14701,17 @@
           <w:szCs w:val="21"/>
           <w:lang w:eastAsia="ru-RU"/>
         </w:rPr>
-        <w:t>)</w:t>
-      </w:r>
-      <w:proofErr w:type="gramStart"/>
-      <w:r>
-        <w:rPr>
-          <w:rFonts w:ascii="Google Sans Text" w:eastAsia="Times New Roman" w:hAnsi="Google Sans Text" w:cs="Times New Roman"/>
-          <w:b/>
-          <w:bCs/>
-          <w:color w:val="C7C7C7"/>
-          <w:sz w:val="21"/>
-          <w:szCs w:val="21"/>
-          <w:lang w:eastAsia="ru-RU"/>
-        </w:rPr>
-        <w:t>:</w:t>
-      </w:r>
-      <w:r>
-        <w:rPr>
-          <w:rFonts w:ascii="Google Sans Text" w:eastAsia="Times New Roman" w:hAnsi="Google Sans Text" w:cs="Times New Roman"/>
-          <w:color w:val="C7C7C7"/>
-          <w:sz w:val="21"/>
-          <w:szCs w:val="21"/>
-          <w:lang w:eastAsia="ru-RU"/>
-        </w:rPr>
-        <w:t xml:space="preserve"> В ходе</w:t>
-      </w:r>
-      <w:proofErr w:type="gramEnd"/>
-      <w:r>
-        <w:rPr>
-          <w:rFonts w:ascii="Google Sans Text" w:eastAsia="Times New Roman" w:hAnsi="Google Sans Text" w:cs="Times New Roman"/>
-          <w:color w:val="C7C7C7"/>
-          <w:sz w:val="21"/>
-          <w:szCs w:val="21"/>
-          <w:lang w:eastAsia="ru-RU"/>
-        </w:rPr>
-        <w:t xml:space="preserve"> нагрузочного тестирования имитируется ситуация недоступности серверов </w:t>
+        <w:t>):</w:t>
+      </w:r>
+      <w:r>
+        <w:rPr>
+          <w:rFonts w:ascii="Google Sans Text" w:eastAsia="Times New Roman" w:hAnsi="Google Sans Text" w:cs="Times New Roman"/>
+          <w:color w:val="C7C7C7"/>
+          <w:sz w:val="21"/>
+          <w:szCs w:val="21"/>
+          <w:lang w:eastAsia="ru-RU"/>
+        </w:rPr>
+        <w:t xml:space="preserve"> В ходе нагрузочного тестирования имитируется ситуация недоступности серверов </w:t>
       </w:r>
       <w:proofErr w:type="spellStart"/>
       <w:r>
@@ -16632,41 +16136,17 @@
           <w:szCs w:val="21"/>
           <w:lang w:eastAsia="ru-RU"/>
         </w:rPr>
-        <w:t>Эшелонированная сетевая защита</w:t>
-      </w:r>
-      <w:proofErr w:type="gramStart"/>
-      <w:r>
-        <w:rPr>
-          <w:rFonts w:ascii="Google Sans Text" w:eastAsia="Times New Roman" w:hAnsi="Google Sans Text" w:cs="Times New Roman"/>
-          <w:b/>
-          <w:bCs/>
-          <w:color w:val="C7C7C7"/>
-          <w:sz w:val="21"/>
-          <w:szCs w:val="21"/>
-          <w:lang w:eastAsia="ru-RU"/>
-        </w:rPr>
-        <w:t>:</w:t>
-      </w:r>
-      <w:r>
-        <w:rPr>
-          <w:rFonts w:ascii="Google Sans Text" w:eastAsia="Times New Roman" w:hAnsi="Google Sans Text" w:cs="Times New Roman"/>
-          <w:color w:val="C7C7C7"/>
-          <w:sz w:val="21"/>
-          <w:szCs w:val="21"/>
-          <w:lang w:eastAsia="ru-RU"/>
-        </w:rPr>
-        <w:t xml:space="preserve"> На</w:t>
-      </w:r>
-      <w:proofErr w:type="gramEnd"/>
-      <w:r>
-        <w:rPr>
-          <w:rFonts w:ascii="Google Sans Text" w:eastAsia="Times New Roman" w:hAnsi="Google Sans Text" w:cs="Times New Roman"/>
-          <w:color w:val="C7C7C7"/>
-          <w:sz w:val="21"/>
-          <w:szCs w:val="21"/>
-          <w:lang w:eastAsia="ru-RU"/>
-        </w:rPr>
-        <w:t xml:space="preserve"> уровне Edge Layer внедрены строгие лимиты трафика (Rate </w:t>
+        <w:t>Эшелонированная сетевая защита:</w:t>
+      </w:r>
+      <w:r>
+        <w:rPr>
+          <w:rFonts w:ascii="Google Sans Text" w:eastAsia="Times New Roman" w:hAnsi="Google Sans Text" w:cs="Times New Roman"/>
+          <w:color w:val="C7C7C7"/>
+          <w:sz w:val="21"/>
+          <w:szCs w:val="21"/>
+          <w:lang w:eastAsia="ru-RU"/>
+        </w:rPr>
+        <w:t xml:space="preserve"> На уровне Edge Layer внедрены строгие лимиты трафика (Rate </w:t>
       </w:r>
       <w:proofErr w:type="spellStart"/>
       <w:r>
@@ -17181,6 +16661,3404 @@
           <w:lang w:val="kk-KZ"/>
         </w:rPr>
         <w:br/>
+      </w:r>
+    </w:p>
+    <w:p>
+      <w:pPr>
+        <w:rPr>
+          <w:rFonts w:ascii="Times New Roman" w:hAnsi="Times New Roman" w:cs="Times New Roman"/>
+          <w:lang w:val="kk-KZ"/>
+        </w:rPr>
+      </w:pPr>
+    </w:p>
+    <w:p>
+      <w:pPr>
+        <w:rPr>
+          <w:rFonts w:ascii="Times New Roman" w:hAnsi="Times New Roman" w:cs="Times New Roman"/>
+          <w:lang w:val="kk-KZ"/>
+        </w:rPr>
+      </w:pPr>
+    </w:p>
+    <w:p>
+      <w:pPr>
+        <w:rPr>
+          <w:rFonts w:ascii="Times New Roman" w:hAnsi="Times New Roman" w:cs="Times New Roman"/>
+        </w:rPr>
+      </w:pPr>
+      <w:r>
+        <w:rPr>
+          <w:rFonts w:ascii="Times New Roman" w:hAnsi="Times New Roman" w:cs="Times New Roman"/>
+        </w:rPr>
+        <w:t>Задача выполнена! Мы успешно привели проект в соответствие с «9-стадийным конвейером безопасности».</w:t>
+      </w:r>
+    </w:p>
+    <w:p>
+      <w:pPr>
+        <w:rPr>
+          <w:rFonts w:ascii="Times New Roman" w:hAnsi="Times New Roman" w:cs="Times New Roman"/>
+        </w:rPr>
+      </w:pPr>
+      <w:r>
+        <w:rPr>
+          <w:rFonts w:ascii="Times New Roman" w:hAnsi="Times New Roman" w:cs="Times New Roman"/>
+        </w:rPr>
+        <w:t>Что было сделано:</w:t>
+      </w:r>
+    </w:p>
+    <w:p>
+      <w:pPr>
+        <w:numPr>
+          <w:ilvl w:val="0"/>
+          <w:numId w:val="36"/>
+        </w:numPr>
+        <w:rPr>
+          <w:rFonts w:ascii="Times New Roman" w:hAnsi="Times New Roman" w:cs="Times New Roman"/>
+        </w:rPr>
+      </w:pPr>
+      <w:r>
+        <w:rPr>
+          <w:rFonts w:ascii="Times New Roman" w:hAnsi="Times New Roman" w:cs="Times New Roman"/>
+          <w:b/>
+          <w:bCs/>
+        </w:rPr>
+        <w:t xml:space="preserve">Регистрация </w:t>
+      </w:r>
+      <w:proofErr w:type="spellStart"/>
+      <w:r>
+        <w:rPr>
+          <w:rFonts w:ascii="Times New Roman" w:hAnsi="Times New Roman" w:cs="Times New Roman"/>
+          <w:b/>
+          <w:bCs/>
+        </w:rPr>
+        <w:t>Middlewares</w:t>
+      </w:r>
+      <w:proofErr w:type="spellEnd"/>
+      <w:r>
+        <w:rPr>
+          <w:rFonts w:ascii="Times New Roman" w:hAnsi="Times New Roman" w:cs="Times New Roman"/>
+          <w:b/>
+          <w:bCs/>
+        </w:rPr>
+        <w:t xml:space="preserve"> (LIFO)</w:t>
+      </w:r>
+      <w:r>
+        <w:rPr>
+          <w:rFonts w:ascii="Times New Roman" w:hAnsi="Times New Roman" w:cs="Times New Roman"/>
+        </w:rPr>
+        <w:t>:</w:t>
+      </w:r>
+    </w:p>
+    <w:p>
+      <w:pPr>
+        <w:numPr>
+          <w:ilvl w:val="1"/>
+          <w:numId w:val="36"/>
+        </w:numPr>
+        <w:rPr>
+          <w:rFonts w:ascii="Times New Roman" w:hAnsi="Times New Roman" w:cs="Times New Roman"/>
+        </w:rPr>
+      </w:pPr>
+      <w:r>
+        <w:rPr>
+          <w:rFonts w:ascii="Times New Roman" w:hAnsi="Times New Roman" w:cs="Times New Roman"/>
+        </w:rPr>
+        <w:t>В app/main.py теперь строго соблюдается порядок регистрации. Стадии выстроены так, чтобы запрос проходил путь от внешнего слоя (</w:t>
+      </w:r>
+      <w:proofErr w:type="spellStart"/>
+      <w:r>
+        <w:rPr>
+          <w:rFonts w:ascii="Times New Roman" w:hAnsi="Times New Roman" w:cs="Times New Roman"/>
+        </w:rPr>
+        <w:t>Stage</w:t>
+      </w:r>
+      <w:proofErr w:type="spellEnd"/>
+      <w:r>
+        <w:rPr>
+          <w:rFonts w:ascii="Times New Roman" w:hAnsi="Times New Roman" w:cs="Times New Roman"/>
+        </w:rPr>
+        <w:t xml:space="preserve"> 1 / TLS) до самого внутреннего (</w:t>
+      </w:r>
+      <w:proofErr w:type="spellStart"/>
+      <w:r>
+        <w:rPr>
+          <w:rFonts w:ascii="Times New Roman" w:hAnsi="Times New Roman" w:cs="Times New Roman"/>
+        </w:rPr>
+        <w:t>Stage</w:t>
+      </w:r>
+      <w:proofErr w:type="spellEnd"/>
+      <w:r>
+        <w:rPr>
+          <w:rFonts w:ascii="Times New Roman" w:hAnsi="Times New Roman" w:cs="Times New Roman"/>
+        </w:rPr>
+        <w:t xml:space="preserve"> 9 / Response Filter).</w:t>
+      </w:r>
+    </w:p>
+    <w:p>
+      <w:pPr>
+        <w:numPr>
+          <w:ilvl w:val="1"/>
+          <w:numId w:val="36"/>
+        </w:numPr>
+        <w:rPr>
+          <w:rFonts w:ascii="Times New Roman" w:hAnsi="Times New Roman" w:cs="Times New Roman"/>
+        </w:rPr>
+      </w:pPr>
+      <w:r>
+        <w:rPr>
+          <w:rFonts w:ascii="Times New Roman" w:hAnsi="Times New Roman" w:cs="Times New Roman"/>
+        </w:rPr>
+        <w:t>Добавлены RequestSizeValidatorMiddleware и ResponseFilterMiddleware.</w:t>
+      </w:r>
+    </w:p>
+    <w:p>
+      <w:pPr>
+        <w:numPr>
+          <w:ilvl w:val="0"/>
+          <w:numId w:val="36"/>
+        </w:numPr>
+        <w:rPr>
+          <w:rFonts w:ascii="Times New Roman" w:hAnsi="Times New Roman" w:cs="Times New Roman"/>
+        </w:rPr>
+      </w:pPr>
+      <w:r>
+        <w:rPr>
+          <w:rFonts w:ascii="Times New Roman" w:hAnsi="Times New Roman" w:cs="Times New Roman"/>
+          <w:b/>
+          <w:bCs/>
+        </w:rPr>
+        <w:t>Защита от повторов (JTI)</w:t>
+      </w:r>
+      <w:r>
+        <w:rPr>
+          <w:rFonts w:ascii="Times New Roman" w:hAnsi="Times New Roman" w:cs="Times New Roman"/>
+        </w:rPr>
+        <w:t>:</w:t>
+      </w:r>
+    </w:p>
+    <w:p>
+      <w:pPr>
+        <w:numPr>
+          <w:ilvl w:val="1"/>
+          <w:numId w:val="36"/>
+        </w:numPr>
+        <w:rPr>
+          <w:rFonts w:ascii="Times New Roman" w:hAnsi="Times New Roman" w:cs="Times New Roman"/>
+        </w:rPr>
+      </w:pPr>
+      <w:r>
+        <w:rPr>
+          <w:rFonts w:ascii="Times New Roman" w:hAnsi="Times New Roman" w:cs="Times New Roman"/>
+          <w:b/>
+          <w:bCs/>
+        </w:rPr>
+        <w:t>Схемы:</w:t>
+      </w:r>
+      <w:r>
+        <w:rPr>
+          <w:rFonts w:ascii="Times New Roman" w:hAnsi="Times New Roman" w:cs="Times New Roman"/>
+        </w:rPr>
+        <w:t> В </w:t>
+      </w:r>
+      <w:proofErr w:type="spellStart"/>
+      <w:r>
+        <w:rPr>
+          <w:rFonts w:ascii="Times New Roman" w:hAnsi="Times New Roman" w:cs="Times New Roman"/>
+        </w:rPr>
+        <w:t>TokenClaims</w:t>
+      </w:r>
+      <w:proofErr w:type="spellEnd"/>
+      <w:r>
+        <w:rPr>
+          <w:rFonts w:ascii="Times New Roman" w:hAnsi="Times New Roman" w:cs="Times New Roman"/>
+        </w:rPr>
+        <w:t> добавлено обязательное поле </w:t>
+      </w:r>
+      <w:proofErr w:type="spellStart"/>
+      <w:r>
+        <w:rPr>
+          <w:rFonts w:ascii="Times New Roman" w:hAnsi="Times New Roman" w:cs="Times New Roman"/>
+        </w:rPr>
+        <w:t>jti</w:t>
+      </w:r>
+      <w:proofErr w:type="spellEnd"/>
+      <w:r>
+        <w:rPr>
+          <w:rFonts w:ascii="Times New Roman" w:hAnsi="Times New Roman" w:cs="Times New Roman"/>
+        </w:rPr>
+        <w:t>.</w:t>
+      </w:r>
+    </w:p>
+    <w:p>
+      <w:pPr>
+        <w:numPr>
+          <w:ilvl w:val="1"/>
+          <w:numId w:val="36"/>
+        </w:numPr>
+        <w:rPr>
+          <w:rFonts w:ascii="Times New Roman" w:hAnsi="Times New Roman" w:cs="Times New Roman"/>
+        </w:rPr>
+      </w:pPr>
+      <w:r>
+        <w:rPr>
+          <w:rFonts w:ascii="Times New Roman" w:hAnsi="Times New Roman" w:cs="Times New Roman"/>
+          <w:b/>
+          <w:bCs/>
+        </w:rPr>
+        <w:t>Генерация:</w:t>
+      </w:r>
+      <w:r>
+        <w:rPr>
+          <w:rFonts w:ascii="Times New Roman" w:hAnsi="Times New Roman" w:cs="Times New Roman"/>
+        </w:rPr>
+        <w:t> При выдаче токенов в app/api/auth.py теперь генерируется уникальный uuid4().</w:t>
+      </w:r>
+      <w:proofErr w:type="spellStart"/>
+      <w:r>
+        <w:rPr>
+          <w:rFonts w:ascii="Times New Roman" w:hAnsi="Times New Roman" w:cs="Times New Roman"/>
+        </w:rPr>
+        <w:t>hex</w:t>
+      </w:r>
+      <w:proofErr w:type="spellEnd"/>
+      <w:r>
+        <w:rPr>
+          <w:rFonts w:ascii="Times New Roman" w:hAnsi="Times New Roman" w:cs="Times New Roman"/>
+        </w:rPr>
+        <w:t>.</w:t>
+      </w:r>
+    </w:p>
+    <w:p>
+      <w:pPr>
+        <w:numPr>
+          <w:ilvl w:val="1"/>
+          <w:numId w:val="36"/>
+        </w:numPr>
+        <w:rPr>
+          <w:rFonts w:ascii="Times New Roman" w:hAnsi="Times New Roman" w:cs="Times New Roman"/>
+        </w:rPr>
+      </w:pPr>
+      <w:r>
+        <w:rPr>
+          <w:rFonts w:ascii="Times New Roman" w:hAnsi="Times New Roman" w:cs="Times New Roman"/>
+          <w:b/>
+          <w:bCs/>
+        </w:rPr>
+        <w:t>Валидация:</w:t>
+      </w:r>
+      <w:r>
+        <w:rPr>
+          <w:rFonts w:ascii="Times New Roman" w:hAnsi="Times New Roman" w:cs="Times New Roman"/>
+        </w:rPr>
+        <w:t> В app/security/jwt_validator.py реализована строгая проверка наличия </w:t>
+      </w:r>
+      <w:proofErr w:type="spellStart"/>
+      <w:r>
+        <w:rPr>
+          <w:rFonts w:ascii="Times New Roman" w:hAnsi="Times New Roman" w:cs="Times New Roman"/>
+        </w:rPr>
+        <w:t>jti</w:t>
+      </w:r>
+      <w:proofErr w:type="spellEnd"/>
+      <w:r>
+        <w:rPr>
+          <w:rFonts w:ascii="Times New Roman" w:hAnsi="Times New Roman" w:cs="Times New Roman"/>
+        </w:rPr>
+        <w:t>. Токены без этого идентификатора отклоняются (</w:t>
+      </w:r>
+      <w:proofErr w:type="spellStart"/>
+      <w:r>
+        <w:rPr>
+          <w:rFonts w:ascii="Times New Roman" w:hAnsi="Times New Roman" w:cs="Times New Roman"/>
+        </w:rPr>
+        <w:t>Fail-Closed</w:t>
+      </w:r>
+      <w:proofErr w:type="spellEnd"/>
+      <w:r>
+        <w:rPr>
+          <w:rFonts w:ascii="Times New Roman" w:hAnsi="Times New Roman" w:cs="Times New Roman"/>
+        </w:rPr>
+        <w:t>).</w:t>
+      </w:r>
+    </w:p>
+    <w:p>
+      <w:pPr>
+        <w:numPr>
+          <w:ilvl w:val="0"/>
+          <w:numId w:val="36"/>
+        </w:numPr>
+        <w:rPr>
+          <w:rFonts w:ascii="Times New Roman" w:hAnsi="Times New Roman" w:cs="Times New Roman"/>
+        </w:rPr>
+      </w:pPr>
+      <w:r>
+        <w:rPr>
+          <w:rFonts w:ascii="Times New Roman" w:hAnsi="Times New Roman" w:cs="Times New Roman"/>
+          <w:b/>
+          <w:bCs/>
+        </w:rPr>
+        <w:t>Исправления и стабильность</w:t>
+      </w:r>
+      <w:r>
+        <w:rPr>
+          <w:rFonts w:ascii="Times New Roman" w:hAnsi="Times New Roman" w:cs="Times New Roman"/>
+        </w:rPr>
+        <w:t>:</w:t>
+      </w:r>
+    </w:p>
+    <w:p>
+      <w:pPr>
+        <w:numPr>
+          <w:ilvl w:val="1"/>
+          <w:numId w:val="36"/>
+        </w:numPr>
+        <w:rPr>
+          <w:rFonts w:ascii="Times New Roman" w:hAnsi="Times New Roman" w:cs="Times New Roman"/>
+        </w:rPr>
+      </w:pPr>
+      <w:proofErr w:type="spellStart"/>
+      <w:r>
+        <w:rPr>
+          <w:rFonts w:ascii="Times New Roman" w:hAnsi="Times New Roman" w:cs="Times New Roman"/>
+        </w:rPr>
+        <w:t>Middleware</w:t>
+      </w:r>
+      <w:proofErr w:type="spellEnd"/>
+      <w:r>
+        <w:rPr>
+          <w:rFonts w:ascii="Times New Roman" w:hAnsi="Times New Roman" w:cs="Times New Roman"/>
+        </w:rPr>
+        <w:t xml:space="preserve"> теперь возвращают </w:t>
+      </w:r>
+      <w:proofErr w:type="spellStart"/>
+      <w:r>
+        <w:rPr>
+          <w:rFonts w:ascii="Times New Roman" w:hAnsi="Times New Roman" w:cs="Times New Roman"/>
+        </w:rPr>
+        <w:t>JSONResponse</w:t>
+      </w:r>
+      <w:proofErr w:type="spellEnd"/>
+      <w:r>
+        <w:rPr>
+          <w:rFonts w:ascii="Times New Roman" w:hAnsi="Times New Roman" w:cs="Times New Roman"/>
+        </w:rPr>
+        <w:t> напрямую вместо вызова </w:t>
+      </w:r>
+      <w:proofErr w:type="spellStart"/>
+      <w:r>
+        <w:rPr>
+          <w:rFonts w:ascii="Times New Roman" w:hAnsi="Times New Roman" w:cs="Times New Roman"/>
+        </w:rPr>
+        <w:t>HTTPException</w:t>
+      </w:r>
+      <w:proofErr w:type="spellEnd"/>
+      <w:r>
+        <w:rPr>
+          <w:rFonts w:ascii="Times New Roman" w:hAnsi="Times New Roman" w:cs="Times New Roman"/>
+        </w:rPr>
+        <w:t xml:space="preserve">, что гарантирует их корректную обработку внутри конвейера </w:t>
+      </w:r>
+      <w:proofErr w:type="spellStart"/>
+      <w:r>
+        <w:rPr>
+          <w:rFonts w:ascii="Times New Roman" w:hAnsi="Times New Roman" w:cs="Times New Roman"/>
+        </w:rPr>
+        <w:t>FastAPI</w:t>
+      </w:r>
+      <w:proofErr w:type="spellEnd"/>
+      <w:r>
+        <w:rPr>
+          <w:rFonts w:ascii="Times New Roman" w:hAnsi="Times New Roman" w:cs="Times New Roman"/>
+        </w:rPr>
+        <w:t xml:space="preserve"> без «проброса» на уровень ASGI-сервера.</w:t>
+      </w:r>
+    </w:p>
+    <w:p>
+      <w:pPr>
+        <w:numPr>
+          <w:ilvl w:val="0"/>
+          <w:numId w:val="36"/>
+        </w:numPr>
+        <w:rPr>
+          <w:rFonts w:ascii="Times New Roman" w:hAnsi="Times New Roman" w:cs="Times New Roman"/>
+        </w:rPr>
+      </w:pPr>
+      <w:r>
+        <w:rPr>
+          <w:rFonts w:ascii="Times New Roman" w:hAnsi="Times New Roman" w:cs="Times New Roman"/>
+          <w:b/>
+          <w:bCs/>
+        </w:rPr>
+        <w:t>Тестирование</w:t>
+      </w:r>
+      <w:r>
+        <w:rPr>
+          <w:rFonts w:ascii="Times New Roman" w:hAnsi="Times New Roman" w:cs="Times New Roman"/>
+        </w:rPr>
+        <w:t>:</w:t>
+      </w:r>
+    </w:p>
+    <w:p>
+      <w:pPr>
+        <w:numPr>
+          <w:ilvl w:val="1"/>
+          <w:numId w:val="36"/>
+        </w:numPr>
+        <w:rPr>
+          <w:rFonts w:ascii="Times New Roman" w:hAnsi="Times New Roman" w:cs="Times New Roman"/>
+          <w:lang w:val="en-US"/>
+        </w:rPr>
+      </w:pPr>
+      <w:r>
+        <w:rPr>
+          <w:rFonts w:ascii="Times New Roman" w:hAnsi="Times New Roman" w:cs="Times New Roman"/>
+        </w:rPr>
+        <w:t>Обновлена</w:t>
+      </w:r>
+      <w:r>
+        <w:rPr>
+          <w:rFonts w:ascii="Times New Roman" w:hAnsi="Times New Roman" w:cs="Times New Roman"/>
+          <w:lang w:val="en-US"/>
+        </w:rPr>
+        <w:t xml:space="preserve"> </w:t>
+      </w:r>
+      <w:proofErr w:type="spellStart"/>
+      <w:r>
+        <w:rPr>
+          <w:rFonts w:ascii="Times New Roman" w:hAnsi="Times New Roman" w:cs="Times New Roman"/>
+        </w:rPr>
+        <w:t>фикстура</w:t>
+      </w:r>
+      <w:proofErr w:type="spellEnd"/>
+      <w:r>
+        <w:rPr>
+          <w:rFonts w:ascii="Times New Roman" w:hAnsi="Times New Roman" w:cs="Times New Roman"/>
+          <w:lang w:val="en-US"/>
+        </w:rPr>
+        <w:t> </w:t>
+      </w:r>
+      <w:proofErr w:type="spellStart"/>
+      <w:r>
+        <w:rPr>
+          <w:rFonts w:ascii="Times New Roman" w:hAnsi="Times New Roman" w:cs="Times New Roman"/>
+          <w:lang w:val="en-US"/>
+        </w:rPr>
+        <w:t>make_token</w:t>
+      </w:r>
+      <w:proofErr w:type="spellEnd"/>
+      <w:r>
+        <w:rPr>
+          <w:rFonts w:ascii="Times New Roman" w:hAnsi="Times New Roman" w:cs="Times New Roman"/>
+          <w:lang w:val="en-US"/>
+        </w:rPr>
+        <w:t> </w:t>
+      </w:r>
+      <w:r>
+        <w:rPr>
+          <w:rFonts w:ascii="Times New Roman" w:hAnsi="Times New Roman" w:cs="Times New Roman"/>
+        </w:rPr>
+        <w:t>в</w:t>
+      </w:r>
+      <w:r>
+        <w:rPr>
+          <w:rFonts w:ascii="Times New Roman" w:hAnsi="Times New Roman" w:cs="Times New Roman"/>
+          <w:lang w:val="en-US"/>
+        </w:rPr>
+        <w:t> tests/conftest.py.</w:t>
+      </w:r>
+    </w:p>
+    <w:p>
+      <w:pPr>
+        <w:numPr>
+          <w:ilvl w:val="1"/>
+          <w:numId w:val="36"/>
+        </w:numPr>
+        <w:rPr>
+          <w:rFonts w:ascii="Times New Roman" w:hAnsi="Times New Roman" w:cs="Times New Roman"/>
+        </w:rPr>
+      </w:pPr>
+      <w:r>
+        <w:rPr>
+          <w:rFonts w:ascii="Times New Roman" w:hAnsi="Times New Roman" w:cs="Times New Roman"/>
+        </w:rPr>
+        <w:t>Создан новый набор тестов tests/test_pipeline_hardening.py для проверки обязательности </w:t>
+      </w:r>
+      <w:proofErr w:type="spellStart"/>
+      <w:r>
+        <w:rPr>
+          <w:rFonts w:ascii="Times New Roman" w:hAnsi="Times New Roman" w:cs="Times New Roman"/>
+        </w:rPr>
+        <w:t>jti</w:t>
+      </w:r>
+      <w:proofErr w:type="spellEnd"/>
+      <w:r>
+        <w:rPr>
+          <w:rFonts w:ascii="Times New Roman" w:hAnsi="Times New Roman" w:cs="Times New Roman"/>
+        </w:rPr>
+        <w:t>, фильтрации заголовков ответа и ограничения размера запроса.</w:t>
+      </w:r>
+    </w:p>
+    <w:p>
+      <w:pPr>
+        <w:rPr>
+          <w:rFonts w:ascii="Times New Roman" w:hAnsi="Times New Roman" w:cs="Times New Roman"/>
+        </w:rPr>
+      </w:pPr>
+      <w:r>
+        <w:rPr>
+          <w:rFonts w:ascii="Times New Roman" w:hAnsi="Times New Roman" w:cs="Times New Roman"/>
+        </w:rPr>
+        <w:t>Результаты тестов:</w:t>
+      </w:r>
+    </w:p>
+    <w:p>
+      <w:pPr>
+        <w:rPr>
+          <w:rFonts w:ascii="Times New Roman" w:hAnsi="Times New Roman" w:cs="Times New Roman"/>
+        </w:rPr>
+      </w:pPr>
+      <w:r>
+        <w:rPr>
+          <w:rFonts w:ascii="Times New Roman" w:hAnsi="Times New Roman" w:cs="Times New Roman"/>
+        </w:rPr>
+        <w:t>Все </w:t>
+      </w:r>
+      <w:r>
+        <w:rPr>
+          <w:rFonts w:ascii="Times New Roman" w:hAnsi="Times New Roman" w:cs="Times New Roman"/>
+          <w:b/>
+          <w:bCs/>
+        </w:rPr>
+        <w:t>42 теста</w:t>
+      </w:r>
+      <w:r>
+        <w:rPr>
+          <w:rFonts w:ascii="Times New Roman" w:hAnsi="Times New Roman" w:cs="Times New Roman"/>
+        </w:rPr>
+        <w:t xml:space="preserve"> (39 старых + 3 новых на </w:t>
+      </w:r>
+      <w:proofErr w:type="spellStart"/>
+      <w:r>
+        <w:rPr>
+          <w:rFonts w:ascii="Times New Roman" w:hAnsi="Times New Roman" w:cs="Times New Roman"/>
+        </w:rPr>
+        <w:t>hardening</w:t>
+      </w:r>
+      <w:proofErr w:type="spellEnd"/>
+      <w:r>
+        <w:rPr>
+          <w:rFonts w:ascii="Times New Roman" w:hAnsi="Times New Roman" w:cs="Times New Roman"/>
+        </w:rPr>
+        <w:t>) прошли успешно со 100% результатом.</w:t>
+      </w:r>
+    </w:p>
+    <w:p>
+      <w:pPr>
+        <w:rPr>
+          <w:rFonts w:ascii="Times New Roman" w:hAnsi="Times New Roman" w:cs="Times New Roman"/>
+          <w:lang w:val="en-US"/>
+        </w:rPr>
+      </w:pPr>
+      <w:r>
+        <w:rPr>
+          <w:rFonts w:ascii="Times New Roman" w:hAnsi="Times New Roman" w:cs="Times New Roman"/>
+          <w:lang w:val="en-US"/>
+        </w:rPr>
+        <w:t>text</w:t>
+      </w:r>
+    </w:p>
+    <w:p>
+      <w:pPr>
+        <w:rPr>
+          <w:rFonts w:ascii="Times New Roman" w:hAnsi="Times New Roman" w:cs="Times New Roman"/>
+          <w:lang w:val="en-US"/>
+        </w:rPr>
+      </w:pPr>
+      <w:r>
+        <w:rPr>
+          <w:rFonts w:ascii="Times New Roman" w:hAnsi="Times New Roman" w:cs="Times New Roman"/>
+          <w:lang w:val="en-US"/>
+        </w:rPr>
+        <w:t>======================= 42 passed, 72 warnings in 7.20s =======================</w:t>
+      </w:r>
+    </w:p>
+    <w:p>
+      <w:pPr>
+        <w:rPr>
+          <w:rFonts w:ascii="Times New Roman" w:hAnsi="Times New Roman" w:cs="Times New Roman"/>
+        </w:rPr>
+      </w:pPr>
+      <w:r>
+        <w:rPr>
+          <w:rFonts w:ascii="Times New Roman" w:hAnsi="Times New Roman" w:cs="Times New Roman"/>
+        </w:rPr>
+        <w:t>Подробности и порядок прохождения стадий зафиксированы в walkthrough.md. Проект теперь полностью соответствует архитектурным требованиям конвейера безопасности.</w:t>
+      </w:r>
+    </w:p>
+    <w:p>
+      <w:pPr>
+        <w:rPr>
+          <w:rFonts w:ascii="Times New Roman" w:hAnsi="Times New Roman" w:cs="Times New Roman"/>
+          <w:lang w:val="en-US"/>
+        </w:rPr>
+      </w:pPr>
+      <w:r>
+        <w:rPr>
+          <w:rFonts w:ascii="Times New Roman" w:hAnsi="Times New Roman" w:cs="Times New Roman"/>
+        </w:rPr>
+        <w:lastRenderedPageBreak/>
+        <w:t>Ядро безопасности полностью готово и протестировано. Переходим</w:t>
+      </w:r>
+      <w:r>
+        <w:rPr>
+          <w:rFonts w:ascii="Times New Roman" w:hAnsi="Times New Roman" w:cs="Times New Roman"/>
+          <w:lang w:val="en-US"/>
+        </w:rPr>
+        <w:t xml:space="preserve"> </w:t>
+      </w:r>
+      <w:r>
+        <w:rPr>
+          <w:rFonts w:ascii="Times New Roman" w:hAnsi="Times New Roman" w:cs="Times New Roman"/>
+        </w:rPr>
+        <w:t>к</w:t>
+      </w:r>
+      <w:r>
+        <w:rPr>
+          <w:rFonts w:ascii="Times New Roman" w:hAnsi="Times New Roman" w:cs="Times New Roman"/>
+          <w:lang w:val="en-US"/>
+        </w:rPr>
+        <w:t xml:space="preserve"> </w:t>
+      </w:r>
+      <w:r>
+        <w:rPr>
+          <w:rFonts w:ascii="Times New Roman" w:hAnsi="Times New Roman" w:cs="Times New Roman"/>
+          <w:b/>
+          <w:bCs/>
+        </w:rPr>
+        <w:t>Фазе</w:t>
+      </w:r>
+      <w:r>
+        <w:rPr>
+          <w:rFonts w:ascii="Times New Roman" w:hAnsi="Times New Roman" w:cs="Times New Roman"/>
+          <w:b/>
+          <w:bCs/>
+          <w:lang w:val="en-US"/>
+        </w:rPr>
+        <w:t xml:space="preserve"> 2: DevOps and Containerization</w:t>
+      </w:r>
+      <w:r>
+        <w:rPr>
+          <w:rFonts w:ascii="Times New Roman" w:hAnsi="Times New Roman" w:cs="Times New Roman"/>
+          <w:lang w:val="en-US"/>
+        </w:rPr>
+        <w:t>.</w:t>
+      </w:r>
+    </w:p>
+    <w:p>
+      <w:pPr>
+        <w:rPr>
+          <w:rFonts w:ascii="Times New Roman" w:hAnsi="Times New Roman" w:cs="Times New Roman"/>
+        </w:rPr>
+      </w:pPr>
+      <w:r>
+        <w:rPr>
+          <w:rFonts w:ascii="Times New Roman" w:hAnsi="Times New Roman" w:cs="Times New Roman"/>
+        </w:rPr>
+        <w:t>Твоя задача — подготовить инфраструктурные файлы для проекта. Строго соблюдай требования безопасности:</w:t>
+      </w:r>
+    </w:p>
+    <w:p>
+      <w:pPr>
+        <w:numPr>
+          <w:ilvl w:val="0"/>
+          <w:numId w:val="37"/>
+        </w:numPr>
+        <w:rPr>
+          <w:rFonts w:ascii="Times New Roman" w:hAnsi="Times New Roman" w:cs="Times New Roman"/>
+        </w:rPr>
+      </w:pPr>
+      <w:proofErr w:type="spellStart"/>
+      <w:r>
+        <w:rPr>
+          <w:rFonts w:ascii="Times New Roman" w:hAnsi="Times New Roman" w:cs="Times New Roman"/>
+          <w:b/>
+          <w:bCs/>
+        </w:rPr>
+        <w:t>backend</w:t>
+      </w:r>
+      <w:proofErr w:type="spellEnd"/>
+      <w:r>
+        <w:rPr>
+          <w:rFonts w:ascii="Times New Roman" w:hAnsi="Times New Roman" w:cs="Times New Roman"/>
+          <w:b/>
+          <w:bCs/>
+        </w:rPr>
+        <w:t>/</w:t>
+      </w:r>
+      <w:proofErr w:type="spellStart"/>
+      <w:r>
+        <w:rPr>
+          <w:rFonts w:ascii="Times New Roman" w:hAnsi="Times New Roman" w:cs="Times New Roman"/>
+          <w:b/>
+          <w:bCs/>
+        </w:rPr>
+        <w:t>Dockerfile</w:t>
+      </w:r>
+      <w:proofErr w:type="spellEnd"/>
+      <w:r>
+        <w:rPr>
+          <w:rFonts w:ascii="Times New Roman" w:hAnsi="Times New Roman" w:cs="Times New Roman"/>
+        </w:rPr>
+        <w:t>:</w:t>
+      </w:r>
+    </w:p>
+    <w:p>
+      <w:pPr>
+        <w:numPr>
+          <w:ilvl w:val="1"/>
+          <w:numId w:val="37"/>
+        </w:numPr>
+        <w:rPr>
+          <w:rFonts w:ascii="Times New Roman" w:hAnsi="Times New Roman" w:cs="Times New Roman"/>
+        </w:rPr>
+      </w:pPr>
+      <w:r>
+        <w:rPr>
+          <w:rFonts w:ascii="Times New Roman" w:hAnsi="Times New Roman" w:cs="Times New Roman"/>
+        </w:rPr>
+        <w:t xml:space="preserve">Используй </w:t>
+      </w:r>
+      <w:proofErr w:type="spellStart"/>
+      <w:r>
+        <w:rPr>
+          <w:rFonts w:ascii="Times New Roman" w:hAnsi="Times New Roman" w:cs="Times New Roman"/>
+        </w:rPr>
+        <w:t>multi-stage</w:t>
+      </w:r>
+      <w:proofErr w:type="spellEnd"/>
+      <w:r>
+        <w:rPr>
+          <w:rFonts w:ascii="Times New Roman" w:hAnsi="Times New Roman" w:cs="Times New Roman"/>
+        </w:rPr>
+        <w:t xml:space="preserve"> сборку (отдельный этап для установки зависимостей, отдельный — для запуска), чтобы финальный образ был максимально легким и не содержал утилит сборки.</w:t>
+      </w:r>
+    </w:p>
+    <w:p>
+      <w:pPr>
+        <w:numPr>
+          <w:ilvl w:val="1"/>
+          <w:numId w:val="37"/>
+        </w:numPr>
+        <w:rPr>
+          <w:rFonts w:ascii="Times New Roman" w:hAnsi="Times New Roman" w:cs="Times New Roman"/>
+        </w:rPr>
+      </w:pPr>
+      <w:r>
+        <w:rPr>
+          <w:rFonts w:ascii="Times New Roman" w:hAnsi="Times New Roman" w:cs="Times New Roman"/>
+          <w:b/>
+          <w:bCs/>
+        </w:rPr>
+        <w:t>Критично:</w:t>
+      </w:r>
+      <w:r>
+        <w:rPr>
+          <w:rFonts w:ascii="Times New Roman" w:hAnsi="Times New Roman" w:cs="Times New Roman"/>
+        </w:rPr>
+        <w:t xml:space="preserve"> Приложение внутри контейнера должно работать от имени </w:t>
+      </w:r>
+      <w:proofErr w:type="spellStart"/>
+      <w:r>
+        <w:rPr>
+          <w:rFonts w:ascii="Times New Roman" w:hAnsi="Times New Roman" w:cs="Times New Roman"/>
+        </w:rPr>
+        <w:t>non-root</w:t>
+      </w:r>
+      <w:proofErr w:type="spellEnd"/>
+      <w:r>
+        <w:rPr>
+          <w:rFonts w:ascii="Times New Roman" w:hAnsi="Times New Roman" w:cs="Times New Roman"/>
+        </w:rPr>
+        <w:t xml:space="preserve"> пользователя (например, создай группу и пользователя </w:t>
+      </w:r>
+      <w:proofErr w:type="spellStart"/>
+      <w:r>
+        <w:rPr>
+          <w:rFonts w:ascii="Times New Roman" w:hAnsi="Times New Roman" w:cs="Times New Roman"/>
+        </w:rPr>
+        <w:t>gatewayuser</w:t>
+      </w:r>
+      <w:proofErr w:type="spellEnd"/>
+      <w:r>
+        <w:rPr>
+          <w:rFonts w:ascii="Times New Roman" w:hAnsi="Times New Roman" w:cs="Times New Roman"/>
+        </w:rPr>
+        <w:t>).</w:t>
+      </w:r>
+    </w:p>
+    <w:p>
+      <w:pPr>
+        <w:numPr>
+          <w:ilvl w:val="0"/>
+          <w:numId w:val="37"/>
+        </w:numPr>
+        <w:rPr>
+          <w:rFonts w:ascii="Times New Roman" w:hAnsi="Times New Roman" w:cs="Times New Roman"/>
+        </w:rPr>
+      </w:pPr>
+      <w:proofErr w:type="spellStart"/>
+      <w:r>
+        <w:rPr>
+          <w:rFonts w:ascii="Times New Roman" w:hAnsi="Times New Roman" w:cs="Times New Roman"/>
+          <w:b/>
+          <w:bCs/>
+        </w:rPr>
+        <w:t>docker-compose.yml</w:t>
+      </w:r>
+      <w:proofErr w:type="spellEnd"/>
+      <w:r>
+        <w:rPr>
+          <w:rFonts w:ascii="Times New Roman" w:hAnsi="Times New Roman" w:cs="Times New Roman"/>
+          <w:b/>
+          <w:bCs/>
+        </w:rPr>
+        <w:t xml:space="preserve"> (в корне проекта)</w:t>
+      </w:r>
+      <w:r>
+        <w:rPr>
+          <w:rFonts w:ascii="Times New Roman" w:hAnsi="Times New Roman" w:cs="Times New Roman"/>
+        </w:rPr>
+        <w:t>:</w:t>
+      </w:r>
+    </w:p>
+    <w:p>
+      <w:pPr>
+        <w:numPr>
+          <w:ilvl w:val="1"/>
+          <w:numId w:val="37"/>
+        </w:numPr>
+        <w:rPr>
+          <w:rFonts w:ascii="Times New Roman" w:hAnsi="Times New Roman" w:cs="Times New Roman"/>
+        </w:rPr>
+      </w:pPr>
+      <w:r>
+        <w:rPr>
+          <w:rFonts w:ascii="Times New Roman" w:hAnsi="Times New Roman" w:cs="Times New Roman"/>
+        </w:rPr>
+        <w:t>Настрой сервис для нашего шлюза.</w:t>
+      </w:r>
+    </w:p>
+    <w:p>
+      <w:pPr>
+        <w:numPr>
+          <w:ilvl w:val="1"/>
+          <w:numId w:val="37"/>
+        </w:numPr>
+        <w:rPr>
+          <w:rFonts w:ascii="Times New Roman" w:hAnsi="Times New Roman" w:cs="Times New Roman"/>
+        </w:rPr>
+      </w:pPr>
+      <w:r>
+        <w:rPr>
+          <w:rFonts w:ascii="Times New Roman" w:hAnsi="Times New Roman" w:cs="Times New Roman"/>
+        </w:rPr>
+        <w:t>Пробрось нужные порты и подключи .</w:t>
+      </w:r>
+      <w:proofErr w:type="spellStart"/>
+      <w:r>
+        <w:rPr>
+          <w:rFonts w:ascii="Times New Roman" w:hAnsi="Times New Roman" w:cs="Times New Roman"/>
+        </w:rPr>
+        <w:t>env</w:t>
+      </w:r>
+      <w:proofErr w:type="spellEnd"/>
+      <w:r>
+        <w:rPr>
+          <w:rFonts w:ascii="Times New Roman" w:hAnsi="Times New Roman" w:cs="Times New Roman"/>
+        </w:rPr>
+        <w:t xml:space="preserve"> файл.</w:t>
+      </w:r>
+    </w:p>
+    <w:p>
+      <w:pPr>
+        <w:numPr>
+          <w:ilvl w:val="1"/>
+          <w:numId w:val="37"/>
+        </w:numPr>
+        <w:rPr>
+          <w:rFonts w:ascii="Times New Roman" w:hAnsi="Times New Roman" w:cs="Times New Roman"/>
+        </w:rPr>
+      </w:pPr>
+      <w:r>
+        <w:rPr>
+          <w:rFonts w:ascii="Times New Roman" w:hAnsi="Times New Roman" w:cs="Times New Roman"/>
+          <w:b/>
+          <w:bCs/>
+        </w:rPr>
+        <w:t>Критично:</w:t>
+      </w:r>
+      <w:r>
+        <w:rPr>
+          <w:rFonts w:ascii="Times New Roman" w:hAnsi="Times New Roman" w:cs="Times New Roman"/>
+        </w:rPr>
+        <w:t xml:space="preserve"> В целях защиты от </w:t>
+      </w:r>
+      <w:proofErr w:type="spellStart"/>
+      <w:r>
+        <w:rPr>
+          <w:rFonts w:ascii="Times New Roman" w:hAnsi="Times New Roman" w:cs="Times New Roman"/>
+        </w:rPr>
+        <w:t>DoS</w:t>
+      </w:r>
+      <w:proofErr w:type="spellEnd"/>
+      <w:r>
+        <w:rPr>
+          <w:rFonts w:ascii="Times New Roman" w:hAnsi="Times New Roman" w:cs="Times New Roman"/>
+        </w:rPr>
+        <w:t xml:space="preserve">-атак (Resource </w:t>
+      </w:r>
+      <w:proofErr w:type="spellStart"/>
+      <w:r>
+        <w:rPr>
+          <w:rFonts w:ascii="Times New Roman" w:hAnsi="Times New Roman" w:cs="Times New Roman"/>
+        </w:rPr>
+        <w:t>Exhaustion</w:t>
+      </w:r>
+      <w:proofErr w:type="spellEnd"/>
+      <w:r>
+        <w:rPr>
+          <w:rFonts w:ascii="Times New Roman" w:hAnsi="Times New Roman" w:cs="Times New Roman"/>
+        </w:rPr>
+        <w:t xml:space="preserve">) обязательно задай жесткие лимиты на ресурсы (CPU и RAM) через блок </w:t>
+      </w:r>
+      <w:proofErr w:type="spellStart"/>
+      <w:r>
+        <w:rPr>
+          <w:rFonts w:ascii="Times New Roman" w:hAnsi="Times New Roman" w:cs="Times New Roman"/>
+        </w:rPr>
+        <w:t>deploy.resources</w:t>
+      </w:r>
+      <w:proofErr w:type="spellEnd"/>
+      <w:r>
+        <w:rPr>
+          <w:rFonts w:ascii="Times New Roman" w:hAnsi="Times New Roman" w:cs="Times New Roman"/>
+        </w:rPr>
+        <w:t>.</w:t>
+      </w:r>
+    </w:p>
+    <w:p>
+      <w:pPr>
+        <w:numPr>
+          <w:ilvl w:val="1"/>
+          <w:numId w:val="37"/>
+        </w:numPr>
+        <w:rPr>
+          <w:rFonts w:ascii="Times New Roman" w:hAnsi="Times New Roman" w:cs="Times New Roman"/>
+        </w:rPr>
+      </w:pPr>
+      <w:r>
+        <w:rPr>
+          <w:rFonts w:ascii="Times New Roman" w:hAnsi="Times New Roman" w:cs="Times New Roman"/>
+        </w:rPr>
+        <w:t>Смонтируй папку с RSA-ключами (</w:t>
+      </w:r>
+      <w:proofErr w:type="spellStart"/>
+      <w:r>
+        <w:rPr>
+          <w:rFonts w:ascii="Times New Roman" w:hAnsi="Times New Roman" w:cs="Times New Roman"/>
+        </w:rPr>
+        <w:t>keys</w:t>
+      </w:r>
+      <w:proofErr w:type="spellEnd"/>
+      <w:r>
+        <w:rPr>
+          <w:rFonts w:ascii="Times New Roman" w:hAnsi="Times New Roman" w:cs="Times New Roman"/>
+        </w:rPr>
+        <w:t xml:space="preserve">/) в режиме </w:t>
+      </w:r>
+      <w:r>
+        <w:rPr>
+          <w:rFonts w:ascii="Times New Roman" w:hAnsi="Times New Roman" w:cs="Times New Roman"/>
+          <w:i/>
+          <w:iCs/>
+        </w:rPr>
+        <w:t>только чтение</w:t>
+      </w:r>
+      <w:r>
+        <w:rPr>
+          <w:rFonts w:ascii="Times New Roman" w:hAnsi="Times New Roman" w:cs="Times New Roman"/>
+        </w:rPr>
+        <w:t xml:space="preserve"> (:</w:t>
+      </w:r>
+      <w:proofErr w:type="spellStart"/>
+      <w:r>
+        <w:rPr>
+          <w:rFonts w:ascii="Times New Roman" w:hAnsi="Times New Roman" w:cs="Times New Roman"/>
+        </w:rPr>
+        <w:t>ro</w:t>
+      </w:r>
+      <w:proofErr w:type="spellEnd"/>
+      <w:r>
+        <w:rPr>
+          <w:rFonts w:ascii="Times New Roman" w:hAnsi="Times New Roman" w:cs="Times New Roman"/>
+        </w:rPr>
+        <w:t>), чтобы при гипотетическом взломе контейнера ключи нельзя было изменить.</w:t>
+      </w:r>
+    </w:p>
+    <w:p>
+      <w:pPr>
+        <w:rPr>
+          <w:rFonts w:ascii="Times New Roman" w:hAnsi="Times New Roman" w:cs="Times New Roman"/>
+        </w:rPr>
+      </w:pPr>
+      <w:r>
+        <w:rPr>
+          <w:rFonts w:ascii="Times New Roman" w:hAnsi="Times New Roman" w:cs="Times New Roman"/>
+        </w:rPr>
+        <w:t>Инфраструктурные файлы готовы и проверены! Фаза 2 (</w:t>
+      </w:r>
+      <w:proofErr w:type="spellStart"/>
+      <w:r>
+        <w:rPr>
+          <w:rFonts w:ascii="Times New Roman" w:hAnsi="Times New Roman" w:cs="Times New Roman"/>
+        </w:rPr>
+        <w:t>DevOps</w:t>
+      </w:r>
+      <w:proofErr w:type="spellEnd"/>
+      <w:r>
+        <w:rPr>
+          <w:rFonts w:ascii="Times New Roman" w:hAnsi="Times New Roman" w:cs="Times New Roman"/>
+        </w:rPr>
+        <w:t xml:space="preserve"> и контейнеризация) завершена в соответствии с вашими требованиями безопасности.</w:t>
+      </w:r>
+    </w:p>
+    <w:p>
+      <w:pPr>
+        <w:rPr>
+          <w:rFonts w:ascii="Times New Roman" w:hAnsi="Times New Roman" w:cs="Times New Roman"/>
+        </w:rPr>
+      </w:pPr>
+      <w:r>
+        <w:rPr>
+          <w:rFonts w:ascii="Times New Roman" w:hAnsi="Times New Roman" w:cs="Times New Roman"/>
+        </w:rPr>
+        <w:t>Что подготовлено:</w:t>
+      </w:r>
+    </w:p>
+    <w:p>
+      <w:pPr>
+        <w:numPr>
+          <w:ilvl w:val="0"/>
+          <w:numId w:val="38"/>
+        </w:numPr>
+        <w:rPr>
+          <w:rFonts w:ascii="Times New Roman" w:hAnsi="Times New Roman" w:cs="Times New Roman"/>
+        </w:rPr>
+      </w:pPr>
+      <w:proofErr w:type="spellStart"/>
+      <w:r>
+        <w:rPr>
+          <w:rFonts w:ascii="Times New Roman" w:hAnsi="Times New Roman" w:cs="Times New Roman"/>
+          <w:b/>
+          <w:bCs/>
+        </w:rPr>
+        <w:t>backend</w:t>
+      </w:r>
+      <w:proofErr w:type="spellEnd"/>
+      <w:r>
+        <w:rPr>
+          <w:rFonts w:ascii="Times New Roman" w:hAnsi="Times New Roman" w:cs="Times New Roman"/>
+          <w:b/>
+          <w:bCs/>
+        </w:rPr>
+        <w:t>/</w:t>
+      </w:r>
+      <w:proofErr w:type="spellStart"/>
+      <w:r>
+        <w:rPr>
+          <w:rFonts w:ascii="Times New Roman" w:hAnsi="Times New Roman" w:cs="Times New Roman"/>
+          <w:b/>
+          <w:bCs/>
+        </w:rPr>
+        <w:t>Dockerfile</w:t>
+      </w:r>
+      <w:proofErr w:type="spellEnd"/>
+      <w:r>
+        <w:rPr>
+          <w:rFonts w:ascii="Times New Roman" w:hAnsi="Times New Roman" w:cs="Times New Roman"/>
+        </w:rPr>
+        <w:t>:</w:t>
+      </w:r>
+    </w:p>
+    <w:p>
+      <w:pPr>
+        <w:numPr>
+          <w:ilvl w:val="1"/>
+          <w:numId w:val="38"/>
+        </w:numPr>
+        <w:rPr>
+          <w:rFonts w:ascii="Times New Roman" w:hAnsi="Times New Roman" w:cs="Times New Roman"/>
+        </w:rPr>
+      </w:pPr>
+      <w:r>
+        <w:rPr>
+          <w:rFonts w:ascii="Times New Roman" w:hAnsi="Times New Roman" w:cs="Times New Roman"/>
+          <w:b/>
+          <w:bCs/>
+        </w:rPr>
+        <w:t>Multi-</w:t>
+      </w:r>
+      <w:proofErr w:type="spellStart"/>
+      <w:r>
+        <w:rPr>
+          <w:rFonts w:ascii="Times New Roman" w:hAnsi="Times New Roman" w:cs="Times New Roman"/>
+          <w:b/>
+          <w:bCs/>
+        </w:rPr>
+        <w:t>stage</w:t>
+      </w:r>
+      <w:proofErr w:type="spellEnd"/>
+      <w:r>
+        <w:rPr>
+          <w:rFonts w:ascii="Times New Roman" w:hAnsi="Times New Roman" w:cs="Times New Roman"/>
+          <w:b/>
+          <w:bCs/>
+        </w:rPr>
+        <w:t xml:space="preserve"> сборка</w:t>
+      </w:r>
+      <w:r>
+        <w:rPr>
+          <w:rFonts w:ascii="Times New Roman" w:hAnsi="Times New Roman" w:cs="Times New Roman"/>
+        </w:rPr>
+        <w:t xml:space="preserve">: Разделены этапы билда и </w:t>
+      </w:r>
+      <w:proofErr w:type="spellStart"/>
+      <w:r>
+        <w:rPr>
+          <w:rFonts w:ascii="Times New Roman" w:hAnsi="Times New Roman" w:cs="Times New Roman"/>
+        </w:rPr>
+        <w:t>рантайма</w:t>
+      </w:r>
+      <w:proofErr w:type="spellEnd"/>
+      <w:r>
+        <w:rPr>
+          <w:rFonts w:ascii="Times New Roman" w:hAnsi="Times New Roman" w:cs="Times New Roman"/>
+        </w:rPr>
+        <w:t>. Финальный образ максимально легкий (используется 3.12-slim) и не содержит компиляторов.</w:t>
+      </w:r>
+    </w:p>
+    <w:p>
+      <w:pPr>
+        <w:numPr>
+          <w:ilvl w:val="1"/>
+          <w:numId w:val="38"/>
+        </w:numPr>
+        <w:rPr>
+          <w:rFonts w:ascii="Times New Roman" w:hAnsi="Times New Roman" w:cs="Times New Roman"/>
+        </w:rPr>
+      </w:pPr>
+      <w:r>
+        <w:rPr>
+          <w:rFonts w:ascii="Times New Roman" w:hAnsi="Times New Roman" w:cs="Times New Roman"/>
+          <w:b/>
+          <w:bCs/>
+        </w:rPr>
+        <w:t>Безопасный запуск</w:t>
+      </w:r>
+      <w:r>
+        <w:rPr>
+          <w:rFonts w:ascii="Times New Roman" w:hAnsi="Times New Roman" w:cs="Times New Roman"/>
+        </w:rPr>
+        <w:t>: Шлюз запускается от имени пользователя </w:t>
+      </w:r>
+      <w:proofErr w:type="spellStart"/>
+      <w:r>
+        <w:rPr>
+          <w:rFonts w:ascii="Times New Roman" w:hAnsi="Times New Roman" w:cs="Times New Roman"/>
+        </w:rPr>
+        <w:t>gatewayuser</w:t>
+      </w:r>
+      <w:proofErr w:type="spellEnd"/>
+      <w:r>
+        <w:rPr>
+          <w:rFonts w:ascii="Times New Roman" w:hAnsi="Times New Roman" w:cs="Times New Roman"/>
+        </w:rPr>
+        <w:t xml:space="preserve"> (UID 1001). Запуск под </w:t>
+      </w:r>
+      <w:proofErr w:type="spellStart"/>
+      <w:r>
+        <w:rPr>
+          <w:rFonts w:ascii="Times New Roman" w:hAnsi="Times New Roman" w:cs="Times New Roman"/>
+        </w:rPr>
+        <w:t>root</w:t>
+      </w:r>
+      <w:proofErr w:type="spellEnd"/>
+      <w:r>
+        <w:rPr>
+          <w:rFonts w:ascii="Times New Roman" w:hAnsi="Times New Roman" w:cs="Times New Roman"/>
+        </w:rPr>
+        <w:t xml:space="preserve"> полностью исключен.</w:t>
+      </w:r>
+    </w:p>
+    <w:p>
+      <w:pPr>
+        <w:numPr>
+          <w:ilvl w:val="0"/>
+          <w:numId w:val="38"/>
+        </w:numPr>
+        <w:rPr>
+          <w:rFonts w:ascii="Times New Roman" w:hAnsi="Times New Roman" w:cs="Times New Roman"/>
+        </w:rPr>
+      </w:pPr>
+      <w:proofErr w:type="spellStart"/>
+      <w:r>
+        <w:rPr>
+          <w:rFonts w:ascii="Times New Roman" w:hAnsi="Times New Roman" w:cs="Times New Roman"/>
+          <w:b/>
+          <w:bCs/>
+        </w:rPr>
+        <w:t>docker-compose.yml</w:t>
+      </w:r>
+      <w:proofErr w:type="spellEnd"/>
+      <w:r>
+        <w:rPr>
+          <w:rFonts w:ascii="Times New Roman" w:hAnsi="Times New Roman" w:cs="Times New Roman"/>
+        </w:rPr>
+        <w:t>:</w:t>
+      </w:r>
+    </w:p>
+    <w:p>
+      <w:pPr>
+        <w:numPr>
+          <w:ilvl w:val="1"/>
+          <w:numId w:val="38"/>
+        </w:numPr>
+        <w:rPr>
+          <w:rFonts w:ascii="Times New Roman" w:hAnsi="Times New Roman" w:cs="Times New Roman"/>
+        </w:rPr>
+      </w:pPr>
+      <w:r>
+        <w:rPr>
+          <w:rFonts w:ascii="Times New Roman" w:hAnsi="Times New Roman" w:cs="Times New Roman"/>
+          <w:b/>
+          <w:bCs/>
+        </w:rPr>
+        <w:t>Лимиты ресурсов</w:t>
+      </w:r>
+      <w:r>
+        <w:rPr>
+          <w:rFonts w:ascii="Times New Roman" w:hAnsi="Times New Roman" w:cs="Times New Roman"/>
+        </w:rPr>
+        <w:t>: Установлены жесткие ограничения (</w:t>
+      </w:r>
+      <w:proofErr w:type="spellStart"/>
+      <w:r>
+        <w:rPr>
+          <w:rFonts w:ascii="Times New Roman" w:hAnsi="Times New Roman" w:cs="Times New Roman"/>
+        </w:rPr>
+        <w:t>Stage</w:t>
+      </w:r>
+      <w:proofErr w:type="spellEnd"/>
+      <w:r>
+        <w:rPr>
+          <w:rFonts w:ascii="Times New Roman" w:hAnsi="Times New Roman" w:cs="Times New Roman"/>
+        </w:rPr>
+        <w:t xml:space="preserve"> 2: </w:t>
+      </w:r>
+      <w:proofErr w:type="spellStart"/>
+      <w:r>
+        <w:rPr>
+          <w:rFonts w:ascii="Times New Roman" w:hAnsi="Times New Roman" w:cs="Times New Roman"/>
+        </w:rPr>
+        <w:t>DoS</w:t>
+      </w:r>
+      <w:proofErr w:type="spellEnd"/>
+      <w:r>
+        <w:rPr>
+          <w:rFonts w:ascii="Times New Roman" w:hAnsi="Times New Roman" w:cs="Times New Roman"/>
+        </w:rPr>
+        <w:t xml:space="preserve"> Protection) — </w:t>
+      </w:r>
+      <w:r>
+        <w:rPr>
+          <w:rFonts w:ascii="Times New Roman" w:hAnsi="Times New Roman" w:cs="Times New Roman"/>
+          <w:b/>
+          <w:bCs/>
+        </w:rPr>
+        <w:t>0.5 CPU</w:t>
+      </w:r>
+      <w:r>
+        <w:rPr>
+          <w:rFonts w:ascii="Times New Roman" w:hAnsi="Times New Roman" w:cs="Times New Roman"/>
+        </w:rPr>
+        <w:t> и </w:t>
+      </w:r>
+      <w:r>
+        <w:rPr>
+          <w:rFonts w:ascii="Times New Roman" w:hAnsi="Times New Roman" w:cs="Times New Roman"/>
+          <w:b/>
+          <w:bCs/>
+        </w:rPr>
+        <w:t>512MB RAM</w:t>
+      </w:r>
+      <w:r>
+        <w:rPr>
+          <w:rFonts w:ascii="Times New Roman" w:hAnsi="Times New Roman" w:cs="Times New Roman"/>
+        </w:rPr>
+        <w:t> через блок </w:t>
+      </w:r>
+      <w:proofErr w:type="spellStart"/>
+      <w:r>
+        <w:rPr>
+          <w:rFonts w:ascii="Times New Roman" w:hAnsi="Times New Roman" w:cs="Times New Roman"/>
+        </w:rPr>
+        <w:t>deploy.resources</w:t>
+      </w:r>
+      <w:proofErr w:type="spellEnd"/>
+      <w:r>
+        <w:rPr>
+          <w:rFonts w:ascii="Times New Roman" w:hAnsi="Times New Roman" w:cs="Times New Roman"/>
+        </w:rPr>
+        <w:t>.</w:t>
+      </w:r>
+    </w:p>
+    <w:p>
+      <w:pPr>
+        <w:numPr>
+          <w:ilvl w:val="1"/>
+          <w:numId w:val="38"/>
+        </w:numPr>
+        <w:rPr>
+          <w:rFonts w:ascii="Times New Roman" w:hAnsi="Times New Roman" w:cs="Times New Roman"/>
+        </w:rPr>
+      </w:pPr>
+      <w:r>
+        <w:rPr>
+          <w:rFonts w:ascii="Times New Roman" w:hAnsi="Times New Roman" w:cs="Times New Roman"/>
+          <w:b/>
+          <w:bCs/>
+        </w:rPr>
+        <w:t>Защита ключей</w:t>
+      </w:r>
+      <w:r>
+        <w:rPr>
+          <w:rFonts w:ascii="Times New Roman" w:hAnsi="Times New Roman" w:cs="Times New Roman"/>
+        </w:rPr>
+        <w:t>: Директория </w:t>
+      </w:r>
+      <w:proofErr w:type="spellStart"/>
+      <w:r>
+        <w:rPr>
+          <w:rFonts w:ascii="Times New Roman" w:hAnsi="Times New Roman" w:cs="Times New Roman"/>
+        </w:rPr>
+        <w:t>keys</w:t>
+      </w:r>
+      <w:proofErr w:type="spellEnd"/>
+      <w:r>
+        <w:rPr>
+          <w:rFonts w:ascii="Times New Roman" w:hAnsi="Times New Roman" w:cs="Times New Roman"/>
+        </w:rPr>
+        <w:t>/ монтируется в режиме </w:t>
+      </w:r>
+      <w:proofErr w:type="spellStart"/>
+      <w:r>
+        <w:rPr>
+          <w:rFonts w:ascii="Times New Roman" w:hAnsi="Times New Roman" w:cs="Times New Roman"/>
+          <w:b/>
+          <w:bCs/>
+        </w:rPr>
+        <w:t>Read</w:t>
+      </w:r>
+      <w:proofErr w:type="spellEnd"/>
+      <w:r>
+        <w:rPr>
+          <w:rFonts w:ascii="Times New Roman" w:hAnsi="Times New Roman" w:cs="Times New Roman"/>
+          <w:b/>
+          <w:bCs/>
+        </w:rPr>
+        <w:t>-Only (:</w:t>
+      </w:r>
+      <w:proofErr w:type="spellStart"/>
+      <w:r>
+        <w:rPr>
+          <w:rFonts w:ascii="Times New Roman" w:hAnsi="Times New Roman" w:cs="Times New Roman"/>
+          <w:b/>
+          <w:bCs/>
+        </w:rPr>
+        <w:t>ro</w:t>
+      </w:r>
+      <w:proofErr w:type="spellEnd"/>
+      <w:r>
+        <w:rPr>
+          <w:rFonts w:ascii="Times New Roman" w:hAnsi="Times New Roman" w:cs="Times New Roman"/>
+          <w:b/>
+          <w:bCs/>
+        </w:rPr>
+        <w:t>)</w:t>
+      </w:r>
+      <w:r>
+        <w:rPr>
+          <w:rFonts w:ascii="Times New Roman" w:hAnsi="Times New Roman" w:cs="Times New Roman"/>
+        </w:rPr>
+        <w:t>. Даже при компрометации контейнера злоумышленник не сможет модифицировать RSA-ключи.</w:t>
+      </w:r>
+    </w:p>
+    <w:p>
+      <w:pPr>
+        <w:numPr>
+          <w:ilvl w:val="1"/>
+          <w:numId w:val="38"/>
+        </w:numPr>
+        <w:rPr>
+          <w:rFonts w:ascii="Times New Roman" w:hAnsi="Times New Roman" w:cs="Times New Roman"/>
+        </w:rPr>
+      </w:pPr>
+      <w:r>
+        <w:rPr>
+          <w:rFonts w:ascii="Times New Roman" w:hAnsi="Times New Roman" w:cs="Times New Roman"/>
+          <w:b/>
+          <w:bCs/>
+        </w:rPr>
+        <w:t>Изоляция</w:t>
+      </w:r>
+      <w:r>
+        <w:rPr>
+          <w:rFonts w:ascii="Times New Roman" w:hAnsi="Times New Roman" w:cs="Times New Roman"/>
+        </w:rPr>
+        <w:t xml:space="preserve">: </w:t>
+      </w:r>
+      <w:proofErr w:type="spellStart"/>
+      <w:r>
+        <w:rPr>
+          <w:rFonts w:ascii="Times New Roman" w:hAnsi="Times New Roman" w:cs="Times New Roman"/>
+        </w:rPr>
+        <w:t>Redis</w:t>
+      </w:r>
+      <w:proofErr w:type="spellEnd"/>
+      <w:r>
+        <w:rPr>
+          <w:rFonts w:ascii="Times New Roman" w:hAnsi="Times New Roman" w:cs="Times New Roman"/>
+        </w:rPr>
+        <w:t xml:space="preserve"> выведен из публичного доступа и доступен только внутри сети контейнеров.</w:t>
+      </w:r>
+    </w:p>
+    <w:p>
+      <w:pPr>
+        <w:rPr>
+          <w:rFonts w:ascii="Times New Roman" w:hAnsi="Times New Roman" w:cs="Times New Roman"/>
+        </w:rPr>
+      </w:pPr>
+      <w:r>
+        <w:rPr>
+          <w:rFonts w:ascii="Times New Roman" w:hAnsi="Times New Roman" w:cs="Times New Roman"/>
+        </w:rPr>
+        <w:t>Проверка:</w:t>
+      </w:r>
+    </w:p>
+    <w:p>
+      <w:pPr>
+        <w:rPr>
+          <w:rFonts w:ascii="Times New Roman" w:hAnsi="Times New Roman" w:cs="Times New Roman"/>
+        </w:rPr>
+      </w:pPr>
+      <w:r>
+        <w:rPr>
+          <w:rFonts w:ascii="Times New Roman" w:hAnsi="Times New Roman" w:cs="Times New Roman"/>
+        </w:rPr>
+        <w:t>Я запустил команду </w:t>
+      </w:r>
+      <w:proofErr w:type="spellStart"/>
+      <w:r>
+        <w:rPr>
+          <w:rFonts w:ascii="Times New Roman" w:hAnsi="Times New Roman" w:cs="Times New Roman"/>
+        </w:rPr>
+        <w:t>docker</w:t>
+      </w:r>
+      <w:proofErr w:type="spellEnd"/>
+      <w:r>
+        <w:rPr>
+          <w:rFonts w:ascii="Times New Roman" w:hAnsi="Times New Roman" w:cs="Times New Roman"/>
+        </w:rPr>
+        <w:t xml:space="preserve"> </w:t>
+      </w:r>
+      <w:proofErr w:type="spellStart"/>
+      <w:r>
+        <w:rPr>
+          <w:rFonts w:ascii="Times New Roman" w:hAnsi="Times New Roman" w:cs="Times New Roman"/>
+        </w:rPr>
+        <w:t>compose</w:t>
+      </w:r>
+      <w:proofErr w:type="spellEnd"/>
+      <w:r>
+        <w:rPr>
+          <w:rFonts w:ascii="Times New Roman" w:hAnsi="Times New Roman" w:cs="Times New Roman"/>
+        </w:rPr>
+        <w:t xml:space="preserve"> </w:t>
+      </w:r>
+      <w:proofErr w:type="spellStart"/>
+      <w:r>
+        <w:rPr>
+          <w:rFonts w:ascii="Times New Roman" w:hAnsi="Times New Roman" w:cs="Times New Roman"/>
+        </w:rPr>
+        <w:t>config</w:t>
+      </w:r>
+      <w:proofErr w:type="spellEnd"/>
+      <w:r>
+        <w:rPr>
+          <w:rFonts w:ascii="Times New Roman" w:hAnsi="Times New Roman" w:cs="Times New Roman"/>
+        </w:rPr>
+        <w:t> — синтаксис файлов полностью валиден, лимиты и права доступа применились корректно.</w:t>
+      </w:r>
+    </w:p>
+    <w:p>
+      <w:pPr>
+        <w:rPr>
+          <w:rFonts w:ascii="Times New Roman" w:hAnsi="Times New Roman" w:cs="Times New Roman"/>
+        </w:rPr>
+      </w:pPr>
+      <w:r>
+        <w:rPr>
+          <w:rFonts w:ascii="Times New Roman" w:hAnsi="Times New Roman" w:cs="Times New Roman"/>
+        </w:rPr>
+        <w:t>Подробности реализации и параметры сборки вы найдете в walkthrough.md.</w:t>
+      </w:r>
+    </w:p>
+    <w:p>
+      <w:pPr>
+        <w:rPr>
+          <w:rFonts w:ascii="Times New Roman" w:hAnsi="Times New Roman" w:cs="Times New Roman"/>
+          <w:lang w:val="en-US"/>
+        </w:rPr>
+      </w:pPr>
+      <w:r>
+        <w:rPr>
+          <w:rFonts w:ascii="Times New Roman" w:hAnsi="Times New Roman" w:cs="Times New Roman"/>
+        </w:rPr>
+        <w:t>Вы можете запускать сборку кластера командой:</w:t>
+      </w:r>
+    </w:p>
+    <w:p>
+      <w:pPr>
+        <w:rPr>
+          <w:rFonts w:ascii="Times New Roman" w:hAnsi="Times New Roman" w:cs="Times New Roman"/>
+          <w:lang w:val="kk-KZ"/>
+        </w:rPr>
+      </w:pPr>
+    </w:p>
+    <w:p>
+      <w:pPr>
+        <w:rPr>
+          <w:rFonts w:ascii="Times New Roman" w:hAnsi="Times New Roman" w:cs="Times New Roman"/>
+          <w:lang w:val="kk-KZ"/>
+        </w:rPr>
+      </w:pPr>
+    </w:p>
+    <w:p>
+      <w:pPr>
+        <w:rPr>
+          <w:rFonts w:ascii="Times New Roman" w:hAnsi="Times New Roman" w:cs="Times New Roman"/>
+          <w:lang w:val="kk-KZ"/>
+        </w:rPr>
+      </w:pPr>
+      <w:r>
+        <w:rPr>
+          <w:rFonts w:ascii="Times New Roman" w:hAnsi="Times New Roman" w:cs="Times New Roman"/>
+          <w:lang w:val="kk-KZ"/>
+        </w:rPr>
+        <w:t xml:space="preserve">[+] </w:t>
+      </w:r>
+      <w:proofErr w:type="spellStart"/>
+      <w:r>
+        <w:rPr>
+          <w:rFonts w:ascii="Times New Roman" w:hAnsi="Times New Roman" w:cs="Times New Roman"/>
+          <w:lang w:val="kk-KZ"/>
+        </w:rPr>
+        <w:t>up</w:t>
+      </w:r>
+      <w:proofErr w:type="spellEnd"/>
+      <w:r>
+        <w:rPr>
+          <w:rFonts w:ascii="Times New Roman" w:hAnsi="Times New Roman" w:cs="Times New Roman"/>
+          <w:lang w:val="kk-KZ"/>
+        </w:rPr>
+        <w:t xml:space="preserve"> 3/3</w:t>
+      </w:r>
+    </w:p>
+    <w:p>
+      <w:pPr>
+        <w:rPr>
+          <w:rFonts w:ascii="Times New Roman" w:hAnsi="Times New Roman" w:cs="Times New Roman"/>
+          <w:lang w:val="kk-KZ"/>
+        </w:rPr>
+      </w:pPr>
+      <w:r>
+        <w:rPr>
+          <w:rFonts w:ascii="Times New Roman" w:hAnsi="Times New Roman" w:cs="Times New Roman"/>
+          <w:lang w:val="kk-KZ"/>
+        </w:rPr>
+        <w:t xml:space="preserve"> </w:t>
+      </w:r>
+      <w:r>
+        <w:rPr>
+          <w:rFonts w:ascii="Segoe UI Symbol" w:hAnsi="Segoe UI Symbol" w:cs="Segoe UI Symbol"/>
+          <w:lang w:val="kk-KZ"/>
+        </w:rPr>
+        <w:t>✔</w:t>
+      </w:r>
+      <w:r>
+        <w:rPr>
+          <w:rFonts w:ascii="Times New Roman" w:hAnsi="Times New Roman" w:cs="Times New Roman"/>
+          <w:lang w:val="kk-KZ"/>
+        </w:rPr>
+        <w:t xml:space="preserve"> </w:t>
+      </w:r>
+      <w:proofErr w:type="spellStart"/>
+      <w:r>
+        <w:rPr>
+          <w:rFonts w:ascii="Times New Roman" w:hAnsi="Times New Roman" w:cs="Times New Roman"/>
+          <w:lang w:val="kk-KZ"/>
+        </w:rPr>
+        <w:t>Image</w:t>
+      </w:r>
+      <w:proofErr w:type="spellEnd"/>
+      <w:r>
+        <w:rPr>
+          <w:rFonts w:ascii="Times New Roman" w:hAnsi="Times New Roman" w:cs="Times New Roman"/>
+          <w:lang w:val="kk-KZ"/>
+        </w:rPr>
+        <w:t xml:space="preserve"> </w:t>
+      </w:r>
+      <w:proofErr w:type="spellStart"/>
+      <w:r>
+        <w:rPr>
+          <w:rFonts w:ascii="Times New Roman" w:hAnsi="Times New Roman" w:cs="Times New Roman"/>
+          <w:lang w:val="kk-KZ"/>
+        </w:rPr>
+        <w:t>iikosecureapigatewayisag-gateway</w:t>
+      </w:r>
+      <w:proofErr w:type="spellEnd"/>
+      <w:r>
+        <w:rPr>
+          <w:rFonts w:ascii="Times New Roman" w:hAnsi="Times New Roman" w:cs="Times New Roman"/>
+          <w:lang w:val="kk-KZ"/>
+        </w:rPr>
+        <w:t xml:space="preserve"> </w:t>
+      </w:r>
+      <w:proofErr w:type="spellStart"/>
+      <w:r>
+        <w:rPr>
+          <w:rFonts w:ascii="Times New Roman" w:hAnsi="Times New Roman" w:cs="Times New Roman"/>
+          <w:lang w:val="kk-KZ"/>
+        </w:rPr>
+        <w:t>Built</w:t>
+      </w:r>
+      <w:proofErr w:type="spellEnd"/>
+      <w:r>
+        <w:rPr>
+          <w:rFonts w:ascii="Times New Roman" w:hAnsi="Times New Roman" w:cs="Times New Roman"/>
+          <w:lang w:val="kk-KZ"/>
+        </w:rPr>
+        <w:t xml:space="preserve">                                                                    46.4s</w:t>
+      </w:r>
+    </w:p>
+    <w:p>
+      <w:pPr>
+        <w:rPr>
+          <w:rFonts w:ascii="Times New Roman" w:hAnsi="Times New Roman" w:cs="Times New Roman"/>
+          <w:lang w:val="kk-KZ"/>
+        </w:rPr>
+      </w:pPr>
+      <w:r>
+        <w:rPr>
+          <w:rFonts w:ascii="Times New Roman" w:hAnsi="Times New Roman" w:cs="Times New Roman"/>
+          <w:lang w:val="kk-KZ"/>
+        </w:rPr>
+        <w:t xml:space="preserve"> </w:t>
+      </w:r>
+      <w:r>
+        <w:rPr>
+          <w:rFonts w:ascii="Segoe UI Symbol" w:hAnsi="Segoe UI Symbol" w:cs="Segoe UI Symbol"/>
+          <w:lang w:val="kk-KZ"/>
+        </w:rPr>
+        <w:t>✔</w:t>
+      </w:r>
+      <w:r>
+        <w:rPr>
+          <w:rFonts w:ascii="Times New Roman" w:hAnsi="Times New Roman" w:cs="Times New Roman"/>
+          <w:lang w:val="kk-KZ"/>
+        </w:rPr>
+        <w:t xml:space="preserve"> </w:t>
+      </w:r>
+      <w:proofErr w:type="spellStart"/>
+      <w:r>
+        <w:rPr>
+          <w:rFonts w:ascii="Times New Roman" w:hAnsi="Times New Roman" w:cs="Times New Roman"/>
+          <w:lang w:val="kk-KZ"/>
+        </w:rPr>
+        <w:t>Container</w:t>
+      </w:r>
+      <w:proofErr w:type="spellEnd"/>
+      <w:r>
+        <w:rPr>
+          <w:rFonts w:ascii="Times New Roman" w:hAnsi="Times New Roman" w:cs="Times New Roman"/>
+          <w:lang w:val="kk-KZ"/>
+        </w:rPr>
+        <w:t xml:space="preserve"> </w:t>
+      </w:r>
+      <w:proofErr w:type="spellStart"/>
+      <w:r>
+        <w:rPr>
+          <w:rFonts w:ascii="Times New Roman" w:hAnsi="Times New Roman" w:cs="Times New Roman"/>
+          <w:lang w:val="kk-KZ"/>
+        </w:rPr>
+        <w:t>iiko-redis</w:t>
+      </w:r>
+      <w:proofErr w:type="spellEnd"/>
+      <w:r>
+        <w:rPr>
+          <w:rFonts w:ascii="Times New Roman" w:hAnsi="Times New Roman" w:cs="Times New Roman"/>
+          <w:lang w:val="kk-KZ"/>
+        </w:rPr>
+        <w:t xml:space="preserve">                   </w:t>
+      </w:r>
+      <w:proofErr w:type="spellStart"/>
+      <w:r>
+        <w:rPr>
+          <w:rFonts w:ascii="Times New Roman" w:hAnsi="Times New Roman" w:cs="Times New Roman"/>
+          <w:lang w:val="kk-KZ"/>
+        </w:rPr>
+        <w:t>Healthy</w:t>
+      </w:r>
+      <w:proofErr w:type="spellEnd"/>
+      <w:r>
+        <w:rPr>
+          <w:rFonts w:ascii="Times New Roman" w:hAnsi="Times New Roman" w:cs="Times New Roman"/>
+          <w:lang w:val="kk-KZ"/>
+        </w:rPr>
+        <w:t xml:space="preserve">                                                                  1.7s</w:t>
+      </w:r>
+    </w:p>
+    <w:p>
+      <w:pPr>
+        <w:rPr>
+          <w:rFonts w:ascii="Times New Roman" w:hAnsi="Times New Roman" w:cs="Times New Roman"/>
+          <w:lang w:val="kk-KZ"/>
+        </w:rPr>
+      </w:pPr>
+      <w:r>
+        <w:rPr>
+          <w:rFonts w:ascii="Times New Roman" w:hAnsi="Times New Roman" w:cs="Times New Roman"/>
+          <w:lang w:val="kk-KZ"/>
+        </w:rPr>
+        <w:t xml:space="preserve"> </w:t>
+      </w:r>
+      <w:r>
+        <w:rPr>
+          <w:rFonts w:ascii="Segoe UI Symbol" w:hAnsi="Segoe UI Symbol" w:cs="Segoe UI Symbol"/>
+          <w:lang w:val="kk-KZ"/>
+        </w:rPr>
+        <w:t>✔</w:t>
+      </w:r>
+      <w:r>
+        <w:rPr>
+          <w:rFonts w:ascii="Times New Roman" w:hAnsi="Times New Roman" w:cs="Times New Roman"/>
+          <w:lang w:val="kk-KZ"/>
+        </w:rPr>
+        <w:t xml:space="preserve"> </w:t>
+      </w:r>
+      <w:proofErr w:type="spellStart"/>
+      <w:r>
+        <w:rPr>
+          <w:rFonts w:ascii="Times New Roman" w:hAnsi="Times New Roman" w:cs="Times New Roman"/>
+          <w:lang w:val="kk-KZ"/>
+        </w:rPr>
+        <w:t>Container</w:t>
+      </w:r>
+      <w:proofErr w:type="spellEnd"/>
+      <w:r>
+        <w:rPr>
+          <w:rFonts w:ascii="Times New Roman" w:hAnsi="Times New Roman" w:cs="Times New Roman"/>
+          <w:lang w:val="kk-KZ"/>
+        </w:rPr>
+        <w:t xml:space="preserve"> </w:t>
+      </w:r>
+      <w:proofErr w:type="spellStart"/>
+      <w:r>
+        <w:rPr>
+          <w:rFonts w:ascii="Times New Roman" w:hAnsi="Times New Roman" w:cs="Times New Roman"/>
+          <w:lang w:val="kk-KZ"/>
+        </w:rPr>
+        <w:t>iiko-secure-gateway</w:t>
+      </w:r>
+      <w:proofErr w:type="spellEnd"/>
+      <w:r>
+        <w:rPr>
+          <w:rFonts w:ascii="Times New Roman" w:hAnsi="Times New Roman" w:cs="Times New Roman"/>
+          <w:lang w:val="kk-KZ"/>
+        </w:rPr>
+        <w:t xml:space="preserve">          </w:t>
+      </w:r>
+      <w:proofErr w:type="spellStart"/>
+      <w:r>
+        <w:rPr>
+          <w:rFonts w:ascii="Times New Roman" w:hAnsi="Times New Roman" w:cs="Times New Roman"/>
+          <w:lang w:val="kk-KZ"/>
+        </w:rPr>
+        <w:t>Started</w:t>
+      </w:r>
+      <w:proofErr w:type="spellEnd"/>
+      <w:r>
+        <w:rPr>
+          <w:rFonts w:ascii="Times New Roman" w:hAnsi="Times New Roman" w:cs="Times New Roman"/>
+          <w:lang w:val="kk-KZ"/>
+        </w:rPr>
+        <w:t xml:space="preserve">                                                                  1.9s</w:t>
+      </w:r>
+    </w:p>
+    <w:p>
+      <w:pPr>
+        <w:rPr>
+          <w:rFonts w:ascii="Times New Roman" w:hAnsi="Times New Roman" w:cs="Times New Roman"/>
+          <w:lang w:val="kk-KZ"/>
+        </w:rPr>
+      </w:pPr>
+      <w:r>
+        <w:rPr>
+          <w:rFonts w:ascii="Times New Roman" w:hAnsi="Times New Roman" w:cs="Times New Roman"/>
+          <w:lang w:val="kk-KZ"/>
+        </w:rPr>
+        <w:t xml:space="preserve">PS D:\Desktop\Дипломка - </w:t>
+      </w:r>
+      <w:proofErr w:type="spellStart"/>
+      <w:r>
+        <w:rPr>
+          <w:rFonts w:ascii="Times New Roman" w:hAnsi="Times New Roman" w:cs="Times New Roman"/>
+          <w:lang w:val="kk-KZ"/>
+        </w:rPr>
+        <w:t>iiko</w:t>
+      </w:r>
+      <w:proofErr w:type="spellEnd"/>
+      <w:r>
+        <w:rPr>
+          <w:rFonts w:ascii="Times New Roman" w:hAnsi="Times New Roman" w:cs="Times New Roman"/>
+          <w:lang w:val="kk-KZ"/>
+        </w:rPr>
+        <w:t xml:space="preserve"> </w:t>
+      </w:r>
+      <w:proofErr w:type="spellStart"/>
+      <w:r>
+        <w:rPr>
+          <w:rFonts w:ascii="Times New Roman" w:hAnsi="Times New Roman" w:cs="Times New Roman"/>
+          <w:lang w:val="kk-KZ"/>
+        </w:rPr>
+        <w:t>Secure</w:t>
+      </w:r>
+      <w:proofErr w:type="spellEnd"/>
+      <w:r>
+        <w:rPr>
+          <w:rFonts w:ascii="Times New Roman" w:hAnsi="Times New Roman" w:cs="Times New Roman"/>
+          <w:lang w:val="kk-KZ"/>
+        </w:rPr>
+        <w:t xml:space="preserve"> API </w:t>
+      </w:r>
+      <w:proofErr w:type="spellStart"/>
+      <w:r>
+        <w:rPr>
+          <w:rFonts w:ascii="Times New Roman" w:hAnsi="Times New Roman" w:cs="Times New Roman"/>
+          <w:lang w:val="kk-KZ"/>
+        </w:rPr>
+        <w:t>Gateway</w:t>
+      </w:r>
+      <w:proofErr w:type="spellEnd"/>
+      <w:r>
+        <w:rPr>
+          <w:rFonts w:ascii="Times New Roman" w:hAnsi="Times New Roman" w:cs="Times New Roman"/>
+          <w:lang w:val="kk-KZ"/>
+        </w:rPr>
+        <w:t xml:space="preserve"> (ISAG)&gt; </w:t>
+      </w:r>
+      <w:proofErr w:type="spellStart"/>
+      <w:r>
+        <w:rPr>
+          <w:rFonts w:ascii="Times New Roman" w:hAnsi="Times New Roman" w:cs="Times New Roman"/>
+          <w:lang w:val="kk-KZ"/>
+        </w:rPr>
+        <w:t>docker</w:t>
+      </w:r>
+      <w:proofErr w:type="spellEnd"/>
+      <w:r>
+        <w:rPr>
+          <w:rFonts w:ascii="Times New Roman" w:hAnsi="Times New Roman" w:cs="Times New Roman"/>
+          <w:lang w:val="kk-KZ"/>
+        </w:rPr>
+        <w:t xml:space="preserve"> </w:t>
+      </w:r>
+      <w:proofErr w:type="spellStart"/>
+      <w:r>
+        <w:rPr>
+          <w:rFonts w:ascii="Times New Roman" w:hAnsi="Times New Roman" w:cs="Times New Roman"/>
+          <w:lang w:val="kk-KZ"/>
+        </w:rPr>
+        <w:t>logs</w:t>
+      </w:r>
+      <w:proofErr w:type="spellEnd"/>
+      <w:r>
+        <w:rPr>
+          <w:rFonts w:ascii="Times New Roman" w:hAnsi="Times New Roman" w:cs="Times New Roman"/>
+          <w:lang w:val="kk-KZ"/>
+        </w:rPr>
+        <w:t xml:space="preserve"> </w:t>
+      </w:r>
+      <w:proofErr w:type="spellStart"/>
+      <w:r>
+        <w:rPr>
+          <w:rFonts w:ascii="Times New Roman" w:hAnsi="Times New Roman" w:cs="Times New Roman"/>
+          <w:lang w:val="kk-KZ"/>
+        </w:rPr>
+        <w:t>iiko-secure-gateway</w:t>
+      </w:r>
+      <w:proofErr w:type="spellEnd"/>
+    </w:p>
+    <w:p>
+      <w:pPr>
+        <w:rPr>
+          <w:rFonts w:ascii="Times New Roman" w:hAnsi="Times New Roman" w:cs="Times New Roman"/>
+          <w:lang w:val="kk-KZ"/>
+        </w:rPr>
+      </w:pPr>
+      <w:r>
+        <w:rPr>
+          <w:rFonts w:ascii="Times New Roman" w:hAnsi="Times New Roman" w:cs="Times New Roman"/>
+          <w:lang w:val="kk-KZ"/>
+        </w:rPr>
+        <w:t xml:space="preserve">INFO:     </w:t>
+      </w:r>
+      <w:proofErr w:type="spellStart"/>
+      <w:r>
+        <w:rPr>
+          <w:rFonts w:ascii="Times New Roman" w:hAnsi="Times New Roman" w:cs="Times New Roman"/>
+          <w:lang w:val="kk-KZ"/>
+        </w:rPr>
+        <w:t>Uvicorn</w:t>
+      </w:r>
+      <w:proofErr w:type="spellEnd"/>
+      <w:r>
+        <w:rPr>
+          <w:rFonts w:ascii="Times New Roman" w:hAnsi="Times New Roman" w:cs="Times New Roman"/>
+          <w:lang w:val="kk-KZ"/>
+        </w:rPr>
+        <w:t xml:space="preserve"> </w:t>
+      </w:r>
+      <w:proofErr w:type="spellStart"/>
+      <w:r>
+        <w:rPr>
+          <w:rFonts w:ascii="Times New Roman" w:hAnsi="Times New Roman" w:cs="Times New Roman"/>
+          <w:lang w:val="kk-KZ"/>
+        </w:rPr>
+        <w:t>running</w:t>
+      </w:r>
+      <w:proofErr w:type="spellEnd"/>
+      <w:r>
+        <w:rPr>
+          <w:rFonts w:ascii="Times New Roman" w:hAnsi="Times New Roman" w:cs="Times New Roman"/>
+          <w:lang w:val="kk-KZ"/>
+        </w:rPr>
+        <w:t xml:space="preserve"> </w:t>
+      </w:r>
+      <w:proofErr w:type="spellStart"/>
+      <w:r>
+        <w:rPr>
+          <w:rFonts w:ascii="Times New Roman" w:hAnsi="Times New Roman" w:cs="Times New Roman"/>
+          <w:lang w:val="kk-KZ"/>
+        </w:rPr>
+        <w:t>on</w:t>
+      </w:r>
+      <w:proofErr w:type="spellEnd"/>
+      <w:r>
+        <w:rPr>
+          <w:rFonts w:ascii="Times New Roman" w:hAnsi="Times New Roman" w:cs="Times New Roman"/>
+          <w:lang w:val="kk-KZ"/>
+        </w:rPr>
+        <w:t xml:space="preserve"> http://0.0.0.0:8000 (</w:t>
+      </w:r>
+      <w:proofErr w:type="spellStart"/>
+      <w:r>
+        <w:rPr>
+          <w:rFonts w:ascii="Times New Roman" w:hAnsi="Times New Roman" w:cs="Times New Roman"/>
+          <w:lang w:val="kk-KZ"/>
+        </w:rPr>
+        <w:t>Press</w:t>
+      </w:r>
+      <w:proofErr w:type="spellEnd"/>
+      <w:r>
+        <w:rPr>
+          <w:rFonts w:ascii="Times New Roman" w:hAnsi="Times New Roman" w:cs="Times New Roman"/>
+          <w:lang w:val="kk-KZ"/>
+        </w:rPr>
+        <w:t xml:space="preserve"> CTRL+C </w:t>
+      </w:r>
+      <w:proofErr w:type="spellStart"/>
+      <w:r>
+        <w:rPr>
+          <w:rFonts w:ascii="Times New Roman" w:hAnsi="Times New Roman" w:cs="Times New Roman"/>
+          <w:lang w:val="kk-KZ"/>
+        </w:rPr>
+        <w:t>to</w:t>
+      </w:r>
+      <w:proofErr w:type="spellEnd"/>
+      <w:r>
+        <w:rPr>
+          <w:rFonts w:ascii="Times New Roman" w:hAnsi="Times New Roman" w:cs="Times New Roman"/>
+          <w:lang w:val="kk-KZ"/>
+        </w:rPr>
+        <w:t xml:space="preserve"> </w:t>
+      </w:r>
+      <w:proofErr w:type="spellStart"/>
+      <w:r>
+        <w:rPr>
+          <w:rFonts w:ascii="Times New Roman" w:hAnsi="Times New Roman" w:cs="Times New Roman"/>
+          <w:lang w:val="kk-KZ"/>
+        </w:rPr>
+        <w:t>quit</w:t>
+      </w:r>
+      <w:proofErr w:type="spellEnd"/>
+      <w:r>
+        <w:rPr>
+          <w:rFonts w:ascii="Times New Roman" w:hAnsi="Times New Roman" w:cs="Times New Roman"/>
+          <w:lang w:val="kk-KZ"/>
+        </w:rPr>
+        <w:t>)</w:t>
+      </w:r>
+    </w:p>
+    <w:p>
+      <w:pPr>
+        <w:rPr>
+          <w:rFonts w:ascii="Times New Roman" w:hAnsi="Times New Roman" w:cs="Times New Roman"/>
+          <w:lang w:val="kk-KZ"/>
+        </w:rPr>
+      </w:pPr>
+      <w:r>
+        <w:rPr>
+          <w:rFonts w:ascii="Times New Roman" w:hAnsi="Times New Roman" w:cs="Times New Roman"/>
+          <w:lang w:val="kk-KZ"/>
+        </w:rPr>
+        <w:t xml:space="preserve">INFO:     </w:t>
+      </w:r>
+      <w:proofErr w:type="spellStart"/>
+      <w:r>
+        <w:rPr>
+          <w:rFonts w:ascii="Times New Roman" w:hAnsi="Times New Roman" w:cs="Times New Roman"/>
+          <w:lang w:val="kk-KZ"/>
+        </w:rPr>
+        <w:t>Started</w:t>
+      </w:r>
+      <w:proofErr w:type="spellEnd"/>
+      <w:r>
+        <w:rPr>
+          <w:rFonts w:ascii="Times New Roman" w:hAnsi="Times New Roman" w:cs="Times New Roman"/>
+          <w:lang w:val="kk-KZ"/>
+        </w:rPr>
+        <w:t xml:space="preserve"> </w:t>
+      </w:r>
+      <w:proofErr w:type="spellStart"/>
+      <w:r>
+        <w:rPr>
+          <w:rFonts w:ascii="Times New Roman" w:hAnsi="Times New Roman" w:cs="Times New Roman"/>
+          <w:lang w:val="kk-KZ"/>
+        </w:rPr>
+        <w:t>parent</w:t>
+      </w:r>
+      <w:proofErr w:type="spellEnd"/>
+      <w:r>
+        <w:rPr>
+          <w:rFonts w:ascii="Times New Roman" w:hAnsi="Times New Roman" w:cs="Times New Roman"/>
+          <w:lang w:val="kk-KZ"/>
+        </w:rPr>
+        <w:t xml:space="preserve"> </w:t>
+      </w:r>
+      <w:proofErr w:type="spellStart"/>
+      <w:r>
+        <w:rPr>
+          <w:rFonts w:ascii="Times New Roman" w:hAnsi="Times New Roman" w:cs="Times New Roman"/>
+          <w:lang w:val="kk-KZ"/>
+        </w:rPr>
+        <w:t>process</w:t>
+      </w:r>
+      <w:proofErr w:type="spellEnd"/>
+      <w:r>
+        <w:rPr>
+          <w:rFonts w:ascii="Times New Roman" w:hAnsi="Times New Roman" w:cs="Times New Roman"/>
+          <w:lang w:val="kk-KZ"/>
+        </w:rPr>
+        <w:t xml:space="preserve"> [1]</w:t>
+      </w:r>
+    </w:p>
+    <w:p>
+      <w:pPr>
+        <w:rPr>
+          <w:rFonts w:ascii="Times New Roman" w:hAnsi="Times New Roman" w:cs="Times New Roman"/>
+          <w:lang w:val="kk-KZ"/>
+        </w:rPr>
+      </w:pPr>
+      <w:r>
+        <w:rPr>
+          <w:rFonts w:ascii="Times New Roman" w:hAnsi="Times New Roman" w:cs="Times New Roman"/>
+          <w:lang w:val="kk-KZ"/>
+        </w:rPr>
+        <w:t xml:space="preserve">INFO:     </w:t>
+      </w:r>
+      <w:proofErr w:type="spellStart"/>
+      <w:r>
+        <w:rPr>
+          <w:rFonts w:ascii="Times New Roman" w:hAnsi="Times New Roman" w:cs="Times New Roman"/>
+          <w:lang w:val="kk-KZ"/>
+        </w:rPr>
+        <w:t>Started</w:t>
+      </w:r>
+      <w:proofErr w:type="spellEnd"/>
+      <w:r>
+        <w:rPr>
+          <w:rFonts w:ascii="Times New Roman" w:hAnsi="Times New Roman" w:cs="Times New Roman"/>
+          <w:lang w:val="kk-KZ"/>
+        </w:rPr>
+        <w:t xml:space="preserve"> </w:t>
+      </w:r>
+      <w:proofErr w:type="spellStart"/>
+      <w:r>
+        <w:rPr>
+          <w:rFonts w:ascii="Times New Roman" w:hAnsi="Times New Roman" w:cs="Times New Roman"/>
+          <w:lang w:val="kk-KZ"/>
+        </w:rPr>
+        <w:t>server</w:t>
+      </w:r>
+      <w:proofErr w:type="spellEnd"/>
+      <w:r>
+        <w:rPr>
+          <w:rFonts w:ascii="Times New Roman" w:hAnsi="Times New Roman" w:cs="Times New Roman"/>
+          <w:lang w:val="kk-KZ"/>
+        </w:rPr>
+        <w:t xml:space="preserve"> </w:t>
+      </w:r>
+      <w:proofErr w:type="spellStart"/>
+      <w:r>
+        <w:rPr>
+          <w:rFonts w:ascii="Times New Roman" w:hAnsi="Times New Roman" w:cs="Times New Roman"/>
+          <w:lang w:val="kk-KZ"/>
+        </w:rPr>
+        <w:t>process</w:t>
+      </w:r>
+      <w:proofErr w:type="spellEnd"/>
+      <w:r>
+        <w:rPr>
+          <w:rFonts w:ascii="Times New Roman" w:hAnsi="Times New Roman" w:cs="Times New Roman"/>
+          <w:lang w:val="kk-KZ"/>
+        </w:rPr>
+        <w:t xml:space="preserve"> [8]</w:t>
+      </w:r>
+    </w:p>
+    <w:p>
+      <w:pPr>
+        <w:rPr>
+          <w:rFonts w:ascii="Times New Roman" w:hAnsi="Times New Roman" w:cs="Times New Roman"/>
+          <w:lang w:val="kk-KZ"/>
+        </w:rPr>
+      </w:pPr>
+      <w:r>
+        <w:rPr>
+          <w:rFonts w:ascii="Times New Roman" w:hAnsi="Times New Roman" w:cs="Times New Roman"/>
+          <w:lang w:val="kk-KZ"/>
+        </w:rPr>
+        <w:t xml:space="preserve">INFO:     </w:t>
+      </w:r>
+      <w:proofErr w:type="spellStart"/>
+      <w:r>
+        <w:rPr>
+          <w:rFonts w:ascii="Times New Roman" w:hAnsi="Times New Roman" w:cs="Times New Roman"/>
+          <w:lang w:val="kk-KZ"/>
+        </w:rPr>
+        <w:t>Waiting</w:t>
+      </w:r>
+      <w:proofErr w:type="spellEnd"/>
+      <w:r>
+        <w:rPr>
+          <w:rFonts w:ascii="Times New Roman" w:hAnsi="Times New Roman" w:cs="Times New Roman"/>
+          <w:lang w:val="kk-KZ"/>
+        </w:rPr>
+        <w:t xml:space="preserve"> </w:t>
+      </w:r>
+      <w:proofErr w:type="spellStart"/>
+      <w:r>
+        <w:rPr>
+          <w:rFonts w:ascii="Times New Roman" w:hAnsi="Times New Roman" w:cs="Times New Roman"/>
+          <w:lang w:val="kk-KZ"/>
+        </w:rPr>
+        <w:t>for</w:t>
+      </w:r>
+      <w:proofErr w:type="spellEnd"/>
+      <w:r>
+        <w:rPr>
+          <w:rFonts w:ascii="Times New Roman" w:hAnsi="Times New Roman" w:cs="Times New Roman"/>
+          <w:lang w:val="kk-KZ"/>
+        </w:rPr>
+        <w:t xml:space="preserve"> </w:t>
+      </w:r>
+      <w:proofErr w:type="spellStart"/>
+      <w:r>
+        <w:rPr>
+          <w:rFonts w:ascii="Times New Roman" w:hAnsi="Times New Roman" w:cs="Times New Roman"/>
+          <w:lang w:val="kk-KZ"/>
+        </w:rPr>
+        <w:t>application</w:t>
+      </w:r>
+      <w:proofErr w:type="spellEnd"/>
+      <w:r>
+        <w:rPr>
+          <w:rFonts w:ascii="Times New Roman" w:hAnsi="Times New Roman" w:cs="Times New Roman"/>
+          <w:lang w:val="kk-KZ"/>
+        </w:rPr>
+        <w:t xml:space="preserve"> </w:t>
+      </w:r>
+      <w:proofErr w:type="spellStart"/>
+      <w:r>
+        <w:rPr>
+          <w:rFonts w:ascii="Times New Roman" w:hAnsi="Times New Roman" w:cs="Times New Roman"/>
+          <w:lang w:val="kk-KZ"/>
+        </w:rPr>
+        <w:t>startup</w:t>
+      </w:r>
+      <w:proofErr w:type="spellEnd"/>
+      <w:r>
+        <w:rPr>
+          <w:rFonts w:ascii="Times New Roman" w:hAnsi="Times New Roman" w:cs="Times New Roman"/>
+          <w:lang w:val="kk-KZ"/>
+        </w:rPr>
+        <w:t>.</w:t>
+      </w:r>
+    </w:p>
+    <w:p>
+      <w:pPr>
+        <w:rPr>
+          <w:rFonts w:ascii="Times New Roman" w:hAnsi="Times New Roman" w:cs="Times New Roman"/>
+          <w:lang w:val="kk-KZ"/>
+        </w:rPr>
+      </w:pPr>
+      <w:r>
+        <w:rPr>
+          <w:rFonts w:ascii="Times New Roman" w:hAnsi="Times New Roman" w:cs="Times New Roman"/>
+          <w:lang w:val="kk-KZ"/>
+        </w:rPr>
+        <w:t>{"</w:t>
+      </w:r>
+      <w:proofErr w:type="spellStart"/>
+      <w:r>
+        <w:rPr>
+          <w:rFonts w:ascii="Times New Roman" w:hAnsi="Times New Roman" w:cs="Times New Roman"/>
+          <w:lang w:val="kk-KZ"/>
+        </w:rPr>
+        <w:t>environment</w:t>
+      </w:r>
+      <w:proofErr w:type="spellEnd"/>
+      <w:r>
+        <w:rPr>
+          <w:rFonts w:ascii="Times New Roman" w:hAnsi="Times New Roman" w:cs="Times New Roman"/>
+          <w:lang w:val="kk-KZ"/>
+        </w:rPr>
+        <w:t>": "</w:t>
+      </w:r>
+      <w:proofErr w:type="spellStart"/>
+      <w:r>
+        <w:rPr>
+          <w:rFonts w:ascii="Times New Roman" w:hAnsi="Times New Roman" w:cs="Times New Roman"/>
+          <w:lang w:val="kk-KZ"/>
+        </w:rPr>
+        <w:t>production</w:t>
+      </w:r>
+      <w:proofErr w:type="spellEnd"/>
+      <w:r>
+        <w:rPr>
+          <w:rFonts w:ascii="Times New Roman" w:hAnsi="Times New Roman" w:cs="Times New Roman"/>
+          <w:lang w:val="kk-KZ"/>
+        </w:rPr>
+        <w:t>", "</w:t>
+      </w:r>
+      <w:proofErr w:type="spellStart"/>
+      <w:r>
+        <w:rPr>
+          <w:rFonts w:ascii="Times New Roman" w:hAnsi="Times New Roman" w:cs="Times New Roman"/>
+          <w:lang w:val="kk-KZ"/>
+        </w:rPr>
+        <w:t>event</w:t>
+      </w:r>
+      <w:proofErr w:type="spellEnd"/>
+      <w:r>
+        <w:rPr>
+          <w:rFonts w:ascii="Times New Roman" w:hAnsi="Times New Roman" w:cs="Times New Roman"/>
+          <w:lang w:val="kk-KZ"/>
+        </w:rPr>
+        <w:t>": "</w:t>
+      </w:r>
+      <w:proofErr w:type="spellStart"/>
+      <w:r>
+        <w:rPr>
+          <w:rFonts w:ascii="Times New Roman" w:hAnsi="Times New Roman" w:cs="Times New Roman"/>
+          <w:lang w:val="kk-KZ"/>
+        </w:rPr>
+        <w:t>isag_startup</w:t>
+      </w:r>
+      <w:proofErr w:type="spellEnd"/>
+      <w:r>
+        <w:rPr>
+          <w:rFonts w:ascii="Times New Roman" w:hAnsi="Times New Roman" w:cs="Times New Roman"/>
+          <w:lang w:val="kk-KZ"/>
+        </w:rPr>
+        <w:t>", "</w:t>
+      </w:r>
+      <w:proofErr w:type="spellStart"/>
+      <w:r>
+        <w:rPr>
+          <w:rFonts w:ascii="Times New Roman" w:hAnsi="Times New Roman" w:cs="Times New Roman"/>
+          <w:lang w:val="kk-KZ"/>
+        </w:rPr>
+        <w:t>level</w:t>
+      </w:r>
+      <w:proofErr w:type="spellEnd"/>
+      <w:r>
+        <w:rPr>
+          <w:rFonts w:ascii="Times New Roman" w:hAnsi="Times New Roman" w:cs="Times New Roman"/>
+          <w:lang w:val="kk-KZ"/>
+        </w:rPr>
+        <w:t>": "INFO", "</w:t>
+      </w:r>
+      <w:proofErr w:type="spellStart"/>
+      <w:r>
+        <w:rPr>
+          <w:rFonts w:ascii="Times New Roman" w:hAnsi="Times New Roman" w:cs="Times New Roman"/>
+          <w:lang w:val="kk-KZ"/>
+        </w:rPr>
+        <w:t>timestamp</w:t>
+      </w:r>
+      <w:proofErr w:type="spellEnd"/>
+      <w:r>
+        <w:rPr>
+          <w:rFonts w:ascii="Times New Roman" w:hAnsi="Times New Roman" w:cs="Times New Roman"/>
+          <w:lang w:val="kk-KZ"/>
+        </w:rPr>
+        <w:t>": "2026-04-13T12:28:42.955199Z", "</w:t>
+      </w:r>
+      <w:proofErr w:type="spellStart"/>
+      <w:r>
+        <w:rPr>
+          <w:rFonts w:ascii="Times New Roman" w:hAnsi="Times New Roman" w:cs="Times New Roman"/>
+          <w:lang w:val="kk-KZ"/>
+        </w:rPr>
+        <w:t>logger</w:t>
+      </w:r>
+      <w:proofErr w:type="spellEnd"/>
+      <w:r>
+        <w:rPr>
+          <w:rFonts w:ascii="Times New Roman" w:hAnsi="Times New Roman" w:cs="Times New Roman"/>
+          <w:lang w:val="kk-KZ"/>
+        </w:rPr>
+        <w:t>": "</w:t>
+      </w:r>
+      <w:proofErr w:type="spellStart"/>
+      <w:r>
+        <w:rPr>
+          <w:rFonts w:ascii="Times New Roman" w:hAnsi="Times New Roman" w:cs="Times New Roman"/>
+          <w:lang w:val="kk-KZ"/>
+        </w:rPr>
+        <w:t>app.main</w:t>
+      </w:r>
+      <w:proofErr w:type="spellEnd"/>
+      <w:r>
+        <w:rPr>
+          <w:rFonts w:ascii="Times New Roman" w:hAnsi="Times New Roman" w:cs="Times New Roman"/>
+          <w:lang w:val="kk-KZ"/>
+        </w:rPr>
+        <w:t>"}</w:t>
+      </w:r>
+    </w:p>
+    <w:p>
+      <w:pPr>
+        <w:rPr>
+          <w:rFonts w:ascii="Times New Roman" w:hAnsi="Times New Roman" w:cs="Times New Roman"/>
+          <w:lang w:val="kk-KZ"/>
+        </w:rPr>
+      </w:pPr>
+      <w:r>
+        <w:rPr>
+          <w:rFonts w:ascii="Times New Roman" w:hAnsi="Times New Roman" w:cs="Times New Roman"/>
+          <w:lang w:val="kk-KZ"/>
+        </w:rPr>
+        <w:t xml:space="preserve">INFO:     </w:t>
+      </w:r>
+      <w:proofErr w:type="spellStart"/>
+      <w:r>
+        <w:rPr>
+          <w:rFonts w:ascii="Times New Roman" w:hAnsi="Times New Roman" w:cs="Times New Roman"/>
+          <w:lang w:val="kk-KZ"/>
+        </w:rPr>
+        <w:t>Started</w:t>
+      </w:r>
+      <w:proofErr w:type="spellEnd"/>
+      <w:r>
+        <w:rPr>
+          <w:rFonts w:ascii="Times New Roman" w:hAnsi="Times New Roman" w:cs="Times New Roman"/>
+          <w:lang w:val="kk-KZ"/>
+        </w:rPr>
+        <w:t xml:space="preserve"> </w:t>
+      </w:r>
+      <w:proofErr w:type="spellStart"/>
+      <w:r>
+        <w:rPr>
+          <w:rFonts w:ascii="Times New Roman" w:hAnsi="Times New Roman" w:cs="Times New Roman"/>
+          <w:lang w:val="kk-KZ"/>
+        </w:rPr>
+        <w:t>server</w:t>
+      </w:r>
+      <w:proofErr w:type="spellEnd"/>
+      <w:r>
+        <w:rPr>
+          <w:rFonts w:ascii="Times New Roman" w:hAnsi="Times New Roman" w:cs="Times New Roman"/>
+          <w:lang w:val="kk-KZ"/>
+        </w:rPr>
+        <w:t xml:space="preserve"> </w:t>
+      </w:r>
+      <w:proofErr w:type="spellStart"/>
+      <w:r>
+        <w:rPr>
+          <w:rFonts w:ascii="Times New Roman" w:hAnsi="Times New Roman" w:cs="Times New Roman"/>
+          <w:lang w:val="kk-KZ"/>
+        </w:rPr>
+        <w:t>process</w:t>
+      </w:r>
+      <w:proofErr w:type="spellEnd"/>
+      <w:r>
+        <w:rPr>
+          <w:rFonts w:ascii="Times New Roman" w:hAnsi="Times New Roman" w:cs="Times New Roman"/>
+          <w:lang w:val="kk-KZ"/>
+        </w:rPr>
+        <w:t xml:space="preserve"> [9]</w:t>
+      </w:r>
+    </w:p>
+    <w:p>
+      <w:pPr>
+        <w:rPr>
+          <w:rFonts w:ascii="Times New Roman" w:hAnsi="Times New Roman" w:cs="Times New Roman"/>
+          <w:lang w:val="kk-KZ"/>
+        </w:rPr>
+      </w:pPr>
+      <w:r>
+        <w:rPr>
+          <w:rFonts w:ascii="Times New Roman" w:hAnsi="Times New Roman" w:cs="Times New Roman"/>
+          <w:lang w:val="kk-KZ"/>
+        </w:rPr>
+        <w:t xml:space="preserve">INFO:     </w:t>
+      </w:r>
+      <w:proofErr w:type="spellStart"/>
+      <w:r>
+        <w:rPr>
+          <w:rFonts w:ascii="Times New Roman" w:hAnsi="Times New Roman" w:cs="Times New Roman"/>
+          <w:lang w:val="kk-KZ"/>
+        </w:rPr>
+        <w:t>Waiting</w:t>
+      </w:r>
+      <w:proofErr w:type="spellEnd"/>
+      <w:r>
+        <w:rPr>
+          <w:rFonts w:ascii="Times New Roman" w:hAnsi="Times New Roman" w:cs="Times New Roman"/>
+          <w:lang w:val="kk-KZ"/>
+        </w:rPr>
+        <w:t xml:space="preserve"> </w:t>
+      </w:r>
+      <w:proofErr w:type="spellStart"/>
+      <w:r>
+        <w:rPr>
+          <w:rFonts w:ascii="Times New Roman" w:hAnsi="Times New Roman" w:cs="Times New Roman"/>
+          <w:lang w:val="kk-KZ"/>
+        </w:rPr>
+        <w:t>for</w:t>
+      </w:r>
+      <w:proofErr w:type="spellEnd"/>
+      <w:r>
+        <w:rPr>
+          <w:rFonts w:ascii="Times New Roman" w:hAnsi="Times New Roman" w:cs="Times New Roman"/>
+          <w:lang w:val="kk-KZ"/>
+        </w:rPr>
+        <w:t xml:space="preserve"> </w:t>
+      </w:r>
+      <w:proofErr w:type="spellStart"/>
+      <w:r>
+        <w:rPr>
+          <w:rFonts w:ascii="Times New Roman" w:hAnsi="Times New Roman" w:cs="Times New Roman"/>
+          <w:lang w:val="kk-KZ"/>
+        </w:rPr>
+        <w:t>application</w:t>
+      </w:r>
+      <w:proofErr w:type="spellEnd"/>
+      <w:r>
+        <w:rPr>
+          <w:rFonts w:ascii="Times New Roman" w:hAnsi="Times New Roman" w:cs="Times New Roman"/>
+          <w:lang w:val="kk-KZ"/>
+        </w:rPr>
+        <w:t xml:space="preserve"> </w:t>
+      </w:r>
+      <w:proofErr w:type="spellStart"/>
+      <w:r>
+        <w:rPr>
+          <w:rFonts w:ascii="Times New Roman" w:hAnsi="Times New Roman" w:cs="Times New Roman"/>
+          <w:lang w:val="kk-KZ"/>
+        </w:rPr>
+        <w:t>startup</w:t>
+      </w:r>
+      <w:proofErr w:type="spellEnd"/>
+      <w:r>
+        <w:rPr>
+          <w:rFonts w:ascii="Times New Roman" w:hAnsi="Times New Roman" w:cs="Times New Roman"/>
+          <w:lang w:val="kk-KZ"/>
+        </w:rPr>
+        <w:t>.</w:t>
+      </w:r>
+    </w:p>
+    <w:p>
+      <w:pPr>
+        <w:rPr>
+          <w:rFonts w:ascii="Times New Roman" w:hAnsi="Times New Roman" w:cs="Times New Roman"/>
+          <w:lang w:val="kk-KZ"/>
+        </w:rPr>
+      </w:pPr>
+      <w:r>
+        <w:rPr>
+          <w:rFonts w:ascii="Times New Roman" w:hAnsi="Times New Roman" w:cs="Times New Roman"/>
+          <w:lang w:val="kk-KZ"/>
+        </w:rPr>
+        <w:t>{"</w:t>
+      </w:r>
+      <w:proofErr w:type="spellStart"/>
+      <w:r>
+        <w:rPr>
+          <w:rFonts w:ascii="Times New Roman" w:hAnsi="Times New Roman" w:cs="Times New Roman"/>
+          <w:lang w:val="kk-KZ"/>
+        </w:rPr>
+        <w:t>environment</w:t>
+      </w:r>
+      <w:proofErr w:type="spellEnd"/>
+      <w:r>
+        <w:rPr>
+          <w:rFonts w:ascii="Times New Roman" w:hAnsi="Times New Roman" w:cs="Times New Roman"/>
+          <w:lang w:val="kk-KZ"/>
+        </w:rPr>
+        <w:t>": "</w:t>
+      </w:r>
+      <w:proofErr w:type="spellStart"/>
+      <w:r>
+        <w:rPr>
+          <w:rFonts w:ascii="Times New Roman" w:hAnsi="Times New Roman" w:cs="Times New Roman"/>
+          <w:lang w:val="kk-KZ"/>
+        </w:rPr>
+        <w:t>production</w:t>
+      </w:r>
+      <w:proofErr w:type="spellEnd"/>
+      <w:r>
+        <w:rPr>
+          <w:rFonts w:ascii="Times New Roman" w:hAnsi="Times New Roman" w:cs="Times New Roman"/>
+          <w:lang w:val="kk-KZ"/>
+        </w:rPr>
+        <w:t>", "</w:t>
+      </w:r>
+      <w:proofErr w:type="spellStart"/>
+      <w:r>
+        <w:rPr>
+          <w:rFonts w:ascii="Times New Roman" w:hAnsi="Times New Roman" w:cs="Times New Roman"/>
+          <w:lang w:val="kk-KZ"/>
+        </w:rPr>
+        <w:t>event</w:t>
+      </w:r>
+      <w:proofErr w:type="spellEnd"/>
+      <w:r>
+        <w:rPr>
+          <w:rFonts w:ascii="Times New Roman" w:hAnsi="Times New Roman" w:cs="Times New Roman"/>
+          <w:lang w:val="kk-KZ"/>
+        </w:rPr>
+        <w:t>": "</w:t>
+      </w:r>
+      <w:proofErr w:type="spellStart"/>
+      <w:r>
+        <w:rPr>
+          <w:rFonts w:ascii="Times New Roman" w:hAnsi="Times New Roman" w:cs="Times New Roman"/>
+          <w:lang w:val="kk-KZ"/>
+        </w:rPr>
+        <w:t>isag_startup</w:t>
+      </w:r>
+      <w:proofErr w:type="spellEnd"/>
+      <w:r>
+        <w:rPr>
+          <w:rFonts w:ascii="Times New Roman" w:hAnsi="Times New Roman" w:cs="Times New Roman"/>
+          <w:lang w:val="kk-KZ"/>
+        </w:rPr>
+        <w:t>", "</w:t>
+      </w:r>
+      <w:proofErr w:type="spellStart"/>
+      <w:r>
+        <w:rPr>
+          <w:rFonts w:ascii="Times New Roman" w:hAnsi="Times New Roman" w:cs="Times New Roman"/>
+          <w:lang w:val="kk-KZ"/>
+        </w:rPr>
+        <w:t>level</w:t>
+      </w:r>
+      <w:proofErr w:type="spellEnd"/>
+      <w:r>
+        <w:rPr>
+          <w:rFonts w:ascii="Times New Roman" w:hAnsi="Times New Roman" w:cs="Times New Roman"/>
+          <w:lang w:val="kk-KZ"/>
+        </w:rPr>
+        <w:t>": "INFO", "</w:t>
+      </w:r>
+      <w:proofErr w:type="spellStart"/>
+      <w:r>
+        <w:rPr>
+          <w:rFonts w:ascii="Times New Roman" w:hAnsi="Times New Roman" w:cs="Times New Roman"/>
+          <w:lang w:val="kk-KZ"/>
+        </w:rPr>
+        <w:t>timestamp</w:t>
+      </w:r>
+      <w:proofErr w:type="spellEnd"/>
+      <w:r>
+        <w:rPr>
+          <w:rFonts w:ascii="Times New Roman" w:hAnsi="Times New Roman" w:cs="Times New Roman"/>
+          <w:lang w:val="kk-KZ"/>
+        </w:rPr>
+        <w:t>": "2026-04-13T12:28:43.049044Z", "</w:t>
+      </w:r>
+      <w:proofErr w:type="spellStart"/>
+      <w:r>
+        <w:rPr>
+          <w:rFonts w:ascii="Times New Roman" w:hAnsi="Times New Roman" w:cs="Times New Roman"/>
+          <w:lang w:val="kk-KZ"/>
+        </w:rPr>
+        <w:t>logger</w:t>
+      </w:r>
+      <w:proofErr w:type="spellEnd"/>
+      <w:r>
+        <w:rPr>
+          <w:rFonts w:ascii="Times New Roman" w:hAnsi="Times New Roman" w:cs="Times New Roman"/>
+          <w:lang w:val="kk-KZ"/>
+        </w:rPr>
+        <w:t>": "</w:t>
+      </w:r>
+      <w:proofErr w:type="spellStart"/>
+      <w:r>
+        <w:rPr>
+          <w:rFonts w:ascii="Times New Roman" w:hAnsi="Times New Roman" w:cs="Times New Roman"/>
+          <w:lang w:val="kk-KZ"/>
+        </w:rPr>
+        <w:t>app.main</w:t>
+      </w:r>
+      <w:proofErr w:type="spellEnd"/>
+      <w:r>
+        <w:rPr>
+          <w:rFonts w:ascii="Times New Roman" w:hAnsi="Times New Roman" w:cs="Times New Roman"/>
+          <w:lang w:val="kk-KZ"/>
+        </w:rPr>
+        <w:t>"}</w:t>
+      </w:r>
+    </w:p>
+    <w:p>
+      <w:pPr>
+        <w:rPr>
+          <w:rFonts w:ascii="Times New Roman" w:hAnsi="Times New Roman" w:cs="Times New Roman"/>
+          <w:lang w:val="kk-KZ"/>
+        </w:rPr>
+      </w:pPr>
+      <w:r>
+        <w:rPr>
+          <w:rFonts w:ascii="Times New Roman" w:hAnsi="Times New Roman" w:cs="Times New Roman"/>
+          <w:lang w:val="kk-KZ"/>
+        </w:rPr>
+        <w:t>{"</w:t>
+      </w:r>
+      <w:proofErr w:type="spellStart"/>
+      <w:r>
+        <w:rPr>
+          <w:rFonts w:ascii="Times New Roman" w:hAnsi="Times New Roman" w:cs="Times New Roman"/>
+          <w:lang w:val="kk-KZ"/>
+        </w:rPr>
+        <w:t>url</w:t>
+      </w:r>
+      <w:proofErr w:type="spellEnd"/>
+      <w:r>
+        <w:rPr>
+          <w:rFonts w:ascii="Times New Roman" w:hAnsi="Times New Roman" w:cs="Times New Roman"/>
+          <w:lang w:val="kk-KZ"/>
+        </w:rPr>
+        <w:t>": "</w:t>
+      </w:r>
+      <w:proofErr w:type="spellStart"/>
+      <w:r>
+        <w:rPr>
+          <w:rFonts w:ascii="Times New Roman" w:hAnsi="Times New Roman" w:cs="Times New Roman"/>
+          <w:lang w:val="kk-KZ"/>
+        </w:rPr>
+        <w:t>redis</w:t>
+      </w:r>
+      <w:proofErr w:type="spellEnd"/>
+      <w:r>
+        <w:rPr>
+          <w:rFonts w:ascii="Times New Roman" w:hAnsi="Times New Roman" w:cs="Times New Roman"/>
+          <w:lang w:val="kk-KZ"/>
+        </w:rPr>
+        <w:t>://redis:6379/1", "</w:t>
+      </w:r>
+      <w:proofErr w:type="spellStart"/>
+      <w:r>
+        <w:rPr>
+          <w:rFonts w:ascii="Times New Roman" w:hAnsi="Times New Roman" w:cs="Times New Roman"/>
+          <w:lang w:val="kk-KZ"/>
+        </w:rPr>
+        <w:t>event</w:t>
+      </w:r>
+      <w:proofErr w:type="spellEnd"/>
+      <w:r>
+        <w:rPr>
+          <w:rFonts w:ascii="Times New Roman" w:hAnsi="Times New Roman" w:cs="Times New Roman"/>
+          <w:lang w:val="kk-KZ"/>
+        </w:rPr>
+        <w:t>": "</w:t>
+      </w:r>
+      <w:proofErr w:type="spellStart"/>
+      <w:r>
+        <w:rPr>
+          <w:rFonts w:ascii="Times New Roman" w:hAnsi="Times New Roman" w:cs="Times New Roman"/>
+          <w:lang w:val="kk-KZ"/>
+        </w:rPr>
+        <w:t>redis_connected</w:t>
+      </w:r>
+      <w:proofErr w:type="spellEnd"/>
+      <w:r>
+        <w:rPr>
+          <w:rFonts w:ascii="Times New Roman" w:hAnsi="Times New Roman" w:cs="Times New Roman"/>
+          <w:lang w:val="kk-KZ"/>
+        </w:rPr>
+        <w:t>", "</w:t>
+      </w:r>
+      <w:proofErr w:type="spellStart"/>
+      <w:r>
+        <w:rPr>
+          <w:rFonts w:ascii="Times New Roman" w:hAnsi="Times New Roman" w:cs="Times New Roman"/>
+          <w:lang w:val="kk-KZ"/>
+        </w:rPr>
+        <w:t>level</w:t>
+      </w:r>
+      <w:proofErr w:type="spellEnd"/>
+      <w:r>
+        <w:rPr>
+          <w:rFonts w:ascii="Times New Roman" w:hAnsi="Times New Roman" w:cs="Times New Roman"/>
+          <w:lang w:val="kk-KZ"/>
+        </w:rPr>
+        <w:t>": "INFO", "</w:t>
+      </w:r>
+      <w:proofErr w:type="spellStart"/>
+      <w:r>
+        <w:rPr>
+          <w:rFonts w:ascii="Times New Roman" w:hAnsi="Times New Roman" w:cs="Times New Roman"/>
+          <w:lang w:val="kk-KZ"/>
+        </w:rPr>
+        <w:t>timestamp</w:t>
+      </w:r>
+      <w:proofErr w:type="spellEnd"/>
+      <w:r>
+        <w:rPr>
+          <w:rFonts w:ascii="Times New Roman" w:hAnsi="Times New Roman" w:cs="Times New Roman"/>
+          <w:lang w:val="kk-KZ"/>
+        </w:rPr>
+        <w:t>": "2026-04-13T12:28:43.056716Z", "</w:t>
+      </w:r>
+      <w:proofErr w:type="spellStart"/>
+      <w:r>
+        <w:rPr>
+          <w:rFonts w:ascii="Times New Roman" w:hAnsi="Times New Roman" w:cs="Times New Roman"/>
+          <w:lang w:val="kk-KZ"/>
+        </w:rPr>
+        <w:t>logger</w:t>
+      </w:r>
+      <w:proofErr w:type="spellEnd"/>
+      <w:r>
+        <w:rPr>
+          <w:rFonts w:ascii="Times New Roman" w:hAnsi="Times New Roman" w:cs="Times New Roman"/>
+          <w:lang w:val="kk-KZ"/>
+        </w:rPr>
+        <w:t>": "</w:t>
+      </w:r>
+      <w:proofErr w:type="spellStart"/>
+      <w:r>
+        <w:rPr>
+          <w:rFonts w:ascii="Times New Roman" w:hAnsi="Times New Roman" w:cs="Times New Roman"/>
+          <w:lang w:val="kk-KZ"/>
+        </w:rPr>
+        <w:t>app.core.redis</w:t>
+      </w:r>
+      <w:proofErr w:type="spellEnd"/>
+      <w:r>
+        <w:rPr>
+          <w:rFonts w:ascii="Times New Roman" w:hAnsi="Times New Roman" w:cs="Times New Roman"/>
+          <w:lang w:val="kk-KZ"/>
+        </w:rPr>
+        <w:t>"}</w:t>
+      </w:r>
+    </w:p>
+    <w:p>
+      <w:pPr>
+        <w:rPr>
+          <w:rFonts w:ascii="Times New Roman" w:hAnsi="Times New Roman" w:cs="Times New Roman"/>
+          <w:lang w:val="kk-KZ"/>
+        </w:rPr>
+      </w:pPr>
+      <w:r>
+        <w:rPr>
+          <w:rFonts w:ascii="Times New Roman" w:hAnsi="Times New Roman" w:cs="Times New Roman"/>
+          <w:lang w:val="kk-KZ"/>
+        </w:rPr>
+        <w:t xml:space="preserve">INFO:     </w:t>
+      </w:r>
+      <w:proofErr w:type="spellStart"/>
+      <w:r>
+        <w:rPr>
+          <w:rFonts w:ascii="Times New Roman" w:hAnsi="Times New Roman" w:cs="Times New Roman"/>
+          <w:lang w:val="kk-KZ"/>
+        </w:rPr>
+        <w:t>Application</w:t>
+      </w:r>
+      <w:proofErr w:type="spellEnd"/>
+      <w:r>
+        <w:rPr>
+          <w:rFonts w:ascii="Times New Roman" w:hAnsi="Times New Roman" w:cs="Times New Roman"/>
+          <w:lang w:val="kk-KZ"/>
+        </w:rPr>
+        <w:t xml:space="preserve"> </w:t>
+      </w:r>
+      <w:proofErr w:type="spellStart"/>
+      <w:r>
+        <w:rPr>
+          <w:rFonts w:ascii="Times New Roman" w:hAnsi="Times New Roman" w:cs="Times New Roman"/>
+          <w:lang w:val="kk-KZ"/>
+        </w:rPr>
+        <w:t>startup</w:t>
+      </w:r>
+      <w:proofErr w:type="spellEnd"/>
+      <w:r>
+        <w:rPr>
+          <w:rFonts w:ascii="Times New Roman" w:hAnsi="Times New Roman" w:cs="Times New Roman"/>
+          <w:lang w:val="kk-KZ"/>
+        </w:rPr>
+        <w:t xml:space="preserve"> </w:t>
+      </w:r>
+      <w:proofErr w:type="spellStart"/>
+      <w:r>
+        <w:rPr>
+          <w:rFonts w:ascii="Times New Roman" w:hAnsi="Times New Roman" w:cs="Times New Roman"/>
+          <w:lang w:val="kk-KZ"/>
+        </w:rPr>
+        <w:t>complete</w:t>
+      </w:r>
+      <w:proofErr w:type="spellEnd"/>
+      <w:r>
+        <w:rPr>
+          <w:rFonts w:ascii="Times New Roman" w:hAnsi="Times New Roman" w:cs="Times New Roman"/>
+          <w:lang w:val="kk-KZ"/>
+        </w:rPr>
+        <w:t>.</w:t>
+      </w:r>
+    </w:p>
+    <w:p>
+      <w:pPr>
+        <w:rPr>
+          <w:rFonts w:ascii="Times New Roman" w:hAnsi="Times New Roman" w:cs="Times New Roman"/>
+          <w:lang w:val="kk-KZ"/>
+        </w:rPr>
+      </w:pPr>
+      <w:r>
+        <w:rPr>
+          <w:rFonts w:ascii="Times New Roman" w:hAnsi="Times New Roman" w:cs="Times New Roman"/>
+          <w:lang w:val="kk-KZ"/>
+        </w:rPr>
+        <w:t>{"</w:t>
+      </w:r>
+      <w:proofErr w:type="spellStart"/>
+      <w:r>
+        <w:rPr>
+          <w:rFonts w:ascii="Times New Roman" w:hAnsi="Times New Roman" w:cs="Times New Roman"/>
+          <w:lang w:val="kk-KZ"/>
+        </w:rPr>
+        <w:t>url</w:t>
+      </w:r>
+      <w:proofErr w:type="spellEnd"/>
+      <w:r>
+        <w:rPr>
+          <w:rFonts w:ascii="Times New Roman" w:hAnsi="Times New Roman" w:cs="Times New Roman"/>
+          <w:lang w:val="kk-KZ"/>
+        </w:rPr>
+        <w:t>": "</w:t>
+      </w:r>
+      <w:proofErr w:type="spellStart"/>
+      <w:r>
+        <w:rPr>
+          <w:rFonts w:ascii="Times New Roman" w:hAnsi="Times New Roman" w:cs="Times New Roman"/>
+          <w:lang w:val="kk-KZ"/>
+        </w:rPr>
+        <w:t>redis</w:t>
+      </w:r>
+      <w:proofErr w:type="spellEnd"/>
+      <w:r>
+        <w:rPr>
+          <w:rFonts w:ascii="Times New Roman" w:hAnsi="Times New Roman" w:cs="Times New Roman"/>
+          <w:lang w:val="kk-KZ"/>
+        </w:rPr>
+        <w:t>://redis:6379/1", "</w:t>
+      </w:r>
+      <w:proofErr w:type="spellStart"/>
+      <w:r>
+        <w:rPr>
+          <w:rFonts w:ascii="Times New Roman" w:hAnsi="Times New Roman" w:cs="Times New Roman"/>
+          <w:lang w:val="kk-KZ"/>
+        </w:rPr>
+        <w:t>event</w:t>
+      </w:r>
+      <w:proofErr w:type="spellEnd"/>
+      <w:r>
+        <w:rPr>
+          <w:rFonts w:ascii="Times New Roman" w:hAnsi="Times New Roman" w:cs="Times New Roman"/>
+          <w:lang w:val="kk-KZ"/>
+        </w:rPr>
+        <w:t>": "</w:t>
+      </w:r>
+      <w:proofErr w:type="spellStart"/>
+      <w:r>
+        <w:rPr>
+          <w:rFonts w:ascii="Times New Roman" w:hAnsi="Times New Roman" w:cs="Times New Roman"/>
+          <w:lang w:val="kk-KZ"/>
+        </w:rPr>
+        <w:t>redis_connected</w:t>
+      </w:r>
+      <w:proofErr w:type="spellEnd"/>
+      <w:r>
+        <w:rPr>
+          <w:rFonts w:ascii="Times New Roman" w:hAnsi="Times New Roman" w:cs="Times New Roman"/>
+          <w:lang w:val="kk-KZ"/>
+        </w:rPr>
+        <w:t>", "</w:t>
+      </w:r>
+      <w:proofErr w:type="spellStart"/>
+      <w:r>
+        <w:rPr>
+          <w:rFonts w:ascii="Times New Roman" w:hAnsi="Times New Roman" w:cs="Times New Roman"/>
+          <w:lang w:val="kk-KZ"/>
+        </w:rPr>
+        <w:t>level</w:t>
+      </w:r>
+      <w:proofErr w:type="spellEnd"/>
+      <w:r>
+        <w:rPr>
+          <w:rFonts w:ascii="Times New Roman" w:hAnsi="Times New Roman" w:cs="Times New Roman"/>
+          <w:lang w:val="kk-KZ"/>
+        </w:rPr>
+        <w:t>": "INFO", "</w:t>
+      </w:r>
+      <w:proofErr w:type="spellStart"/>
+      <w:r>
+        <w:rPr>
+          <w:rFonts w:ascii="Times New Roman" w:hAnsi="Times New Roman" w:cs="Times New Roman"/>
+          <w:lang w:val="kk-KZ"/>
+        </w:rPr>
+        <w:t>timestamp</w:t>
+      </w:r>
+      <w:proofErr w:type="spellEnd"/>
+      <w:r>
+        <w:rPr>
+          <w:rFonts w:ascii="Times New Roman" w:hAnsi="Times New Roman" w:cs="Times New Roman"/>
+          <w:lang w:val="kk-KZ"/>
+        </w:rPr>
+        <w:t>": "2026-04-13T12:28:43.138787Z", "</w:t>
+      </w:r>
+      <w:proofErr w:type="spellStart"/>
+      <w:r>
+        <w:rPr>
+          <w:rFonts w:ascii="Times New Roman" w:hAnsi="Times New Roman" w:cs="Times New Roman"/>
+          <w:lang w:val="kk-KZ"/>
+        </w:rPr>
+        <w:t>logger</w:t>
+      </w:r>
+      <w:proofErr w:type="spellEnd"/>
+      <w:r>
+        <w:rPr>
+          <w:rFonts w:ascii="Times New Roman" w:hAnsi="Times New Roman" w:cs="Times New Roman"/>
+          <w:lang w:val="kk-KZ"/>
+        </w:rPr>
+        <w:t>": "</w:t>
+      </w:r>
+      <w:proofErr w:type="spellStart"/>
+      <w:r>
+        <w:rPr>
+          <w:rFonts w:ascii="Times New Roman" w:hAnsi="Times New Roman" w:cs="Times New Roman"/>
+          <w:lang w:val="kk-KZ"/>
+        </w:rPr>
+        <w:t>app.core.redis</w:t>
+      </w:r>
+      <w:proofErr w:type="spellEnd"/>
+      <w:r>
+        <w:rPr>
+          <w:rFonts w:ascii="Times New Roman" w:hAnsi="Times New Roman" w:cs="Times New Roman"/>
+          <w:lang w:val="kk-KZ"/>
+        </w:rPr>
+        <w:t>"}</w:t>
+      </w:r>
+    </w:p>
+    <w:p>
+      <w:pPr>
+        <w:rPr>
+          <w:rFonts w:ascii="Times New Roman" w:hAnsi="Times New Roman" w:cs="Times New Roman"/>
+          <w:lang w:val="kk-KZ"/>
+        </w:rPr>
+      </w:pPr>
+      <w:r>
+        <w:rPr>
+          <w:rFonts w:ascii="Times New Roman" w:hAnsi="Times New Roman" w:cs="Times New Roman"/>
+          <w:lang w:val="kk-KZ"/>
+        </w:rPr>
+        <w:t xml:space="preserve">INFO:     </w:t>
+      </w:r>
+      <w:proofErr w:type="spellStart"/>
+      <w:r>
+        <w:rPr>
+          <w:rFonts w:ascii="Times New Roman" w:hAnsi="Times New Roman" w:cs="Times New Roman"/>
+          <w:lang w:val="kk-KZ"/>
+        </w:rPr>
+        <w:t>Application</w:t>
+      </w:r>
+      <w:proofErr w:type="spellEnd"/>
+      <w:r>
+        <w:rPr>
+          <w:rFonts w:ascii="Times New Roman" w:hAnsi="Times New Roman" w:cs="Times New Roman"/>
+          <w:lang w:val="kk-KZ"/>
+        </w:rPr>
+        <w:t xml:space="preserve"> </w:t>
+      </w:r>
+      <w:proofErr w:type="spellStart"/>
+      <w:r>
+        <w:rPr>
+          <w:rFonts w:ascii="Times New Roman" w:hAnsi="Times New Roman" w:cs="Times New Roman"/>
+          <w:lang w:val="kk-KZ"/>
+        </w:rPr>
+        <w:t>startup</w:t>
+      </w:r>
+      <w:proofErr w:type="spellEnd"/>
+      <w:r>
+        <w:rPr>
+          <w:rFonts w:ascii="Times New Roman" w:hAnsi="Times New Roman" w:cs="Times New Roman"/>
+          <w:lang w:val="kk-KZ"/>
+        </w:rPr>
+        <w:t xml:space="preserve"> </w:t>
+      </w:r>
+      <w:proofErr w:type="spellStart"/>
+      <w:r>
+        <w:rPr>
+          <w:rFonts w:ascii="Times New Roman" w:hAnsi="Times New Roman" w:cs="Times New Roman"/>
+          <w:lang w:val="kk-KZ"/>
+        </w:rPr>
+        <w:t>complete</w:t>
+      </w:r>
+      <w:proofErr w:type="spellEnd"/>
+      <w:r>
+        <w:rPr>
+          <w:rFonts w:ascii="Times New Roman" w:hAnsi="Times New Roman" w:cs="Times New Roman"/>
+          <w:lang w:val="kk-KZ"/>
+        </w:rPr>
+        <w:t>.</w:t>
+      </w:r>
+    </w:p>
+    <w:p>
+      <w:pPr>
+        <w:rPr>
+          <w:rFonts w:ascii="Times New Roman" w:hAnsi="Times New Roman" w:cs="Times New Roman"/>
+          <w:lang w:val="kk-KZ"/>
+        </w:rPr>
+      </w:pPr>
+      <w:r>
+        <w:rPr>
+          <w:rFonts w:ascii="Times New Roman" w:hAnsi="Times New Roman" w:cs="Times New Roman"/>
+          <w:lang w:val="kk-KZ"/>
+        </w:rPr>
+        <w:t>{"</w:t>
+      </w:r>
+      <w:proofErr w:type="spellStart"/>
+      <w:r>
+        <w:rPr>
+          <w:rFonts w:ascii="Times New Roman" w:hAnsi="Times New Roman" w:cs="Times New Roman"/>
+          <w:lang w:val="kk-KZ"/>
+        </w:rPr>
+        <w:t>user_id</w:t>
+      </w:r>
+      <w:proofErr w:type="spellEnd"/>
+      <w:r>
+        <w:rPr>
+          <w:rFonts w:ascii="Times New Roman" w:hAnsi="Times New Roman" w:cs="Times New Roman"/>
+          <w:lang w:val="kk-KZ"/>
+        </w:rPr>
+        <w:t>": "</w:t>
+      </w:r>
+      <w:proofErr w:type="spellStart"/>
+      <w:r>
+        <w:rPr>
+          <w:rFonts w:ascii="Times New Roman" w:hAnsi="Times New Roman" w:cs="Times New Roman"/>
+          <w:lang w:val="kk-KZ"/>
+        </w:rPr>
+        <w:t>anonymous</w:t>
+      </w:r>
+      <w:proofErr w:type="spellEnd"/>
+      <w:r>
+        <w:rPr>
+          <w:rFonts w:ascii="Times New Roman" w:hAnsi="Times New Roman" w:cs="Times New Roman"/>
+          <w:lang w:val="kk-KZ"/>
+        </w:rPr>
+        <w:t>", "</w:t>
+      </w:r>
+      <w:proofErr w:type="spellStart"/>
+      <w:r>
+        <w:rPr>
+          <w:rFonts w:ascii="Times New Roman" w:hAnsi="Times New Roman" w:cs="Times New Roman"/>
+          <w:lang w:val="kk-KZ"/>
+        </w:rPr>
+        <w:t>method</w:t>
+      </w:r>
+      <w:proofErr w:type="spellEnd"/>
+      <w:r>
+        <w:rPr>
+          <w:rFonts w:ascii="Times New Roman" w:hAnsi="Times New Roman" w:cs="Times New Roman"/>
+          <w:lang w:val="kk-KZ"/>
+        </w:rPr>
+        <w:t>": "GET", "</w:t>
+      </w:r>
+      <w:proofErr w:type="spellStart"/>
+      <w:r>
+        <w:rPr>
+          <w:rFonts w:ascii="Times New Roman" w:hAnsi="Times New Roman" w:cs="Times New Roman"/>
+          <w:lang w:val="kk-KZ"/>
+        </w:rPr>
+        <w:t>path</w:t>
+      </w:r>
+      <w:proofErr w:type="spellEnd"/>
+      <w:r>
+        <w:rPr>
+          <w:rFonts w:ascii="Times New Roman" w:hAnsi="Times New Roman" w:cs="Times New Roman"/>
+          <w:lang w:val="kk-KZ"/>
+        </w:rPr>
+        <w:t>": "/</w:t>
+      </w:r>
+      <w:proofErr w:type="spellStart"/>
+      <w:r>
+        <w:rPr>
+          <w:rFonts w:ascii="Times New Roman" w:hAnsi="Times New Roman" w:cs="Times New Roman"/>
+          <w:lang w:val="kk-KZ"/>
+        </w:rPr>
+        <w:t>health</w:t>
+      </w:r>
+      <w:proofErr w:type="spellEnd"/>
+      <w:r>
+        <w:rPr>
+          <w:rFonts w:ascii="Times New Roman" w:hAnsi="Times New Roman" w:cs="Times New Roman"/>
+          <w:lang w:val="kk-KZ"/>
+        </w:rPr>
+        <w:t>", "</w:t>
+      </w:r>
+      <w:proofErr w:type="spellStart"/>
+      <w:r>
+        <w:rPr>
+          <w:rFonts w:ascii="Times New Roman" w:hAnsi="Times New Roman" w:cs="Times New Roman"/>
+          <w:lang w:val="kk-KZ"/>
+        </w:rPr>
+        <w:t>status_code</w:t>
+      </w:r>
+      <w:proofErr w:type="spellEnd"/>
+      <w:r>
+        <w:rPr>
+          <w:rFonts w:ascii="Times New Roman" w:hAnsi="Times New Roman" w:cs="Times New Roman"/>
+          <w:lang w:val="kk-KZ"/>
+        </w:rPr>
+        <w:t>": 200, "</w:t>
+      </w:r>
+      <w:proofErr w:type="spellStart"/>
+      <w:r>
+        <w:rPr>
+          <w:rFonts w:ascii="Times New Roman" w:hAnsi="Times New Roman" w:cs="Times New Roman"/>
+          <w:lang w:val="kk-KZ"/>
+        </w:rPr>
+        <w:t>latency_ms</w:t>
+      </w:r>
+      <w:proofErr w:type="spellEnd"/>
+      <w:r>
+        <w:rPr>
+          <w:rFonts w:ascii="Times New Roman" w:hAnsi="Times New Roman" w:cs="Times New Roman"/>
+          <w:lang w:val="kk-KZ"/>
+        </w:rPr>
+        <w:t>": 2.91, "</w:t>
+      </w:r>
+      <w:proofErr w:type="spellStart"/>
+      <w:r>
+        <w:rPr>
+          <w:rFonts w:ascii="Times New Roman" w:hAnsi="Times New Roman" w:cs="Times New Roman"/>
+          <w:lang w:val="kk-KZ"/>
+        </w:rPr>
+        <w:t>client_ip</w:t>
+      </w:r>
+      <w:proofErr w:type="spellEnd"/>
+      <w:r>
+        <w:rPr>
+          <w:rFonts w:ascii="Times New Roman" w:hAnsi="Times New Roman" w:cs="Times New Roman"/>
+          <w:lang w:val="kk-KZ"/>
+        </w:rPr>
+        <w:t>": "127.0.0.1", "</w:t>
+      </w:r>
+      <w:proofErr w:type="spellStart"/>
+      <w:r>
+        <w:rPr>
+          <w:rFonts w:ascii="Times New Roman" w:hAnsi="Times New Roman" w:cs="Times New Roman"/>
+          <w:lang w:val="kk-KZ"/>
+        </w:rPr>
+        <w:t>decision</w:t>
+      </w:r>
+      <w:proofErr w:type="spellEnd"/>
+      <w:r>
+        <w:rPr>
+          <w:rFonts w:ascii="Times New Roman" w:hAnsi="Times New Roman" w:cs="Times New Roman"/>
+          <w:lang w:val="kk-KZ"/>
+        </w:rPr>
+        <w:t>": "</w:t>
+      </w:r>
+      <w:proofErr w:type="spellStart"/>
+      <w:r>
+        <w:rPr>
+          <w:rFonts w:ascii="Times New Roman" w:hAnsi="Times New Roman" w:cs="Times New Roman"/>
+          <w:lang w:val="kk-KZ"/>
+        </w:rPr>
+        <w:t>allow</w:t>
+      </w:r>
+      <w:proofErr w:type="spellEnd"/>
+      <w:r>
+        <w:rPr>
+          <w:rFonts w:ascii="Times New Roman" w:hAnsi="Times New Roman" w:cs="Times New Roman"/>
+          <w:lang w:val="kk-KZ"/>
+        </w:rPr>
+        <w:t>", "</w:t>
+      </w:r>
+      <w:proofErr w:type="spellStart"/>
+      <w:r>
+        <w:rPr>
+          <w:rFonts w:ascii="Times New Roman" w:hAnsi="Times New Roman" w:cs="Times New Roman"/>
+          <w:lang w:val="kk-KZ"/>
+        </w:rPr>
+        <w:t>event</w:t>
+      </w:r>
+      <w:proofErr w:type="spellEnd"/>
+      <w:r>
+        <w:rPr>
+          <w:rFonts w:ascii="Times New Roman" w:hAnsi="Times New Roman" w:cs="Times New Roman"/>
+          <w:lang w:val="kk-KZ"/>
+        </w:rPr>
+        <w:t>": "</w:t>
+      </w:r>
+      <w:proofErr w:type="spellStart"/>
+      <w:r>
+        <w:rPr>
+          <w:rFonts w:ascii="Times New Roman" w:hAnsi="Times New Roman" w:cs="Times New Roman"/>
+          <w:lang w:val="kk-KZ"/>
+        </w:rPr>
+        <w:t>audit</w:t>
+      </w:r>
+      <w:proofErr w:type="spellEnd"/>
+      <w:r>
+        <w:rPr>
+          <w:rFonts w:ascii="Times New Roman" w:hAnsi="Times New Roman" w:cs="Times New Roman"/>
+          <w:lang w:val="kk-KZ"/>
+        </w:rPr>
+        <w:t>", "</w:t>
+      </w:r>
+      <w:proofErr w:type="spellStart"/>
+      <w:r>
+        <w:rPr>
+          <w:rFonts w:ascii="Times New Roman" w:hAnsi="Times New Roman" w:cs="Times New Roman"/>
+          <w:lang w:val="kk-KZ"/>
+        </w:rPr>
+        <w:t>request_id</w:t>
+      </w:r>
+      <w:proofErr w:type="spellEnd"/>
+      <w:r>
+        <w:rPr>
+          <w:rFonts w:ascii="Times New Roman" w:hAnsi="Times New Roman" w:cs="Times New Roman"/>
+          <w:lang w:val="kk-KZ"/>
+        </w:rPr>
+        <w:t>": "a35c2cad-8f91-4782-89d6-d1d61d6a8615", "</w:t>
+      </w:r>
+      <w:proofErr w:type="spellStart"/>
+      <w:r>
+        <w:rPr>
+          <w:rFonts w:ascii="Times New Roman" w:hAnsi="Times New Roman" w:cs="Times New Roman"/>
+          <w:lang w:val="kk-KZ"/>
+        </w:rPr>
+        <w:t>level</w:t>
+      </w:r>
+      <w:proofErr w:type="spellEnd"/>
+      <w:r>
+        <w:rPr>
+          <w:rFonts w:ascii="Times New Roman" w:hAnsi="Times New Roman" w:cs="Times New Roman"/>
+          <w:lang w:val="kk-KZ"/>
+        </w:rPr>
+        <w:t>": "INFO", "</w:t>
+      </w:r>
+      <w:proofErr w:type="spellStart"/>
+      <w:r>
+        <w:rPr>
+          <w:rFonts w:ascii="Times New Roman" w:hAnsi="Times New Roman" w:cs="Times New Roman"/>
+          <w:lang w:val="kk-KZ"/>
+        </w:rPr>
+        <w:t>timestamp</w:t>
+      </w:r>
+      <w:proofErr w:type="spellEnd"/>
+      <w:r>
+        <w:rPr>
+          <w:rFonts w:ascii="Times New Roman" w:hAnsi="Times New Roman" w:cs="Times New Roman"/>
+          <w:lang w:val="kk-KZ"/>
+        </w:rPr>
+        <w:t>": "2026-04-13T12:28:45.144099Z", "</w:t>
+      </w:r>
+      <w:proofErr w:type="spellStart"/>
+      <w:r>
+        <w:rPr>
+          <w:rFonts w:ascii="Times New Roman" w:hAnsi="Times New Roman" w:cs="Times New Roman"/>
+          <w:lang w:val="kk-KZ"/>
+        </w:rPr>
+        <w:t>logger</w:t>
+      </w:r>
+      <w:proofErr w:type="spellEnd"/>
+      <w:r>
+        <w:rPr>
+          <w:rFonts w:ascii="Times New Roman" w:hAnsi="Times New Roman" w:cs="Times New Roman"/>
+          <w:lang w:val="kk-KZ"/>
+        </w:rPr>
+        <w:t>": "</w:t>
+      </w:r>
+      <w:proofErr w:type="spellStart"/>
+      <w:r>
+        <w:rPr>
+          <w:rFonts w:ascii="Times New Roman" w:hAnsi="Times New Roman" w:cs="Times New Roman"/>
+          <w:lang w:val="kk-KZ"/>
+        </w:rPr>
+        <w:t>app.security.audit</w:t>
+      </w:r>
+      <w:proofErr w:type="spellEnd"/>
+      <w:r>
+        <w:rPr>
+          <w:rFonts w:ascii="Times New Roman" w:hAnsi="Times New Roman" w:cs="Times New Roman"/>
+          <w:lang w:val="kk-KZ"/>
+        </w:rPr>
+        <w:t>"}</w:t>
       </w:r>
     </w:p>
     <w:sectPr>
@@ -17792,6 +20670,123 @@
     </w:lvl>
   </w:abstractNum>
   <w:abstractNum w:abstractNumId="4" w15:restartNumberingAfterBreak="0">
+    <w:nsid w:val="11813375"/>
+    <w:multiLevelType w:val="multilevel"/>
+    <w:tmpl w:val="B7663820"/>
+    <w:lvl w:ilvl="0">
+      <w:start w:val="1"/>
+      <w:numFmt w:val="decimal"/>
+      <w:lvlText w:val="%1."/>
+      <w:lvlJc w:val="left"/>
+      <w:pPr>
+        <w:tabs>
+          <w:tab w:val="num" w:pos="720"/>
+        </w:tabs>
+        <w:ind w:left="720" w:hanging="360"/>
+      </w:pPr>
+    </w:lvl>
+    <w:lvl w:ilvl="1">
+      <w:start w:val="1"/>
+      <w:numFmt w:val="bullet"/>
+      <w:lvlText w:val=""/>
+      <w:lvlJc w:val="left"/>
+      <w:pPr>
+        <w:tabs>
+          <w:tab w:val="num" w:pos="1440"/>
+        </w:tabs>
+        <w:ind w:left="1440" w:hanging="360"/>
+      </w:pPr>
+      <w:rPr>
+        <w:rFonts w:ascii="Symbol" w:hAnsi="Symbol" w:hint="default"/>
+        <w:sz w:val="20"/>
+      </w:rPr>
+    </w:lvl>
+    <w:lvl w:ilvl="2" w:tentative="1">
+      <w:start w:val="1"/>
+      <w:numFmt w:val="decimal"/>
+      <w:lvlText w:val="%3."/>
+      <w:lvlJc w:val="left"/>
+      <w:pPr>
+        <w:tabs>
+          <w:tab w:val="num" w:pos="2160"/>
+        </w:tabs>
+        <w:ind w:left="2160" w:hanging="360"/>
+      </w:pPr>
+    </w:lvl>
+    <w:lvl w:ilvl="3" w:tentative="1">
+      <w:start w:val="1"/>
+      <w:numFmt w:val="decimal"/>
+      <w:lvlText w:val="%4."/>
+      <w:lvlJc w:val="left"/>
+      <w:pPr>
+        <w:tabs>
+          <w:tab w:val="num" w:pos="2880"/>
+        </w:tabs>
+        <w:ind w:left="2880" w:hanging="360"/>
+      </w:pPr>
+    </w:lvl>
+    <w:lvl w:ilvl="4" w:tentative="1">
+      <w:start w:val="1"/>
+      <w:numFmt w:val="decimal"/>
+      <w:lvlText w:val="%5."/>
+      <w:lvlJc w:val="left"/>
+      <w:pPr>
+        <w:tabs>
+          <w:tab w:val="num" w:pos="3600"/>
+        </w:tabs>
+        <w:ind w:left="3600" w:hanging="360"/>
+      </w:pPr>
+    </w:lvl>
+    <w:lvl w:ilvl="5" w:tentative="1">
+      <w:start w:val="1"/>
+      <w:numFmt w:val="decimal"/>
+      <w:lvlText w:val="%6."/>
+      <w:lvlJc w:val="left"/>
+      <w:pPr>
+        <w:tabs>
+          <w:tab w:val="num" w:pos="4320"/>
+        </w:tabs>
+        <w:ind w:left="4320" w:hanging="360"/>
+      </w:pPr>
+    </w:lvl>
+    <w:lvl w:ilvl="6" w:tentative="1">
+      <w:start w:val="1"/>
+      <w:numFmt w:val="decimal"/>
+      <w:lvlText w:val="%7."/>
+      <w:lvlJc w:val="left"/>
+      <w:pPr>
+        <w:tabs>
+          <w:tab w:val="num" w:pos="5040"/>
+        </w:tabs>
+        <w:ind w:left="5040" w:hanging="360"/>
+      </w:pPr>
+    </w:lvl>
+    <w:lvl w:ilvl="7" w:tentative="1">
+      <w:start w:val="1"/>
+      <w:numFmt w:val="decimal"/>
+      <w:lvlText w:val="%8."/>
+      <w:lvlJc w:val="left"/>
+      <w:pPr>
+        <w:tabs>
+          <w:tab w:val="num" w:pos="5760"/>
+        </w:tabs>
+        <w:ind w:left="5760" w:hanging="360"/>
+      </w:pPr>
+    </w:lvl>
+    <w:lvl w:ilvl="8" w:tentative="1">
+      <w:start w:val="1"/>
+      <w:numFmt w:val="decimal"/>
+      <w:lvlText w:val="%9."/>
+      <w:lvlJc w:val="left"/>
+      <w:pPr>
+        <w:tabs>
+          <w:tab w:val="num" w:pos="6480"/>
+        </w:tabs>
+        <w:ind w:left="6480" w:hanging="360"/>
+      </w:pPr>
+    </w:lvl>
+  </w:abstractNum>
+  <w:abstractNum w:abstractNumId="5" w15:restartNumberingAfterBreak="0">
     <w:nsid w:val="120F6A56"/>
     <w:multiLevelType w:val="multilevel"/>
     <w:tmpl w:val="41E0C4E8"/>
@@ -17940,7 +20935,7 @@
       </w:rPr>
     </w:lvl>
   </w:abstractNum>
-  <w:abstractNum w:abstractNumId="5" w15:restartNumberingAfterBreak="0">
+  <w:abstractNum w:abstractNumId="6" w15:restartNumberingAfterBreak="0">
     <w:nsid w:val="14AA6670"/>
     <w:multiLevelType w:val="multilevel"/>
     <w:tmpl w:val="5CCECE7A"/>
@@ -18089,7 +21084,7 @@
       </w:rPr>
     </w:lvl>
   </w:abstractNum>
-  <w:abstractNum w:abstractNumId="6" w15:restartNumberingAfterBreak="0">
+  <w:abstractNum w:abstractNumId="7" w15:restartNumberingAfterBreak="0">
     <w:nsid w:val="151159F5"/>
     <w:multiLevelType w:val="multilevel"/>
     <w:tmpl w:val="C420A24C"/>
@@ -18238,7 +21233,7 @@
       </w:rPr>
     </w:lvl>
   </w:abstractNum>
-  <w:abstractNum w:abstractNumId="7" w15:restartNumberingAfterBreak="0">
+  <w:abstractNum w:abstractNumId="8" w15:restartNumberingAfterBreak="0">
     <w:nsid w:val="18244464"/>
     <w:multiLevelType w:val="multilevel"/>
     <w:tmpl w:val="C49648E8"/>
@@ -18387,7 +21382,7 @@
       </w:rPr>
     </w:lvl>
   </w:abstractNum>
-  <w:abstractNum w:abstractNumId="8" w15:restartNumberingAfterBreak="0">
+  <w:abstractNum w:abstractNumId="9" w15:restartNumberingAfterBreak="0">
     <w:nsid w:val="1C801426"/>
     <w:multiLevelType w:val="multilevel"/>
     <w:tmpl w:val="4056B598"/>
@@ -18500,7 +21495,7 @@
       </w:pPr>
     </w:lvl>
   </w:abstractNum>
-  <w:abstractNum w:abstractNumId="9" w15:restartNumberingAfterBreak="0">
+  <w:abstractNum w:abstractNumId="10" w15:restartNumberingAfterBreak="0">
     <w:nsid w:val="1E555E38"/>
     <w:multiLevelType w:val="multilevel"/>
     <w:tmpl w:val="B9906C3E"/>
@@ -18613,7 +21608,7 @@
       </w:pPr>
     </w:lvl>
   </w:abstractNum>
-  <w:abstractNum w:abstractNumId="10" w15:restartNumberingAfterBreak="0">
+  <w:abstractNum w:abstractNumId="11" w15:restartNumberingAfterBreak="0">
     <w:nsid w:val="1F1053F8"/>
     <w:multiLevelType w:val="multilevel"/>
     <w:tmpl w:val="4844B092"/>
@@ -18762,7 +21757,7 @@
       </w:rPr>
     </w:lvl>
   </w:abstractNum>
-  <w:abstractNum w:abstractNumId="11" w15:restartNumberingAfterBreak="0">
+  <w:abstractNum w:abstractNumId="12" w15:restartNumberingAfterBreak="0">
     <w:nsid w:val="20A46993"/>
     <w:multiLevelType w:val="multilevel"/>
     <w:tmpl w:val="EB466864"/>
@@ -18911,7 +21906,7 @@
       </w:rPr>
     </w:lvl>
   </w:abstractNum>
-  <w:abstractNum w:abstractNumId="12" w15:restartNumberingAfterBreak="0">
+  <w:abstractNum w:abstractNumId="13" w15:restartNumberingAfterBreak="0">
     <w:nsid w:val="22E3046D"/>
     <w:multiLevelType w:val="multilevel"/>
     <w:tmpl w:val="0B40D020"/>
@@ -19060,7 +22055,7 @@
       </w:rPr>
     </w:lvl>
   </w:abstractNum>
-  <w:abstractNum w:abstractNumId="13" w15:restartNumberingAfterBreak="0">
+  <w:abstractNum w:abstractNumId="14" w15:restartNumberingAfterBreak="0">
     <w:nsid w:val="261934EA"/>
     <w:multiLevelType w:val="multilevel"/>
     <w:tmpl w:val="5E76319C"/>
@@ -19209,7 +22204,7 @@
       </w:rPr>
     </w:lvl>
   </w:abstractNum>
-  <w:abstractNum w:abstractNumId="14" w15:restartNumberingAfterBreak="0">
+  <w:abstractNum w:abstractNumId="15" w15:restartNumberingAfterBreak="0">
     <w:nsid w:val="26A715B7"/>
     <w:multiLevelType w:val="multilevel"/>
     <w:tmpl w:val="89B8BA94"/>
@@ -19358,7 +22353,7 @@
       </w:rPr>
     </w:lvl>
   </w:abstractNum>
-  <w:abstractNum w:abstractNumId="15" w15:restartNumberingAfterBreak="0">
+  <w:abstractNum w:abstractNumId="16" w15:restartNumberingAfterBreak="0">
     <w:nsid w:val="276C0F06"/>
     <w:multiLevelType w:val="multilevel"/>
     <w:tmpl w:val="3C5013C2"/>
@@ -19507,7 +22502,7 @@
       </w:rPr>
     </w:lvl>
   </w:abstractNum>
-  <w:abstractNum w:abstractNumId="16" w15:restartNumberingAfterBreak="0">
+  <w:abstractNum w:abstractNumId="17" w15:restartNumberingAfterBreak="0">
     <w:nsid w:val="2D250FF6"/>
     <w:multiLevelType w:val="multilevel"/>
     <w:tmpl w:val="25FC8A2E"/>
@@ -19656,7 +22651,7 @@
       </w:rPr>
     </w:lvl>
   </w:abstractNum>
-  <w:abstractNum w:abstractNumId="17" w15:restartNumberingAfterBreak="0">
+  <w:abstractNum w:abstractNumId="18" w15:restartNumberingAfterBreak="0">
     <w:nsid w:val="2E4001DC"/>
     <w:multiLevelType w:val="multilevel"/>
     <w:tmpl w:val="FD4C008A"/>
@@ -19769,7 +22764,7 @@
       </w:pPr>
     </w:lvl>
   </w:abstractNum>
-  <w:abstractNum w:abstractNumId="18" w15:restartNumberingAfterBreak="0">
+  <w:abstractNum w:abstractNumId="19" w15:restartNumberingAfterBreak="0">
     <w:nsid w:val="303D5B2D"/>
     <w:multiLevelType w:val="multilevel"/>
     <w:tmpl w:val="308AAB0E"/>
@@ -19882,7 +22877,7 @@
       </w:pPr>
     </w:lvl>
   </w:abstractNum>
-  <w:abstractNum w:abstractNumId="19" w15:restartNumberingAfterBreak="0">
+  <w:abstractNum w:abstractNumId="20" w15:restartNumberingAfterBreak="0">
     <w:nsid w:val="312B6C54"/>
     <w:multiLevelType w:val="multilevel"/>
     <w:tmpl w:val="61E635A6"/>
@@ -20031,7 +23026,7 @@
       </w:rPr>
     </w:lvl>
   </w:abstractNum>
-  <w:abstractNum w:abstractNumId="20" w15:restartNumberingAfterBreak="0">
+  <w:abstractNum w:abstractNumId="21" w15:restartNumberingAfterBreak="0">
     <w:nsid w:val="38DE6A40"/>
     <w:multiLevelType w:val="multilevel"/>
     <w:tmpl w:val="B5B80858"/>
@@ -20180,7 +23175,7 @@
       </w:rPr>
     </w:lvl>
   </w:abstractNum>
-  <w:abstractNum w:abstractNumId="21" w15:restartNumberingAfterBreak="0">
+  <w:abstractNum w:abstractNumId="22" w15:restartNumberingAfterBreak="0">
     <w:nsid w:val="3F6074CE"/>
     <w:multiLevelType w:val="multilevel"/>
     <w:tmpl w:val="9D4878D0"/>
@@ -20329,7 +23324,7 @@
       </w:rPr>
     </w:lvl>
   </w:abstractNum>
-  <w:abstractNum w:abstractNumId="22" w15:restartNumberingAfterBreak="0">
+  <w:abstractNum w:abstractNumId="23" w15:restartNumberingAfterBreak="0">
     <w:nsid w:val="40C631C3"/>
     <w:multiLevelType w:val="multilevel"/>
     <w:tmpl w:val="ABA0B92C"/>
@@ -20442,7 +23437,124 @@
       </w:pPr>
     </w:lvl>
   </w:abstractNum>
-  <w:abstractNum w:abstractNumId="23" w15:restartNumberingAfterBreak="0">
+  <w:abstractNum w:abstractNumId="24" w15:restartNumberingAfterBreak="0">
+    <w:nsid w:val="4398554E"/>
+    <w:multiLevelType w:val="multilevel"/>
+    <w:tmpl w:val="BFAE2F12"/>
+    <w:lvl w:ilvl="0">
+      <w:start w:val="1"/>
+      <w:numFmt w:val="decimal"/>
+      <w:lvlText w:val="%1."/>
+      <w:lvlJc w:val="left"/>
+      <w:pPr>
+        <w:tabs>
+          <w:tab w:val="num" w:pos="720"/>
+        </w:tabs>
+        <w:ind w:left="720" w:hanging="360"/>
+      </w:pPr>
+    </w:lvl>
+    <w:lvl w:ilvl="1">
+      <w:start w:val="1"/>
+      <w:numFmt w:val="bullet"/>
+      <w:lvlText w:val="o"/>
+      <w:lvlJc w:val="left"/>
+      <w:pPr>
+        <w:tabs>
+          <w:tab w:val="num" w:pos="1440"/>
+        </w:tabs>
+        <w:ind w:left="1440" w:hanging="360"/>
+      </w:pPr>
+      <w:rPr>
+        <w:rFonts w:ascii="Courier New" w:hAnsi="Courier New" w:hint="default"/>
+        <w:sz w:val="20"/>
+      </w:rPr>
+    </w:lvl>
+    <w:lvl w:ilvl="2" w:tentative="1">
+      <w:start w:val="1"/>
+      <w:numFmt w:val="decimal"/>
+      <w:lvlText w:val="%3."/>
+      <w:lvlJc w:val="left"/>
+      <w:pPr>
+        <w:tabs>
+          <w:tab w:val="num" w:pos="2160"/>
+        </w:tabs>
+        <w:ind w:left="2160" w:hanging="360"/>
+      </w:pPr>
+    </w:lvl>
+    <w:lvl w:ilvl="3" w:tentative="1">
+      <w:start w:val="1"/>
+      <w:numFmt w:val="decimal"/>
+      <w:lvlText w:val="%4."/>
+      <w:lvlJc w:val="left"/>
+      <w:pPr>
+        <w:tabs>
+          <w:tab w:val="num" w:pos="2880"/>
+        </w:tabs>
+        <w:ind w:left="2880" w:hanging="360"/>
+      </w:pPr>
+    </w:lvl>
+    <w:lvl w:ilvl="4" w:tentative="1">
+      <w:start w:val="1"/>
+      <w:numFmt w:val="decimal"/>
+      <w:lvlText w:val="%5."/>
+      <w:lvlJc w:val="left"/>
+      <w:pPr>
+        <w:tabs>
+          <w:tab w:val="num" w:pos="3600"/>
+        </w:tabs>
+        <w:ind w:left="3600" w:hanging="360"/>
+      </w:pPr>
+    </w:lvl>
+    <w:lvl w:ilvl="5" w:tentative="1">
+      <w:start w:val="1"/>
+      <w:numFmt w:val="decimal"/>
+      <w:lvlText w:val="%6."/>
+      <w:lvlJc w:val="left"/>
+      <w:pPr>
+        <w:tabs>
+          <w:tab w:val="num" w:pos="4320"/>
+        </w:tabs>
+        <w:ind w:left="4320" w:hanging="360"/>
+      </w:pPr>
+    </w:lvl>
+    <w:lvl w:ilvl="6" w:tentative="1">
+      <w:start w:val="1"/>
+      <w:numFmt w:val="decimal"/>
+      <w:lvlText w:val="%7."/>
+      <w:lvlJc w:val="left"/>
+      <w:pPr>
+        <w:tabs>
+          <w:tab w:val="num" w:pos="5040"/>
+        </w:tabs>
+        <w:ind w:left="5040" w:hanging="360"/>
+      </w:pPr>
+    </w:lvl>
+    <w:lvl w:ilvl="7" w:tentative="1">
+      <w:start w:val="1"/>
+      <w:numFmt w:val="decimal"/>
+      <w:lvlText w:val="%8."/>
+      <w:lvlJc w:val="left"/>
+      <w:pPr>
+        <w:tabs>
+          <w:tab w:val="num" w:pos="5760"/>
+        </w:tabs>
+        <w:ind w:left="5760" w:hanging="360"/>
+      </w:pPr>
+    </w:lvl>
+    <w:lvl w:ilvl="8" w:tentative="1">
+      <w:start w:val="1"/>
+      <w:numFmt w:val="decimal"/>
+      <w:lvlText w:val="%9."/>
+      <w:lvlJc w:val="left"/>
+      <w:pPr>
+        <w:tabs>
+          <w:tab w:val="num" w:pos="6480"/>
+        </w:tabs>
+        <w:ind w:left="6480" w:hanging="360"/>
+      </w:pPr>
+    </w:lvl>
+  </w:abstractNum>
+  <w:abstractNum w:abstractNumId="25" w15:restartNumberingAfterBreak="0">
     <w:nsid w:val="4793211E"/>
     <w:multiLevelType w:val="multilevel"/>
     <w:tmpl w:val="49A46982"/>
@@ -20591,7 +23703,7 @@
       </w:rPr>
     </w:lvl>
   </w:abstractNum>
-  <w:abstractNum w:abstractNumId="24" w15:restartNumberingAfterBreak="0">
+  <w:abstractNum w:abstractNumId="26" w15:restartNumberingAfterBreak="0">
     <w:nsid w:val="4A310142"/>
     <w:multiLevelType w:val="multilevel"/>
     <w:tmpl w:val="D160E060"/>
@@ -20740,7 +23852,7 @@
       </w:rPr>
     </w:lvl>
   </w:abstractNum>
-  <w:abstractNum w:abstractNumId="25" w15:restartNumberingAfterBreak="0">
+  <w:abstractNum w:abstractNumId="27" w15:restartNumberingAfterBreak="0">
     <w:nsid w:val="4BAB1781"/>
     <w:multiLevelType w:val="multilevel"/>
     <w:tmpl w:val="EB362E9E"/>
@@ -20889,7 +24001,7 @@
       </w:rPr>
     </w:lvl>
   </w:abstractNum>
-  <w:abstractNum w:abstractNumId="26" w15:restartNumberingAfterBreak="0">
+  <w:abstractNum w:abstractNumId="28" w15:restartNumberingAfterBreak="0">
     <w:nsid w:val="54755E8B"/>
     <w:multiLevelType w:val="multilevel"/>
     <w:tmpl w:val="78F6D3C0"/>
@@ -21038,7 +24150,7 @@
       </w:rPr>
     </w:lvl>
   </w:abstractNum>
-  <w:abstractNum w:abstractNumId="27" w15:restartNumberingAfterBreak="0">
+  <w:abstractNum w:abstractNumId="29" w15:restartNumberingAfterBreak="0">
     <w:nsid w:val="61EB2FDA"/>
     <w:multiLevelType w:val="multilevel"/>
     <w:tmpl w:val="DD5EE694"/>
@@ -21187,7 +24299,7 @@
       </w:rPr>
     </w:lvl>
   </w:abstractNum>
-  <w:abstractNum w:abstractNumId="28" w15:restartNumberingAfterBreak="0">
+  <w:abstractNum w:abstractNumId="30" w15:restartNumberingAfterBreak="0">
     <w:nsid w:val="62366FDF"/>
     <w:multiLevelType w:val="multilevel"/>
     <w:tmpl w:val="342C09BC"/>
@@ -21336,7 +24448,7 @@
       </w:rPr>
     </w:lvl>
   </w:abstractNum>
-  <w:abstractNum w:abstractNumId="29" w15:restartNumberingAfterBreak="0">
+  <w:abstractNum w:abstractNumId="31" w15:restartNumberingAfterBreak="0">
     <w:nsid w:val="62657C94"/>
     <w:multiLevelType w:val="multilevel"/>
     <w:tmpl w:val="1038A760"/>
@@ -21449,7 +24561,7 @@
       </w:pPr>
     </w:lvl>
   </w:abstractNum>
-  <w:abstractNum w:abstractNumId="30" w15:restartNumberingAfterBreak="0">
+  <w:abstractNum w:abstractNumId="32" w15:restartNumberingAfterBreak="0">
     <w:nsid w:val="63FC0790"/>
     <w:multiLevelType w:val="multilevel"/>
     <w:tmpl w:val="7B84F07C"/>
@@ -21598,7 +24710,7 @@
       </w:rPr>
     </w:lvl>
   </w:abstractNum>
-  <w:abstractNum w:abstractNumId="31" w15:restartNumberingAfterBreak="0">
+  <w:abstractNum w:abstractNumId="33" w15:restartNumberingAfterBreak="0">
     <w:nsid w:val="64D20596"/>
     <w:multiLevelType w:val="multilevel"/>
     <w:tmpl w:val="05247D10"/>
@@ -21711,7 +24823,124 @@
       </w:pPr>
     </w:lvl>
   </w:abstractNum>
-  <w:abstractNum w:abstractNumId="32" w15:restartNumberingAfterBreak="0">
+  <w:abstractNum w:abstractNumId="34" w15:restartNumberingAfterBreak="0">
+    <w:nsid w:val="683744B0"/>
+    <w:multiLevelType w:val="multilevel"/>
+    <w:tmpl w:val="D02CE6EA"/>
+    <w:lvl w:ilvl="0">
+      <w:start w:val="1"/>
+      <w:numFmt w:val="decimal"/>
+      <w:lvlText w:val="%1."/>
+      <w:lvlJc w:val="left"/>
+      <w:pPr>
+        <w:tabs>
+          <w:tab w:val="num" w:pos="720"/>
+        </w:tabs>
+        <w:ind w:left="720" w:hanging="360"/>
+      </w:pPr>
+    </w:lvl>
+    <w:lvl w:ilvl="1">
+      <w:start w:val="1"/>
+      <w:numFmt w:val="bullet"/>
+      <w:lvlText w:val=""/>
+      <w:lvlJc w:val="left"/>
+      <w:pPr>
+        <w:tabs>
+          <w:tab w:val="num" w:pos="1440"/>
+        </w:tabs>
+        <w:ind w:left="1440" w:hanging="360"/>
+      </w:pPr>
+      <w:rPr>
+        <w:rFonts w:ascii="Symbol" w:hAnsi="Symbol" w:hint="default"/>
+        <w:sz w:val="20"/>
+      </w:rPr>
+    </w:lvl>
+    <w:lvl w:ilvl="2" w:tentative="1">
+      <w:start w:val="1"/>
+      <w:numFmt w:val="decimal"/>
+      <w:lvlText w:val="%3."/>
+      <w:lvlJc w:val="left"/>
+      <w:pPr>
+        <w:tabs>
+          <w:tab w:val="num" w:pos="2160"/>
+        </w:tabs>
+        <w:ind w:left="2160" w:hanging="360"/>
+      </w:pPr>
+    </w:lvl>
+    <w:lvl w:ilvl="3" w:tentative="1">
+      <w:start w:val="1"/>
+      <w:numFmt w:val="decimal"/>
+      <w:lvlText w:val="%4."/>
+      <w:lvlJc w:val="left"/>
+      <w:pPr>
+        <w:tabs>
+          <w:tab w:val="num" w:pos="2880"/>
+        </w:tabs>
+        <w:ind w:left="2880" w:hanging="360"/>
+      </w:pPr>
+    </w:lvl>
+    <w:lvl w:ilvl="4" w:tentative="1">
+      <w:start w:val="1"/>
+      <w:numFmt w:val="decimal"/>
+      <w:lvlText w:val="%5."/>
+      <w:lvlJc w:val="left"/>
+      <w:pPr>
+        <w:tabs>
+          <w:tab w:val="num" w:pos="3600"/>
+        </w:tabs>
+        <w:ind w:left="3600" w:hanging="360"/>
+      </w:pPr>
+    </w:lvl>
+    <w:lvl w:ilvl="5" w:tentative="1">
+      <w:start w:val="1"/>
+      <w:numFmt w:val="decimal"/>
+      <w:lvlText w:val="%6."/>
+      <w:lvlJc w:val="left"/>
+      <w:pPr>
+        <w:tabs>
+          <w:tab w:val="num" w:pos="4320"/>
+        </w:tabs>
+        <w:ind w:left="4320" w:hanging="360"/>
+      </w:pPr>
+    </w:lvl>
+    <w:lvl w:ilvl="6" w:tentative="1">
+      <w:start w:val="1"/>
+      <w:numFmt w:val="decimal"/>
+      <w:lvlText w:val="%7."/>
+      <w:lvlJc w:val="left"/>
+      <w:pPr>
+        <w:tabs>
+          <w:tab w:val="num" w:pos="5040"/>
+        </w:tabs>
+        <w:ind w:left="5040" w:hanging="360"/>
+      </w:pPr>
+    </w:lvl>
+    <w:lvl w:ilvl="7" w:tentative="1">
+      <w:start w:val="1"/>
+      <w:numFmt w:val="decimal"/>
+      <w:lvlText w:val="%8."/>
+      <w:lvlJc w:val="left"/>
+      <w:pPr>
+        <w:tabs>
+          <w:tab w:val="num" w:pos="5760"/>
+        </w:tabs>
+        <w:ind w:left="5760" w:hanging="360"/>
+      </w:pPr>
+    </w:lvl>
+    <w:lvl w:ilvl="8" w:tentative="1">
+      <w:start w:val="1"/>
+      <w:numFmt w:val="decimal"/>
+      <w:lvlText w:val="%9."/>
+      <w:lvlJc w:val="left"/>
+      <w:pPr>
+        <w:tabs>
+          <w:tab w:val="num" w:pos="6480"/>
+        </w:tabs>
+        <w:ind w:left="6480" w:hanging="360"/>
+      </w:pPr>
+    </w:lvl>
+  </w:abstractNum>
+  <w:abstractNum w:abstractNumId="35" w15:restartNumberingAfterBreak="0">
     <w:nsid w:val="6C344CD1"/>
     <w:multiLevelType w:val="multilevel"/>
     <w:tmpl w:val="5E8219CA"/>
@@ -21824,7 +25053,7 @@
       </w:pPr>
     </w:lvl>
   </w:abstractNum>
-  <w:abstractNum w:abstractNumId="33" w15:restartNumberingAfterBreak="0">
+  <w:abstractNum w:abstractNumId="36" w15:restartNumberingAfterBreak="0">
     <w:nsid w:val="6FF13A85"/>
     <w:multiLevelType w:val="multilevel"/>
     <w:tmpl w:val="5DBC5F9E"/>
@@ -21973,7 +25202,7 @@
       </w:rPr>
     </w:lvl>
   </w:abstractNum>
-  <w:abstractNum w:abstractNumId="34" w15:restartNumberingAfterBreak="0">
+  <w:abstractNum w:abstractNumId="37" w15:restartNumberingAfterBreak="0">
     <w:nsid w:val="70577B46"/>
     <w:multiLevelType w:val="multilevel"/>
     <w:tmpl w:val="F8509BFA"/>
@@ -22126,106 +25355,115 @@
     <w:abstractNumId w:val="2"/>
   </w:num>
   <w:num w:numId="2" w16cid:durableId="1186214465">
-    <w:abstractNumId w:val="18"/>
+    <w:abstractNumId w:val="19"/>
   </w:num>
   <w:num w:numId="3" w16cid:durableId="766388802">
-    <w:abstractNumId w:val="26"/>
+    <w:abstractNumId w:val="28"/>
   </w:num>
   <w:num w:numId="4" w16cid:durableId="448210737">
-    <w:abstractNumId w:val="5"/>
+    <w:abstractNumId w:val="6"/>
   </w:num>
   <w:num w:numId="5" w16cid:durableId="1034160964">
-    <w:abstractNumId w:val="16"/>
+    <w:abstractNumId w:val="17"/>
   </w:num>
   <w:num w:numId="6" w16cid:durableId="961351404">
     <w:abstractNumId w:val="1"/>
   </w:num>
   <w:num w:numId="7" w16cid:durableId="1002395969">
+    <w:abstractNumId w:val="8"/>
+  </w:num>
+  <w:num w:numId="8" w16cid:durableId="486241418">
+    <w:abstractNumId w:val="31"/>
+  </w:num>
+  <w:num w:numId="9" w16cid:durableId="1578056249">
+    <w:abstractNumId w:val="16"/>
+  </w:num>
+  <w:num w:numId="10" w16cid:durableId="310447953">
+    <w:abstractNumId w:val="25"/>
+  </w:num>
+  <w:num w:numId="11" w16cid:durableId="80033114">
+    <w:abstractNumId w:val="13"/>
+  </w:num>
+  <w:num w:numId="12" w16cid:durableId="1224175347">
+    <w:abstractNumId w:val="29"/>
+  </w:num>
+  <w:num w:numId="13" w16cid:durableId="699621672">
+    <w:abstractNumId w:val="5"/>
+  </w:num>
+  <w:num w:numId="14" w16cid:durableId="189538333">
+    <w:abstractNumId w:val="22"/>
+  </w:num>
+  <w:num w:numId="15" w16cid:durableId="1307706125">
+    <w:abstractNumId w:val="23"/>
+  </w:num>
+  <w:num w:numId="16" w16cid:durableId="809515636">
+    <w:abstractNumId w:val="15"/>
+  </w:num>
+  <w:num w:numId="17" w16cid:durableId="929048109">
+    <w:abstractNumId w:val="27"/>
+  </w:num>
+  <w:num w:numId="18" w16cid:durableId="1914503270">
+    <w:abstractNumId w:val="12"/>
+  </w:num>
+  <w:num w:numId="19" w16cid:durableId="128129471">
+    <w:abstractNumId w:val="26"/>
+  </w:num>
+  <w:num w:numId="20" w16cid:durableId="1473521171">
+    <w:abstractNumId w:val="14"/>
+  </w:num>
+  <w:num w:numId="21" w16cid:durableId="660502787">
+    <w:abstractNumId w:val="37"/>
+  </w:num>
+  <w:num w:numId="22" w16cid:durableId="1839540186">
     <w:abstractNumId w:val="7"/>
   </w:num>
-  <w:num w:numId="8" w16cid:durableId="486241418">
-    <w:abstractNumId w:val="29"/>
+  <w:num w:numId="23" w16cid:durableId="1242178310">
+    <w:abstractNumId w:val="10"/>
   </w:num>
-  <w:num w:numId="9" w16cid:durableId="1578056249">
-    <w:abstractNumId w:val="15"/>
+  <w:num w:numId="24" w16cid:durableId="457574159">
+    <w:abstractNumId w:val="30"/>
   </w:num>
-  <w:num w:numId="10" w16cid:durableId="310447953">
-    <w:abstractNumId w:val="23"/>
+  <w:num w:numId="25" w16cid:durableId="276639680">
+    <w:abstractNumId w:val="32"/>
   </w:num>
-  <w:num w:numId="11" w16cid:durableId="80033114">
-    <w:abstractNumId w:val="12"/>
-  </w:num>
-  <w:num w:numId="12" w16cid:durableId="1224175347">
-    <w:abstractNumId w:val="27"/>
-  </w:num>
-  <w:num w:numId="13" w16cid:durableId="699621672">
-    <w:abstractNumId w:val="4"/>
-  </w:num>
-  <w:num w:numId="14" w16cid:durableId="189538333">
-    <w:abstractNumId w:val="21"/>
-  </w:num>
-  <w:num w:numId="15" w16cid:durableId="1307706125">
-    <w:abstractNumId w:val="22"/>
-  </w:num>
-  <w:num w:numId="16" w16cid:durableId="809515636">
-    <w:abstractNumId w:val="14"/>
-  </w:num>
-  <w:num w:numId="17" w16cid:durableId="929048109">
-    <w:abstractNumId w:val="25"/>
-  </w:num>
-  <w:num w:numId="18" w16cid:durableId="1914503270">
-    <w:abstractNumId w:val="11"/>
-  </w:num>
-  <w:num w:numId="19" w16cid:durableId="128129471">
-    <w:abstractNumId w:val="24"/>
-  </w:num>
-  <w:num w:numId="20" w16cid:durableId="1473521171">
-    <w:abstractNumId w:val="13"/>
-  </w:num>
-  <w:num w:numId="21" w16cid:durableId="660502787">
-    <w:abstractNumId w:val="34"/>
-  </w:num>
-  <w:num w:numId="22" w16cid:durableId="1839540186">
-    <w:abstractNumId w:val="6"/>
-  </w:num>
-  <w:num w:numId="23" w16cid:durableId="1242178310">
+  <w:num w:numId="26" w16cid:durableId="1714772451">
     <w:abstractNumId w:val="9"/>
   </w:num>
-  <w:num w:numId="24" w16cid:durableId="457574159">
-    <w:abstractNumId w:val="28"/>
-  </w:num>
-  <w:num w:numId="25" w16cid:durableId="276639680">
-    <w:abstractNumId w:val="30"/>
-  </w:num>
-  <w:num w:numId="26" w16cid:durableId="1714772451">
-    <w:abstractNumId w:val="8"/>
-  </w:num>
   <w:num w:numId="27" w16cid:durableId="1732343653">
-    <w:abstractNumId w:val="32"/>
+    <w:abstractNumId w:val="35"/>
   </w:num>
   <w:num w:numId="28" w16cid:durableId="2011829892">
-    <w:abstractNumId w:val="10"/>
+    <w:abstractNumId w:val="11"/>
   </w:num>
   <w:num w:numId="29" w16cid:durableId="397703047">
     <w:abstractNumId w:val="0"/>
   </w:num>
   <w:num w:numId="30" w16cid:durableId="1685127453">
-    <w:abstractNumId w:val="17"/>
+    <w:abstractNumId w:val="18"/>
   </w:num>
   <w:num w:numId="31" w16cid:durableId="1871600314">
-    <w:abstractNumId w:val="20"/>
+    <w:abstractNumId w:val="21"/>
   </w:num>
   <w:num w:numId="32" w16cid:durableId="1199657713">
-    <w:abstractNumId w:val="31"/>
+    <w:abstractNumId w:val="33"/>
   </w:num>
   <w:num w:numId="33" w16cid:durableId="125634364">
-    <w:abstractNumId w:val="33"/>
+    <w:abstractNumId w:val="36"/>
   </w:num>
   <w:num w:numId="34" w16cid:durableId="1580943416">
-    <w:abstractNumId w:val="19"/>
+    <w:abstractNumId w:val="20"/>
   </w:num>
   <w:num w:numId="35" w16cid:durableId="752552685">
     <w:abstractNumId w:val="3"/>
+  </w:num>
+  <w:num w:numId="36" w16cid:durableId="1217156798">
+    <w:abstractNumId w:val="4"/>
+  </w:num>
+  <w:num w:numId="37" w16cid:durableId="517546842">
+    <w:abstractNumId w:val="24"/>
+  </w:num>
+  <w:num w:numId="38" w16cid:durableId="548416776">
+    <w:abstractNumId w:val="34"/>
   </w:num>
 </w:numbering>
 </file>
